--- a/downloads/workbook/bridge-week-10.docx
+++ b/downloads/workbook/bridge-week-10.docx
@@ -979,6 +979,178 @@
         <w:t>Project connection: For Python readiness before the Responsible Plant Classifier, retain a trace of the values, the predicted outputs and the changed-case explanation. Use actual Python 3 results to check the prediction after reasoning first.</w:t>
       </w:r>
     </w:p>
+    <w:p>
+      <w:pPr>
+        <w:pStyle w:val="Heading1"/>
+      </w:pPr>
+      <w:r>
+        <w:t>13. Project portfolio milestone</w:t>
+      </w:r>
+    </w:p>
+    <w:p>
+      <w:r>
+        <w:t>Project: Python readiness portfolio</w:t>
+      </w:r>
+    </w:p>
+    <w:p>
+      <w:r>
+        <w:t>Current milestone: Python readiness portfolio. Keep runnable code, predictions, actual outputs, one repaired error and an explanation of a function on changed inputs.</w:t>
+      </w:r>
+    </w:p>
+    <w:p>
+      <w:r>
+        <w:t>For Python readiness before the Responsible Plant Classifier, retain a trace of the values, the predicted outputs and the changed-case explanation. Use actual Python 3 results to check the prediction after reasoning first.</w:t>
+      </w:r>
+    </w:p>
+    <w:tbl>
+      <w:tblPr>
+        <w:tblStyle w:val="LightShading-Accent1"/>
+        <w:tblW w:type="auto" w:w="0"/>
+        <w:tblLook w:firstColumn="1" w:firstRow="1" w:lastColumn="0" w:lastRow="0" w:noHBand="0" w:noVBand="1" w:val="04A0"/>
+      </w:tblPr>
+      <w:tblGrid>
+        <w:gridCol w:w="5112"/>
+        <w:gridCol w:w="5112"/>
+      </w:tblGrid>
+      <w:tr>
+        <w:trPr>
+          <w:tblHeader/>
+        </w:trPr>
+        <w:tc>
+          <w:tcPr>
+            <w:tcW w:type="dxa" w:w="5112"/>
+          </w:tcPr>
+          <w:p>
+            <w:r>
+              <w:t>Evidence to keep</w:t>
+            </w:r>
+          </w:p>
+        </w:tc>
+        <w:tc>
+          <w:tcPr>
+            <w:tcW w:type="dxa" w:w="5112"/>
+          </w:tcPr>
+          <w:p>
+            <w:r>
+              <w:t>My record</w:t>
+            </w:r>
+          </w:p>
+        </w:tc>
+      </w:tr>
+      <w:tr>
+        <w:tc>
+          <w:tcPr>
+            <w:tcW w:type="dxa" w:w="5112"/>
+          </w:tcPr>
+          <w:p>
+            <w:r>
+              <w:t>This week’s input and deciding step</w:t>
+            </w:r>
+          </w:p>
+        </w:tc>
+        <w:tc>
+          <w:tcPr>
+            <w:tcW w:type="dxa" w:w="5112"/>
+          </w:tcPr>
+          <w:p>
+            <w:r/>
+          </w:p>
+        </w:tc>
+      </w:tr>
+      <w:tr>
+        <w:tc>
+          <w:tcPr>
+            <w:tcW w:type="dxa" w:w="5112"/>
+          </w:tcPr>
+          <w:p>
+            <w:r>
+              <w:t>Prediction and actual result (or labelled paper trace)</w:t>
+            </w:r>
+          </w:p>
+        </w:tc>
+        <w:tc>
+          <w:tcPr>
+            <w:tcW w:type="dxa" w:w="5112"/>
+          </w:tcPr>
+          <w:p>
+            <w:r/>
+          </w:p>
+        </w:tc>
+      </w:tr>
+      <w:tr>
+        <w:tc>
+          <w:tcPr>
+            <w:tcW w:type="dxa" w:w="5112"/>
+          </w:tcPr>
+          <w:p>
+            <w:r>
+              <w:t>One change since the previous checkpoint and why</w:t>
+            </w:r>
+          </w:p>
+        </w:tc>
+        <w:tc>
+          <w:tcPr>
+            <w:tcW w:type="dxa" w:w="5112"/>
+          </w:tcPr>
+          <w:p>
+            <w:r/>
+          </w:p>
+        </w:tc>
+      </w:tr>
+      <w:tr>
+        <w:tc>
+          <w:tcPr>
+            <w:tcW w:type="dxa" w:w="5112"/>
+          </w:tcPr>
+          <w:p>
+            <w:r>
+              <w:t>One error or limit and the next test</w:t>
+            </w:r>
+          </w:p>
+        </w:tc>
+        <w:tc>
+          <w:tcPr>
+            <w:tcW w:type="dxa" w:w="5112"/>
+          </w:tcPr>
+          <w:p>
+            <w:r/>
+          </w:p>
+        </w:tc>
+      </w:tr>
+    </w:tbl>
+    <w:p>
+      <w:pPr>
+        <w:pStyle w:val="Heading3"/>
+      </w:pPr>
+      <w:r>
+        <w:t>Explain what this week adds to your project. Reuse last week’s record rather than starting again.</w:t>
+      </w:r>
+    </w:p>
+    <w:p>
+      <w:r>
+        <w:t>________________________________________________________________</w:t>
+      </w:r>
+    </w:p>
+    <w:p>
+      <w:r>
+        <w:t>________________________________________________________________</w:t>
+      </w:r>
+    </w:p>
+    <w:p>
+      <w:r>
+        <w:t>________________________________________________________________</w:t>
+      </w:r>
+    </w:p>
+    <w:p>
+      <w:r>
+        <w:t>________________________________________________________________</w:t>
+      </w:r>
+    </w:p>
+    <w:p>
+      <w:r>
+        <w:t>________________________________________________________________</w:t>
+      </w:r>
+    </w:p>
     <w:sectPr>
       <w:pgSz w:w="12240" w:h="15840"/>
       <w:pgMar w:top="936" w:right="1008" w:bottom="936" w:left="1008" w:header="720" w:footer="720" w:gutter="0"/>

--- a/downloads/workbook/bridge-week-10.docx
+++ b/downloads/workbook/bridge-week-10.docx
@@ -1151,6 +1151,248 @@
         <w:t>________________________________________________________________</w:t>
       </w:r>
     </w:p>
+    <w:p>
+      <w:pPr>
+        <w:pStyle w:val="Heading1"/>
+      </w:pPr>
+      <w:r>
+        <w:t>14. Supported practice and learning evidence</w:t>
+      </w:r>
+    </w:p>
+    <w:p>
+      <w:r>
+        <w:t>Use this supported practice once, in the browser or on paper. Keep the reserved independent assessment for a separate first attempt before teacher feedback.</w:t>
+      </w:r>
+    </w:p>
+    <w:p>
+      <w:r>
+        <w:t>A zero field is still present. A dictionary record describes a shelf. The program distinguishes missing data from an actual zero.</w:t>
+      </w:r>
+    </w:p>
+    <w:p>
+      <w:pPr>
+        <w:pStyle w:val="Heading3"/>
+      </w:pPr>
+      <w:r>
+        <w:t>Practice 1: explain the deciding evidence</w:t>
+      </w:r>
+    </w:p>
+    <w:p>
+      <w:r>
+        <w:t>Which labelled step matches this detail? "count" in shelf is True even though its value is zero.</w:t>
+      </w:r>
+    </w:p>
+    <w:p>
+      <w:r>
+        <w:t>1. Test key membership</w:t>
+      </w:r>
+    </w:p>
+    <w:p>
+      <w:r>
+        <w:t>2. Read an absent field</w:t>
+      </w:r>
+    </w:p>
+    <w:p>
+      <w:r>
+        <w:t>3. Read a stored field</w:t>
+      </w:r>
+    </w:p>
+    <w:p>
+      <w:pPr>
+        <w:pStyle w:val="Heading3"/>
+      </w:pPr>
+      <w:r>
+        <w:t>My selected conclusion, deciding fact and explanation</w:t>
+      </w:r>
+    </w:p>
+    <w:p>
+      <w:r>
+        <w:t>________________________________________________________________</w:t>
+      </w:r>
+    </w:p>
+    <w:p>
+      <w:r>
+        <w:t>________________________________________________________________</w:t>
+      </w:r>
+    </w:p>
+    <w:p>
+      <w:r>
+        <w:t>________________________________________________________________</w:t>
+      </w:r>
+    </w:p>
+    <w:p>
+      <w:r>
+        <w:t>________________________________________________________________</w:t>
+      </w:r>
+    </w:p>
+    <w:p>
+      <w:r>
+        <w:t>________________________________________________________________</w:t>
+      </w:r>
+    </w:p>
+    <w:p>
+      <w:r>
+        <w:t>Hint if needed: Read the steps in the pictorial case. Match the supplied detail to the stage that performs or records it.</w:t>
+      </w:r>
+    </w:p>
+    <w:p>
+      <w:r>
+        <w:t>After your attempt, compare with the supported explanation: Test key membership "count" in shelf is True even though its value is zero. Dictionary keys name fields. Presence is different from truthiness of a value; a measured zero should not be discarded as if the field were absent.</w:t>
+      </w:r>
+    </w:p>
+    <w:p>
+      <w:pPr>
+        <w:pStyle w:val="Heading3"/>
+      </w:pPr>
+      <w:r>
+        <w:t>Practice 2: explain the deciding evidence</w:t>
+      </w:r>
+    </w:p>
+    <w:p>
+      <w:r>
+        <w:t>Changed-case practice: Add the field price with value 0. Which conclusion is supported by the supplied facts?</w:t>
+      </w:r>
+    </w:p>
+    <w:p>
+      <w:r>
+        <w:t>1. The price lookup now returns 0 instead of None.</w:t>
+      </w:r>
+    </w:p>
+    <w:p>
+      <w:r>
+        <w:t>2. We can decide the result without examining the changed input or the procedure.</w:t>
+      </w:r>
+    </w:p>
+    <w:p>
+      <w:r>
+        <w:t>3. This one example guarantees correct results for every future input.</w:t>
+      </w:r>
+    </w:p>
+    <w:p>
+      <w:pPr>
+        <w:pStyle w:val="Heading3"/>
+      </w:pPr>
+      <w:r>
+        <w:t>My selected conclusion, deciding fact and explanation</w:t>
+      </w:r>
+    </w:p>
+    <w:p>
+      <w:r>
+        <w:t>________________________________________________________________</w:t>
+      </w:r>
+    </w:p>
+    <w:p>
+      <w:r>
+        <w:t>________________________________________________________________</w:t>
+      </w:r>
+    </w:p>
+    <w:p>
+      <w:r>
+        <w:t>________________________________________________________________</w:t>
+      </w:r>
+    </w:p>
+    <w:p>
+      <w:r>
+        <w:t>________________________________________________________________</w:t>
+      </w:r>
+    </w:p>
+    <w:p>
+      <w:r>
+        <w:t>________________________________________________________________</w:t>
+      </w:r>
+    </w:p>
+    <w:p>
+      <w:r>
+        <w:t>Hint if needed: Use the changed condition and the deciding step in the pictorial trace. The answer must say what follows from those facts.</w:t>
+      </w:r>
+    </w:p>
+    <w:p>
+      <w:r>
+        <w:t>After your attempt, compare with the supported explanation: The price lookup now returns 0 instead of None. A recorded zero is a present value, whereas the earlier lookup had no field.</w:t>
+      </w:r>
+    </w:p>
+    <w:p>
+      <w:pPr>
+        <w:pStyle w:val="Heading3"/>
+      </w:pPr>
+      <w:r>
+        <w:t>Repair a missing building block</w:t>
+      </w:r>
+    </w:p>
+    <w:p>
+      <w:r>
+        <w:t>Review Return values and local state (python-bridge/9). Goal: Use a returned value in a later calculation. Short practice: Trace the two returned values and explain why first stays seven. What happens if the caller tries to print result directly?. Return to this week and explain what you changed.</w:t>
+      </w:r>
+    </w:p>
+    <w:p>
+      <w:r>
+        <w:t>Review Lists and indexing (python-bridge/7). Goal: Distinguish a list index from the value stored at that position. Short practice: Label the three index positions. Predict all original outputs, then name the first output and stopping point after using index 3.. Return to this week and explain what you changed.</w:t>
+      </w:r>
+    </w:p>
+    <w:p>
+      <w:r>
+        <w:t>Review Boolean conditions (python-bridge/4). Goal: Translate stated requirements into comparisons. Short practice: Give both comparison results for ages 11, 15 and 16. Which comparison rejects each outside value, and why does and matter?. Return to this week and explain what you changed.</w:t>
+      </w:r>
+    </w:p>
+    <w:p>
+      <w:pPr>
+        <w:pStyle w:val="Heading3"/>
+      </w:pPr>
+      <w:r>
+        <w:t>Predict, run and debug</w:t>
+      </w:r>
+    </w:p>
+    <w:p>
+      <w:r>
+        <w:t>The browser lab lets you edit the supported Python examples already included in this lesson. Predict first, run, inspect the actual output or error, change one input, then run again. Keep code, predictions, actual results and a reasoned revision together. On paper, label your result as a trace rather than an execution.</w:t>
+      </w:r>
+    </w:p>
+    <w:p>
+      <w:pPr>
+        <w:pStyle w:val="Heading3"/>
+      </w:pPr>
+      <w:r>
+        <w:t>Keep your completed work</w:t>
+      </w:r>
+    </w:p>
+    <w:p>
+      <w:r>
+        <w:t>Use Download completed work in the hosted lesson to export your answers, reflections, practice feedback and code-run evidence. Open the HTML copy to read or print it. Drafts stay in this browser when storage is available; clear drafts on a shared device.</w:t>
+      </w:r>
+    </w:p>
+    <w:p>
+      <w:pPr>
+        <w:pStyle w:val="Heading3"/>
+      </w:pPr>
+      <w:r>
+        <w:t>What I repaired, the evidence I kept and the next test</w:t>
+      </w:r>
+    </w:p>
+    <w:p>
+      <w:r>
+        <w:t>________________________________________________________________</w:t>
+      </w:r>
+    </w:p>
+    <w:p>
+      <w:r>
+        <w:t>________________________________________________________________</w:t>
+      </w:r>
+    </w:p>
+    <w:p>
+      <w:r>
+        <w:t>________________________________________________________________</w:t>
+      </w:r>
+    </w:p>
+    <w:p>
+      <w:r>
+        <w:t>________________________________________________________________</w:t>
+      </w:r>
+    </w:p>
+    <w:p>
+      <w:r>
+        <w:t>________________________________________________________________</w:t>
+      </w:r>
+    </w:p>
     <w:sectPr>
       <w:pgSz w:w="12240" w:h="15840"/>
       <w:pgMar w:top="936" w:right="1008" w:bottom="936" w:left="1008" w:header="720" w:footer="720" w:gutter="0"/>

--- a/downloads/workbook/bridge-week-10.docx
+++ b/downloads/workbook/bridge-week-10.docx
@@ -30,33 +30,45 @@
     </w:p>
     <w:p>
       <w:r>
-        <w:t>Try the recall before opening notes. Then use a different colour or a labelled second line to correct your explanation.</w:t>
+        <w:t>Record your starting explanation for Dictionaries and records before opening notes. Show any later correction separately.</w:t>
       </w:r>
     </w:p>
     <w:p>
       <w:pPr>
-        <w:pStyle w:val="Heading3"/>
-      </w:pPr>
-      <w:r>
-        <w:t>Return values and local state</w:t>
+        <w:spacing w:line="336" w:lineRule="auto" w:after="180"/>
+      </w:pPr>
+      <w:r>
+        <w:rPr>
+          <w:b w:val="0"/>
+        </w:rPr>
+        <w:t>Try the recall before opening notes. Then use a different colour or a labelled second line to correct your explanation.</w:t>
       </w:r>
     </w:p>
     <w:p>
-      <w:r>
-        <w:t>Without opening the old lesson, explain one key idea from Return values and local state. Give an example and a mistake that the idea helps you avoid.</w:t>
+      <w:pPr>
+        <w:pStyle w:val="Heading3"/>
+      </w:pPr>
+      <w:r>
+        <w:t>Return values and local state</w:t>
       </w:r>
     </w:p>
     <w:p>
       <w:pPr>
-        <w:pStyle w:val="Heading3"/>
-      </w:pPr>
-      <w:r>
-        <w:t>My remembered idea, example and correction</w:t>
+        <w:spacing w:line="336" w:lineRule="auto" w:after="180"/>
+      </w:pPr>
+      <w:r>
+        <w:rPr>
+          <w:b w:val="0"/>
+        </w:rPr>
+        <w:t>Without opening the old lesson, explain one key idea from Return values and local state. Give an example and a mistake that the idea helps you avoid.</w:t>
       </w:r>
     </w:p>
     <w:p>
-      <w:r>
-        <w:t>________________________________________________________________</w:t>
+      <w:pPr>
+        <w:pStyle w:val="Heading3"/>
+      </w:pPr>
+      <w:r>
+        <w:t>My remembered idea, example and correction</w:t>
       </w:r>
     </w:p>
     <w:p>
@@ -70,29 +82,35 @@
       </w:r>
     </w:p>
     <w:p>
-      <w:pPr>
-        <w:pStyle w:val="Heading3"/>
-      </w:pPr>
-      <w:r>
-        <w:t>Lists and indexing</w:t>
+      <w:r>
+        <w:t>________________________________________________________________</w:t>
       </w:r>
     </w:p>
     <w:p>
-      <w:r>
-        <w:t>Without opening the old lesson, explain one key idea from Lists and indexing. Give an example and a mistake that the idea helps you avoid.</w:t>
+      <w:pPr>
+        <w:pStyle w:val="Heading3"/>
+      </w:pPr>
+      <w:r>
+        <w:t>Lists and indexing</w:t>
       </w:r>
     </w:p>
     <w:p>
       <w:pPr>
-        <w:pStyle w:val="Heading3"/>
-      </w:pPr>
-      <w:r>
-        <w:t>My remembered idea, example and correction</w:t>
+        <w:spacing w:line="336" w:lineRule="auto" w:after="180"/>
+      </w:pPr>
+      <w:r>
+        <w:rPr>
+          <w:b w:val="0"/>
+        </w:rPr>
+        <w:t>Without opening the old lesson, explain one key idea from Lists and indexing. Give an example and a mistake that the idea helps you avoid.</w:t>
       </w:r>
     </w:p>
     <w:p>
-      <w:r>
-        <w:t>________________________________________________________________</w:t>
+      <w:pPr>
+        <w:pStyle w:val="Heading3"/>
+      </w:pPr>
+      <w:r>
+        <w:t>My remembered idea, example and correction</w:t>
       </w:r>
     </w:p>
     <w:p>
@@ -106,29 +124,35 @@
       </w:r>
     </w:p>
     <w:p>
-      <w:pPr>
-        <w:pStyle w:val="Heading3"/>
-      </w:pPr>
-      <w:r>
-        <w:t>Boolean conditions</w:t>
+      <w:r>
+        <w:t>________________________________________________________________</w:t>
       </w:r>
     </w:p>
     <w:p>
-      <w:r>
-        <w:t>Without opening the old lesson, explain one key idea from Boolean conditions. Give an example and a mistake that the idea helps you avoid.</w:t>
+      <w:pPr>
+        <w:pStyle w:val="Heading3"/>
+      </w:pPr>
+      <w:r>
+        <w:t>Boolean conditions</w:t>
       </w:r>
     </w:p>
     <w:p>
       <w:pPr>
-        <w:pStyle w:val="Heading3"/>
-      </w:pPr>
-      <w:r>
-        <w:t>My remembered idea, example and correction</w:t>
+        <w:spacing w:line="336" w:lineRule="auto" w:after="180"/>
+      </w:pPr>
+      <w:r>
+        <w:rPr>
+          <w:b w:val="0"/>
+        </w:rPr>
+        <w:t>Without opening the old lesson, explain one key idea from Boolean conditions. Give an example and a mistake that the idea helps you avoid.</w:t>
       </w:r>
     </w:p>
     <w:p>
-      <w:r>
-        <w:t>________________________________________________________________</w:t>
+      <w:pPr>
+        <w:pStyle w:val="Heading3"/>
+      </w:pPr>
+      <w:r>
+        <w:t>My remembered idea, example and correction</w:t>
       </w:r>
     </w:p>
     <w:p>
@@ -142,16 +166,56 @@
       </w:r>
     </w:p>
     <w:p>
-      <w:pPr>
-        <w:pStyle w:val="Heading1"/>
-      </w:pPr>
-      <w:r>
-        <w:t>02. Practise with fading help</w:t>
+      <w:r>
+        <w:t>________________________________________________________________</w:t>
       </w:r>
     </w:p>
     <w:p>
-      <w:r>
-        <w:t>Use W2: Trace an update for Dictionaries and records. Record the answer once; the lesson and workbook refer to the same attempt.</w:t>
+      <w:pPr>
+        <w:pStyle w:val="Heading1"/>
+      </w:pPr>
+      <w:r>
+        <w:t>02. Practise with fading help</w:t>
+      </w:r>
+    </w:p>
+    <w:p>
+      <w:r>
+        <w:t>Complete the supported Dictionaries and records trace and record the first step you can explain without help.</w:t>
+      </w:r>
+    </w:p>
+    <w:p>
+      <w:pPr>
+        <w:spacing w:line="336" w:lineRule="auto" w:after="180"/>
+      </w:pPr>
+      <w:r>
+        <w:rPr>
+          <w:b w:val="0"/>
+        </w:rPr>
+        <w:t xml:space="preserve">Use W2: Trace an update for Dictionaries and </w:t>
+      </w:r>
+      <w:r>
+        <w:rPr>
+          <w:b/>
+        </w:rPr>
+        <w:t>record</w:t>
+      </w:r>
+      <w:r>
+        <w:rPr>
+          <w:b w:val="0"/>
+        </w:rPr>
+        <w:t xml:space="preserve">s. </w:t>
+      </w:r>
+      <w:r>
+        <w:rPr>
+          <w:b/>
+        </w:rPr>
+        <w:t>Record</w:t>
+      </w:r>
+      <w:r>
+        <w:rPr>
+          <w:b w:val="0"/>
+        </w:rPr>
+        <w:t xml:space="preserve"> the answer once; the lesson and workbook refer to the same attempt.</w:t>
       </w:r>
     </w:p>
     <w:tbl>
@@ -279,25 +343,49 @@
     </w:p>
     <w:p>
       <w:r>
-        <w:t>Use the worked case for Dictionaries and records. Proposed explanation: “A successful run proves the conclusion”. Decide whether this explanation is supported. Point to the step or supplied fact that decides; explain your repair if needed.</w:t>
+        <w:t>Check the proposed Dictionaries and records explanation against the supplied facts before discussing it.</w:t>
       </w:r>
     </w:p>
     <w:p>
       <w:pPr>
-        <w:pStyle w:val="Heading3"/>
-      </w:pPr>
-      <w:r>
-        <w:t>My explanation before partner discussion</w:t>
+        <w:spacing w:line="336" w:lineRule="auto" w:after="180"/>
+      </w:pPr>
+      <w:r>
+        <w:rPr>
+          <w:b w:val="0"/>
+        </w:rPr>
+        <w:t xml:space="preserve">Use the worked case for Dictionaries and </w:t>
+      </w:r>
+      <w:r>
+        <w:rPr>
+          <w:b/>
+        </w:rPr>
+        <w:t>record</w:t>
+      </w:r>
+      <w:r>
+        <w:rPr>
+          <w:b w:val="0"/>
+        </w:rPr>
+        <w:t>s. Proposed explanation: “A successful run proves the conclusion”. Decide whether this explanation is supported.</w:t>
       </w:r>
     </w:p>
     <w:p>
-      <w:r>
-        <w:t>________________________________________________________________</w:t>
+      <w:pPr>
+        <w:spacing w:line="336" w:lineRule="auto" w:after="180"/>
+      </w:pPr>
+      <w:r>
+        <w:rPr>
+          <w:b w:val="0"/>
+        </w:rPr>
+        <w:t>Point to the step or supplied fact that decides; explain your repair if needed.</w:t>
       </w:r>
     </w:p>
     <w:p>
-      <w:r>
-        <w:t>________________________________________________________________</w:t>
+      <w:pPr>
+        <w:pStyle w:val="Heading3"/>
+      </w:pPr>
+      <w:r>
+        <w:t>My explanation before partner discussion</w:t>
       </w:r>
     </w:p>
     <w:p>
@@ -311,24 +399,70 @@
       </w:r>
     </w:p>
     <w:p>
-      <w:pPr>
-        <w:pStyle w:val="Heading1"/>
-      </w:pPr>
-      <w:r>
-        <w:t>04. Independent transfer case</w:t>
+      <w:r>
+        <w:t>________________________________________________________________</w:t>
       </w:r>
     </w:p>
     <w:p>
-      <w:pPr>
-        <w:pStyle w:val="Heading3"/>
-      </w:pPr>
-      <w:r>
-        <w:t>Independent case: Read, update and pass a dictionary record</w:t>
+      <w:r>
+        <w:t>________________________________________________________________</w:t>
       </w:r>
     </w:p>
     <w:p>
-      <w:r>
-        <w:t>Predict the three outputs and trace the named-field update. Explain why zero and a missing count produce different results. If the condition becomes if not count, which supplied record is first handled incorrectly?</w:t>
+      <w:pPr>
+        <w:pStyle w:val="Heading1"/>
+      </w:pPr>
+      <w:r>
+        <w:t>04. Independent transfer case</w:t>
+      </w:r>
+    </w:p>
+    <w:p>
+      <w:r>
+        <w:t>Write one first attempt at the reserved independent case before feedback. Repeated copies of that case refer to the same recorded attempt.</w:t>
+      </w:r>
+    </w:p>
+    <w:p>
+      <w:pPr>
+        <w:pStyle w:val="Heading3"/>
+      </w:pPr>
+      <w:r>
+        <w:t>Independent case: Read, update and pass a dictionary record</w:t>
+      </w:r>
+    </w:p>
+    <w:p>
+      <w:pPr>
+        <w:spacing w:line="336" w:lineRule="auto" w:after="180"/>
+        <w:shd w:fill="F5F1FB"/>
+      </w:pPr>
+      <w:r>
+        <w:rPr>
+          <w:b w:val="0"/>
+        </w:rPr>
+        <w:t xml:space="preserve">Predict the three </w:t>
+      </w:r>
+      <w:r>
+        <w:rPr>
+          <w:b/>
+        </w:rPr>
+        <w:t>output</w:t>
+      </w:r>
+      <w:r>
+        <w:rPr>
+          <w:b w:val="0"/>
+        </w:rPr>
+        <w:t xml:space="preserve">s and trace the named-field update. Explain why zero and a missing count produce different results. If the condition becomes if not count, which supplied </w:t>
+      </w:r>
+      <w:r>
+        <w:rPr>
+          <w:b/>
+        </w:rPr>
+        <w:t>record</w:t>
+      </w:r>
+      <w:r>
+        <w:rPr>
+          <w:b w:val="0"/>
+        </w:rPr>
+        <w:t xml:space="preserve"> is first handled incorrectly?</w:t>
       </w:r>
     </w:p>
     <w:p>
@@ -403,8 +537,26 @@
       </w:r>
     </w:p>
     <w:p>
-      <w:r>
-        <w:t>Attempt this case before feedback. Record any help. Earlier examples below are further practice; a case already practised with feedback cannot establish fresh transfer.</w:t>
+      <w:pPr>
+        <w:spacing w:line="336" w:lineRule="auto" w:after="180"/>
+      </w:pPr>
+      <w:r>
+        <w:rPr>
+          <w:b w:val="0"/>
+        </w:rPr>
+        <w:t xml:space="preserve">Attempt this case before feedback. </w:t>
+      </w:r>
+      <w:r>
+        <w:rPr>
+          <w:b/>
+        </w:rPr>
+        <w:t>Record</w:t>
+      </w:r>
+      <w:r>
+        <w:rPr>
+          <w:b w:val="0"/>
+        </w:rPr>
+        <w:t xml:space="preserve"> any help. Earlier examples below are further practice; a case already practised with feedback cannot establish fresh transfer.</w:t>
       </w:r>
     </w:p>
     <w:p>
@@ -417,20 +569,26 @@
     </w:p>
     <w:p>
       <w:r>
-        <w:t>For {"name": "Red", "capacity": 9, "used": 2}, state the keys, value of used and remaining spaces.</w:t>
+        <w:t>Identify fields. Apply the supplied Dictionaries and records facts and keep your reasoning.</w:t>
       </w:r>
     </w:p>
     <w:p>
       <w:pPr>
-        <w:pStyle w:val="Heading3"/>
-      </w:pPr>
-      <w:r>
-        <w:t>My reasoning and evidence</w:t>
+        <w:spacing w:line="336" w:lineRule="auto" w:after="180"/>
+      </w:pPr>
+      <w:r>
+        <w:rPr>
+          <w:b w:val="0"/>
+        </w:rPr>
+        <w:t>For {"name": "Red", "capacity": 9, "used": 2}, state the keys, value of used and remaining spaces.</w:t>
       </w:r>
     </w:p>
     <w:p>
-      <w:r>
-        <w:t>________________________________________________________________</w:t>
+      <w:pPr>
+        <w:pStyle w:val="Heading3"/>
+      </w:pPr>
+      <w:r>
+        <w:t>My reasoning and evidence</w:t>
       </w:r>
     </w:p>
     <w:p>
@@ -459,34 +617,52 @@
       </w:r>
     </w:p>
     <w:p>
-      <w:pPr>
-        <w:pStyle w:val="Heading1"/>
-      </w:pPr>
-      <w:r>
-        <w:t>06. W2 Trace an update</w:t>
+      <w:r>
+        <w:t>________________________________________________________________</w:t>
       </w:r>
     </w:p>
     <w:p>
-      <w:r>
-        <w:t>Change the Red record used to 9. State remaining spaces and whether capacity changes.</w:t>
+      <w:pPr>
+        <w:pStyle w:val="Heading1"/>
+      </w:pPr>
+      <w:r>
+        <w:t>06. W2 Trace an update</w:t>
       </w:r>
     </w:p>
     <w:p>
-      <w:pPr>
-        <w:pStyle w:val="Heading3"/>
-      </w:pPr>
-      <w:r>
-        <w:t>My reasoning and evidence</w:t>
+      <w:r>
+        <w:t>Trace an update. Apply the supplied Dictionaries and records facts and keep your reasoning.</w:t>
       </w:r>
     </w:p>
     <w:p>
-      <w:r>
-        <w:t>________________________________________________________________</w:t>
+      <w:pPr>
+        <w:spacing w:line="336" w:lineRule="auto" w:after="180"/>
+      </w:pPr>
+      <w:r>
+        <w:rPr>
+          <w:b w:val="0"/>
+        </w:rPr>
+        <w:t xml:space="preserve">Change the Red </w:t>
+      </w:r>
+      <w:r>
+        <w:rPr>
+          <w:b/>
+        </w:rPr>
+        <w:t>record</w:t>
+      </w:r>
+      <w:r>
+        <w:rPr>
+          <w:b w:val="0"/>
+        </w:rPr>
+        <w:t xml:space="preserve"> used to 9. State remaining spaces and whether capacity changes.</w:t>
       </w:r>
     </w:p>
     <w:p>
-      <w:r>
-        <w:t>________________________________________________________________</w:t>
+      <w:pPr>
+        <w:pStyle w:val="Heading3"/>
+      </w:pPr>
+      <w:r>
+        <w:t>My reasoning and evidence</w:t>
       </w:r>
     </w:p>
     <w:p>
@@ -510,39 +686,69 @@
       </w:r>
     </w:p>
     <w:p>
-      <w:pPr>
-        <w:pStyle w:val="Heading1"/>
-      </w:pPr>
-      <w:r>
-        <w:t>07. W3 Repair a lookup</w:t>
+      <w:r>
+        <w:t>________________________________________________________________</w:t>
       </w:r>
     </w:p>
     <w:p>
       <w:r>
-        <w:t>The code reads record["Used"] from the Red record. Explain the error and repair it without adding a field.</w:t>
+        <w:t>________________________________________________________________</w:t>
       </w:r>
     </w:p>
     <w:p>
       <w:pPr>
-        <w:pStyle w:val="Heading3"/>
-      </w:pPr>
-      <w:r>
-        <w:t>My reasoning and evidence</w:t>
+        <w:pStyle w:val="Heading1"/>
+      </w:pPr>
+      <w:r>
+        <w:t>07. W3 Repair a lookup</w:t>
       </w:r>
     </w:p>
     <w:p>
       <w:r>
-        <w:t>________________________________________________________________</w:t>
+        <w:t>Repair a lookup. Apply the supplied Dictionaries and records facts and keep your reasoning.</w:t>
       </w:r>
     </w:p>
     <w:p>
-      <w:r>
-        <w:t>________________________________________________________________</w:t>
+      <w:pPr>
+        <w:spacing w:line="336" w:lineRule="auto" w:after="180"/>
+      </w:pPr>
+      <w:r>
+        <w:rPr>
+          <w:b w:val="0"/>
+        </w:rPr>
+        <w:t xml:space="preserve">The code reads </w:t>
+      </w:r>
+      <w:r>
+        <w:rPr>
+          <w:b/>
+        </w:rPr>
+        <w:t>record</w:t>
+      </w:r>
+      <w:r>
+        <w:rPr>
+          <w:b w:val="0"/>
+        </w:rPr>
+        <w:t xml:space="preserve">["Used"] from the Red </w:t>
+      </w:r>
+      <w:r>
+        <w:rPr>
+          <w:b/>
+        </w:rPr>
+        <w:t>record</w:t>
+      </w:r>
+      <w:r>
+        <w:rPr>
+          <w:b w:val="0"/>
+        </w:rPr>
+        <w:t>. Explain the error and repair it without adding a field.</w:t>
       </w:r>
     </w:p>
     <w:p>
-      <w:r>
-        <w:t>________________________________________________________________</w:t>
+      <w:pPr>
+        <w:pStyle w:val="Heading3"/>
+      </w:pPr>
+      <w:r>
+        <w:t>My reasoning and evidence</w:t>
       </w:r>
     </w:p>
     <w:p>
@@ -561,44 +767,62 @@
       </w:r>
     </w:p>
     <w:p>
-      <w:pPr>
-        <w:pStyle w:val="Heading1"/>
-      </w:pPr>
-      <w:r>
-        <w:t>08. W4 Build a record independently</w:t>
+      <w:r>
+        <w:t>________________________________________________________________</w:t>
       </w:r>
     </w:p>
     <w:p>
       <w:r>
-        <w:t>Create a Green record with capacity 15 and used 6. Pass its fields to remaining and store the result. Update used to 10 and repeat. Predict both results.</w:t>
+        <w:t>________________________________________________________________</w:t>
       </w:r>
     </w:p>
     <w:p>
-      <w:pPr>
-        <w:pStyle w:val="Heading3"/>
-      </w:pPr>
-      <w:r>
-        <w:t>My reasoning and evidence</w:t>
+      <w:r>
+        <w:t>________________________________________________________________</w:t>
       </w:r>
     </w:p>
     <w:p>
-      <w:r>
-        <w:t>________________________________________________________________</w:t>
+      <w:pPr>
+        <w:pStyle w:val="Heading1"/>
+      </w:pPr>
+      <w:r>
+        <w:t>08. W4 Build a record independently</w:t>
       </w:r>
     </w:p>
     <w:p>
       <w:r>
-        <w:t>________________________________________________________________</w:t>
+        <w:t>Attempt before feedback. If this repeats the selected independent case, reuse that first attempt; otherwise keep a separate record. Build a record independently. Apply the supplied Dictionaries and records facts and keep your reasoning.</w:t>
       </w:r>
     </w:p>
     <w:p>
-      <w:r>
-        <w:t>________________________________________________________________</w:t>
+      <w:pPr>
+        <w:spacing w:line="336" w:lineRule="auto" w:after="180"/>
+      </w:pPr>
+      <w:r>
+        <w:rPr>
+          <w:b w:val="0"/>
+        </w:rPr>
+        <w:t xml:space="preserve">Create a Green </w:t>
+      </w:r>
+      <w:r>
+        <w:rPr>
+          <w:b/>
+        </w:rPr>
+        <w:t>record</w:t>
+      </w:r>
+      <w:r>
+        <w:rPr>
+          <w:b w:val="0"/>
+        </w:rPr>
+        <w:t xml:space="preserve"> with capacity 15 and used 6. Pass its fields to remaining and store the result. Update used to 10 and repeat. Predict both results.</w:t>
       </w:r>
     </w:p>
     <w:p>
-      <w:r>
-        <w:t>________________________________________________________________</w:t>
+      <w:pPr>
+        <w:pStyle w:val="Heading3"/>
+      </w:pPr>
+      <w:r>
+        <w:t>My reasoning and evidence</w:t>
       </w:r>
     </w:p>
     <w:p>
@@ -622,24 +846,18 @@
       </w:r>
     </w:p>
     <w:p>
-      <w:pPr>
-        <w:pStyle w:val="Heading1"/>
-      </w:pPr>
-      <w:r>
-        <w:t>09. W5 Check the contract</w:t>
+      <w:r>
+        <w:t>________________________________________________________________</w:t>
       </w:r>
     </w:p>
     <w:p>
       <w:r>
-        <w:t>A record has capacity 3 and used 4. It gives -1 spaces without an error. Should it be accepted? Explain.</w:t>
+        <w:t>________________________________________________________________</w:t>
       </w:r>
     </w:p>
     <w:p>
-      <w:pPr>
-        <w:pStyle w:val="Heading3"/>
-      </w:pPr>
-      <w:r>
-        <w:t>My reasoning and evidence</w:t>
+      <w:r>
+        <w:t>________________________________________________________________</w:t>
       </w:r>
     </w:p>
     <w:p>
@@ -648,23 +866,47 @@
       </w:r>
     </w:p>
     <w:p>
-      <w:r>
-        <w:t>________________________________________________________________</w:t>
+      <w:pPr>
+        <w:pStyle w:val="Heading1"/>
+      </w:pPr>
+      <w:r>
+        <w:t>09. W5 Check the contract</w:t>
       </w:r>
     </w:p>
     <w:p>
       <w:r>
-        <w:t>________________________________________________________________</w:t>
+        <w:t>Check the contract. Apply the supplied Dictionaries and records facts and keep your reasoning.</w:t>
       </w:r>
     </w:p>
     <w:p>
-      <w:r>
-        <w:t>________________________________________________________________</w:t>
+      <w:pPr>
+        <w:spacing w:line="336" w:lineRule="auto" w:after="180"/>
+      </w:pPr>
+      <w:r>
+        <w:rPr>
+          <w:b w:val="0"/>
+        </w:rPr>
+        <w:t xml:space="preserve">A </w:t>
+      </w:r>
+      <w:r>
+        <w:rPr>
+          <w:b/>
+        </w:rPr>
+        <w:t>record</w:t>
+      </w:r>
+      <w:r>
+        <w:rPr>
+          <w:b w:val="0"/>
+        </w:rPr>
+        <w:t xml:space="preserve"> has capacity 3 and used 4. It gives -1 spaces without an error. Should it be accepted? Explain.</w:t>
       </w:r>
     </w:p>
     <w:p>
-      <w:r>
-        <w:t>________________________________________________________________</w:t>
+      <w:pPr>
+        <w:pStyle w:val="Heading3"/>
+      </w:pPr>
+      <w:r>
+        <w:t>My reasoning and evidence</w:t>
       </w:r>
     </w:p>
     <w:p>
@@ -673,24 +915,18 @@
       </w:r>
     </w:p>
     <w:p>
-      <w:pPr>
-        <w:pStyle w:val="Heading1"/>
-      </w:pPr>
-      <w:r>
-        <w:t>10. Project checkpoint and reflection</w:t>
+      <w:r>
+        <w:t>________________________________________________________________</w:t>
       </w:r>
     </w:p>
     <w:p>
       <w:r>
-        <w:t>Add a labelled dictionaries and records evidence sheet to Python readiness portfolio. Show how you can read and update named dictionary fields. Use the supplied fictional case and keep its inputs, intermediate steps, calculation or prediction, and limitation. Connect this record to last week’s record; a matching answer without a trace is insufficient.</w:t>
+        <w:t>________________________________________________________________</w:t>
       </w:r>
     </w:p>
     <w:p>
-      <w:pPr>
-        <w:pStyle w:val="Heading3"/>
-      </w:pPr>
-      <w:r>
-        <w:t>My project change, supporting evidence and remaining limit</w:t>
+      <w:r>
+        <w:t>________________________________________________________________</w:t>
       </w:r>
     </w:p>
     <w:p>
@@ -704,31 +940,173 @@
       </w:r>
     </w:p>
     <w:p>
-      <w:r>
-        <w:t>________________________________________________________________</w:t>
+      <w:pPr>
+        <w:pStyle w:val="Heading1"/>
+      </w:pPr>
+      <w:r>
+        <w:t>10. Project checkpoint and reflection</w:t>
       </w:r>
     </w:p>
     <w:p>
       <w:r>
-        <w:t>________________________________________________________________</w:t>
+        <w:t>Connect Dictionaries and records to Python readiness portfolio, identify a limit and choose the next useful test.</w:t>
       </w:r>
     </w:p>
     <w:p>
-      <w:r>
-        <w:t>________________________________________________________________</w:t>
+      <w:pPr>
+        <w:spacing w:line="336" w:lineRule="auto" w:after="180"/>
+      </w:pPr>
+      <w:r>
+        <w:rPr>
+          <w:b w:val="0"/>
+        </w:rPr>
+        <w:t xml:space="preserve">Add a labelled dictionaries and </w:t>
+      </w:r>
+      <w:r>
+        <w:rPr>
+          <w:b/>
+        </w:rPr>
+        <w:t>record</w:t>
+      </w:r>
+      <w:r>
+        <w:rPr>
+          <w:b w:val="0"/>
+        </w:rPr>
+        <w:t xml:space="preserve">s </w:t>
+      </w:r>
+      <w:r>
+        <w:rPr>
+          <w:b/>
+        </w:rPr>
+        <w:t>evidence</w:t>
+      </w:r>
+      <w:r>
+        <w:rPr>
+          <w:b w:val="0"/>
+        </w:rPr>
+        <w:t xml:space="preserve"> sheet to Python readiness portfolio. Show how you can read and update named </w:t>
+      </w:r>
+      <w:r>
+        <w:rPr>
+          <w:b/>
+        </w:rPr>
+        <w:t>dictionary</w:t>
+      </w:r>
+      <w:r>
+        <w:rPr>
+          <w:b w:val="0"/>
+        </w:rPr>
+        <w:t xml:space="preserve"> fields.</w:t>
       </w:r>
     </w:p>
     <w:p>
-      <w:r>
-        <w:t>________________________________________________________________</w:t>
+      <w:pPr>
+        <w:spacing w:line="336" w:lineRule="auto" w:after="180"/>
+      </w:pPr>
+      <w:r>
+        <w:rPr>
+          <w:b w:val="0"/>
+        </w:rPr>
+        <w:t xml:space="preserve">Use the supplied fictional case and keep its </w:t>
+      </w:r>
+      <w:r>
+        <w:rPr>
+          <w:b/>
+        </w:rPr>
+        <w:t>input</w:t>
+      </w:r>
+      <w:r>
+        <w:rPr>
+          <w:b w:val="0"/>
+        </w:rPr>
+        <w:t xml:space="preserve">s, intermediate steps, calculation or </w:t>
+      </w:r>
+      <w:r>
+        <w:rPr>
+          <w:b/>
+        </w:rPr>
+        <w:t>prediction</w:t>
+      </w:r>
+      <w:r>
+        <w:rPr>
+          <w:b w:val="0"/>
+        </w:rPr>
+        <w:t xml:space="preserve">, and limitation. Connect this </w:t>
+      </w:r>
+      <w:r>
+        <w:rPr>
+          <w:b/>
+        </w:rPr>
+        <w:t>record</w:t>
+      </w:r>
+      <w:r>
+        <w:rPr>
+          <w:b w:val="0"/>
+        </w:rPr>
+        <w:t xml:space="preserve"> to last week’s </w:t>
+      </w:r>
+      <w:r>
+        <w:rPr>
+          <w:b/>
+        </w:rPr>
+        <w:t>record</w:t>
+      </w:r>
+      <w:r>
+        <w:rPr>
+          <w:b w:val="0"/>
+        </w:rPr>
+        <w:t>; a matching answer without a trace is insufficient.</w:t>
       </w:r>
     </w:p>
     <w:p>
       <w:pPr>
+        <w:pStyle w:val="Heading3"/>
+      </w:pPr>
+      <w:r>
+        <w:t>My project change, supporting evidence and remaining limit</w:t>
+      </w:r>
+    </w:p>
+    <w:p>
+      <w:r>
+        <w:t>________________________________________________________________</w:t>
+      </w:r>
+    </w:p>
+    <w:p>
+      <w:r>
+        <w:t>________________________________________________________________</w:t>
+      </w:r>
+    </w:p>
+    <w:p>
+      <w:r>
+        <w:t>________________________________________________________________</w:t>
+      </w:r>
+    </w:p>
+    <w:p>
+      <w:r>
+        <w:t>________________________________________________________________</w:t>
+      </w:r>
+    </w:p>
+    <w:p>
+      <w:r>
+        <w:t>________________________________________________________________</w:t>
+      </w:r>
+    </w:p>
+    <w:p>
+      <w:r>
+        <w:t>________________________________________________________________</w:t>
+      </w:r>
+    </w:p>
+    <w:p>
+      <w:pPr>
         <w:pStyle w:val="Heading1"/>
       </w:pPr>
       <w:r>
         <w:t>11. Feedback, return check and learning record</w:t>
+      </w:r>
+    </w:p>
+    <w:p>
+      <w:r>
+        <w:t>Record the first repaired step and a different case to revisit after a delay.</w:t>
       </w:r>
     </w:p>
     <w:tbl>
@@ -868,7 +1246,13 @@
       </w:tr>
     </w:tbl>
     <w:p>
-      <w:r>
+      <w:pPr>
+        <w:spacing w:line="336" w:lineRule="auto" w:after="180"/>
+      </w:pPr>
+      <w:r>
+        <w:rPr>
+          <w:b w:val="0"/>
+        </w:rPr>
         <w:t>Revisit this idea with your teacher after a delay. Familiarity is different from explaining and using it on a changed case.</w:t>
       </w:r>
     </w:p>
@@ -882,11 +1266,52 @@
     </w:p>
     <w:p>
       <w:r>
-        <w:t>A zero field is still present. A dictionary record describes a shelf. The program distinguishes missing data from an actual zero.</w:t>
+        <w:t>A zero field is still present. A dictionary record describes a shelf. The program distinguishes missing data from an actual zero. Explain the labelled step before checking the changed condition.</w:t>
       </w:r>
     </w:p>
     <w:p>
-      <w:r>
+      <w:pPr>
+        <w:spacing w:line="336" w:lineRule="auto" w:after="180"/>
+      </w:pPr>
+      <w:r>
+        <w:rPr>
+          <w:b w:val="0"/>
+        </w:rPr>
+        <w:t xml:space="preserve">A zero field is still present. A </w:t>
+      </w:r>
+      <w:r>
+        <w:rPr>
+          <w:b/>
+        </w:rPr>
+        <w:t>dictionary</w:t>
+      </w:r>
+      <w:r>
+        <w:rPr>
+          <w:b w:val="0"/>
+        </w:rPr>
+        <w:t xml:space="preserve"> </w:t>
+      </w:r>
+      <w:r>
+        <w:rPr>
+          <w:b/>
+        </w:rPr>
+        <w:t>record</w:t>
+      </w:r>
+      <w:r>
+        <w:rPr>
+          <w:b w:val="0"/>
+        </w:rPr>
+        <w:t xml:space="preserve"> describes a shelf. The program distinguishes missing data from an actual zero.</w:t>
+      </w:r>
+    </w:p>
+    <w:p>
+      <w:pPr>
+        <w:spacing w:line="336" w:lineRule="auto" w:after="180"/>
+      </w:pPr>
+      <w:r>
+        <w:rPr>
+          <w:b w:val="0"/>
+        </w:rPr>
         <w:t>Python 3: shelf={"count":0,"name":"Atlas"}; print(shelf["count"]); print(shelf.get("price")); print("count" in shelf).</w:t>
       </w:r>
     </w:p>
@@ -927,8 +1352,26 @@
       </w:r>
     </w:p>
     <w:p>
-      <w:r>
-        <w:t>Predict all three original outputs. Explain the difference between count=0 and missing price, then predict the lookup after price=0 is added.</w:t>
+      <w:pPr>
+        <w:spacing w:line="336" w:lineRule="auto" w:after="180"/>
+      </w:pPr>
+      <w:r>
+        <w:rPr>
+          <w:b w:val="0"/>
+        </w:rPr>
+        <w:t xml:space="preserve">Predict all three original </w:t>
+      </w:r>
+      <w:r>
+        <w:rPr>
+          <w:b/>
+        </w:rPr>
+        <w:t>output</w:t>
+      </w:r>
+      <w:r>
+        <w:rPr>
+          <w:b w:val="0"/>
+        </w:rPr>
+        <w:t>s. Explain the difference between count=0 and missing price, then predict the lookup after price=0 is added.</w:t>
       </w:r>
     </w:p>
     <w:p>
@@ -970,36 +1413,199 @@
       </w:r>
     </w:p>
     <w:p>
-      <w:r>
-        <w:t>Support used: alone / hint / worked example. This record is practice evidence.</w:t>
+      <w:pPr>
+        <w:pStyle w:val="Heading3"/>
+      </w:pPr>
+      <w:r>
+        <w:t>Record the help used</w:t>
       </w:r>
     </w:p>
     <w:p>
-      <w:r>
-        <w:t>Project connection: For Python readiness before the Responsible Plant Classifier, retain a trace of the values, the predicted outputs and the changed-case explanation. Use actual Python 3 results to check the prediction after reasoning first.</w:t>
+      <w:pPr>
+        <w:spacing w:line="336" w:lineRule="auto" w:after="180"/>
+        <w:shd w:fill="F1F6F8"/>
+      </w:pPr>
+      <w:r>
+        <w:rPr>
+          <w:b w:val="0"/>
+        </w:rPr>
+        <w:t xml:space="preserve">Support used: alone / hint / worked example. This </w:t>
+      </w:r>
+      <w:r>
+        <w:rPr>
+          <w:b/>
+        </w:rPr>
+        <w:t>record</w:t>
+      </w:r>
+      <w:r>
+        <w:rPr>
+          <w:b w:val="0"/>
+        </w:rPr>
+        <w:t xml:space="preserve"> is practice </w:t>
+      </w:r>
+      <w:r>
+        <w:rPr>
+          <w:b/>
+        </w:rPr>
+        <w:t>evidence</w:t>
+      </w:r>
+      <w:r>
+        <w:rPr>
+          <w:b w:val="0"/>
+        </w:rPr>
+        <w:t>.</w:t>
       </w:r>
     </w:p>
     <w:p>
       <w:pPr>
-        <w:pStyle w:val="Heading1"/>
-      </w:pPr>
-      <w:r>
-        <w:t>13. Project portfolio milestone</w:t>
+        <w:spacing w:line="336" w:lineRule="auto" w:after="180"/>
+      </w:pPr>
+      <w:r>
+        <w:rPr>
+          <w:b w:val="0"/>
+        </w:rPr>
+        <w:t xml:space="preserve">Project connection: For Python readiness before the Responsible Plant Classifier, retain a trace of the values, the predicted </w:t>
+      </w:r>
+      <w:r>
+        <w:rPr>
+          <w:b/>
+        </w:rPr>
+        <w:t>output</w:t>
+      </w:r>
+      <w:r>
+        <w:rPr>
+          <w:b w:val="0"/>
+        </w:rPr>
+        <w:t>s and the changed-case explanation.</w:t>
       </w:r>
     </w:p>
     <w:p>
-      <w:r>
-        <w:t>Project: Python readiness portfolio</w:t>
+      <w:pPr>
+        <w:spacing w:line="336" w:lineRule="auto" w:after="180"/>
+      </w:pPr>
+      <w:r>
+        <w:rPr>
+          <w:b w:val="0"/>
+        </w:rPr>
+        <w:t xml:space="preserve">Use actual Python 3 results to check the </w:t>
+      </w:r>
+      <w:r>
+        <w:rPr>
+          <w:b/>
+        </w:rPr>
+        <w:t>prediction</w:t>
+      </w:r>
+      <w:r>
+        <w:rPr>
+          <w:b w:val="0"/>
+        </w:rPr>
+        <w:t xml:space="preserve"> after reasoning first.</w:t>
       </w:r>
     </w:p>
     <w:p>
-      <w:r>
-        <w:t>Current milestone: Python readiness portfolio. Keep runnable code, predictions, actual outputs, one repaired error and an explanation of a function on changed inputs.</w:t>
+      <w:pPr>
+        <w:pStyle w:val="Heading1"/>
+      </w:pPr>
+      <w:r>
+        <w:t>13. Project portfolio milestone</w:t>
       </w:r>
     </w:p>
     <w:p>
       <w:r>
-        <w:t>For Python readiness before the Responsible Plant Classifier, retain a trace of the values, the predicted outputs and the changed-case explanation. Use actual Python 3 results to check the prediction after reasoning first.</w:t>
+        <w:t>Keep this week’s input, deciding step, result and limit together in the Python readiness portfolio record.</w:t>
+      </w:r>
+    </w:p>
+    <w:p>
+      <w:pPr>
+        <w:spacing w:line="336" w:lineRule="auto" w:after="180"/>
+      </w:pPr>
+      <w:r>
+        <w:rPr>
+          <w:b w:val="0"/>
+        </w:rPr>
+        <w:t>Project: Python readiness portfolio</w:t>
+      </w:r>
+    </w:p>
+    <w:p>
+      <w:pPr>
+        <w:spacing w:line="336" w:lineRule="auto" w:after="180"/>
+      </w:pPr>
+      <w:r>
+        <w:rPr>
+          <w:b w:val="0"/>
+        </w:rPr>
+        <w:t xml:space="preserve">Current milestone: Python readiness portfolio. Keep runnable code, </w:t>
+      </w:r>
+      <w:r>
+        <w:rPr>
+          <w:b/>
+        </w:rPr>
+        <w:t>prediction</w:t>
+      </w:r>
+      <w:r>
+        <w:rPr>
+          <w:b w:val="0"/>
+        </w:rPr>
+        <w:t xml:space="preserve">s, actual </w:t>
+      </w:r>
+      <w:r>
+        <w:rPr>
+          <w:b/>
+        </w:rPr>
+        <w:t>output</w:t>
+      </w:r>
+      <w:r>
+        <w:rPr>
+          <w:b w:val="0"/>
+        </w:rPr>
+        <w:t xml:space="preserve">s, one repaired error and an explanation of a function on changed </w:t>
+      </w:r>
+      <w:r>
+        <w:rPr>
+          <w:b/>
+        </w:rPr>
+        <w:t>input</w:t>
+      </w:r>
+      <w:r>
+        <w:rPr>
+          <w:b w:val="0"/>
+        </w:rPr>
+        <w:t>s.</w:t>
+      </w:r>
+    </w:p>
+    <w:p>
+      <w:pPr>
+        <w:spacing w:line="336" w:lineRule="auto" w:after="180"/>
+      </w:pPr>
+      <w:r>
+        <w:rPr>
+          <w:b w:val="0"/>
+        </w:rPr>
+        <w:t xml:space="preserve">For Python readiness before the Responsible Plant Classifier, retain a trace of the values, the predicted </w:t>
+      </w:r>
+      <w:r>
+        <w:rPr>
+          <w:b/>
+        </w:rPr>
+        <w:t>output</w:t>
+      </w:r>
+      <w:r>
+        <w:rPr>
+          <w:b w:val="0"/>
+        </w:rPr>
+        <w:t xml:space="preserve">s and the changed-case explanation. Use actual Python 3 results to check the </w:t>
+      </w:r>
+      <w:r>
+        <w:rPr>
+          <w:b/>
+        </w:rPr>
+        <w:t>prediction</w:t>
+      </w:r>
+      <w:r>
+        <w:rPr>
+          <w:b w:val="0"/>
+        </w:rPr>
+        <w:t xml:space="preserve"> after reasoning first.</w:t>
       </w:r>
     </w:p>
     <w:tbl>
@@ -1161,53 +1767,116 @@
     </w:p>
     <w:p>
       <w:r>
-        <w:t>Use this supported practice once, in the browser or on paper. Keep the reserved independent assessment for a separate first attempt before teacher feedback.</w:t>
+        <w:t>Try the supported questions before comparing with hints and feedback. Record what you repaired and the evidence you retained.</w:t>
       </w:r>
     </w:p>
     <w:p>
-      <w:r>
-        <w:t>A zero field is still present. A dictionary record describes a shelf. The program distinguishes missing data from an actual zero.</w:t>
+      <w:pPr>
+        <w:spacing w:line="336" w:lineRule="auto" w:after="180"/>
+      </w:pPr>
+      <w:r>
+        <w:rPr>
+          <w:b w:val="0"/>
+        </w:rPr>
+        <w:t>Use this supported practice once, in the browser or on paper. Keep the reserved independent assessment for a separate first attempt before teacher feedback.</w:t>
       </w:r>
     </w:p>
     <w:p>
       <w:pPr>
-        <w:pStyle w:val="Heading3"/>
-      </w:pPr>
-      <w:r>
-        <w:t>Practice 1: explain the deciding evidence</w:t>
+        <w:spacing w:line="336" w:lineRule="auto" w:after="180"/>
+      </w:pPr>
+      <w:r>
+        <w:rPr>
+          <w:b w:val="0"/>
+        </w:rPr>
+        <w:t xml:space="preserve">A zero field is still present. A </w:t>
+      </w:r>
+      <w:r>
+        <w:rPr>
+          <w:b/>
+        </w:rPr>
+        <w:t>dictionary</w:t>
+      </w:r>
+      <w:r>
+        <w:rPr>
+          <w:b w:val="0"/>
+        </w:rPr>
+        <w:t xml:space="preserve"> </w:t>
+      </w:r>
+      <w:r>
+        <w:rPr>
+          <w:b/>
+        </w:rPr>
+        <w:t>record</w:t>
+      </w:r>
+      <w:r>
+        <w:rPr>
+          <w:b w:val="0"/>
+        </w:rPr>
+        <w:t xml:space="preserve"> describes a shelf. The program distinguishes missing data from an actual zero.</w:t>
       </w:r>
     </w:p>
     <w:p>
-      <w:r>
-        <w:t>Which labelled step matches this detail? "count" in shelf is True even though its value is zero.</w:t>
+      <w:pPr>
+        <w:pStyle w:val="Heading3"/>
+      </w:pPr>
+      <w:r>
+        <w:t>Practice 1: explain the deciding evidence</w:t>
       </w:r>
     </w:p>
     <w:p>
-      <w:r>
-        <w:t>1. Test key membership</w:t>
+      <w:pPr>
+        <w:spacing w:line="336" w:lineRule="auto" w:after="180"/>
+      </w:pPr>
+      <w:r>
+        <w:rPr>
+          <w:b w:val="0"/>
+        </w:rPr>
+        <w:t>Which labelled step matches this detail? "count" in shelf is True even though its value is zero.</w:t>
       </w:r>
     </w:p>
     <w:p>
-      <w:r>
-        <w:t>2. Read an absent field</w:t>
+      <w:pPr>
+        <w:spacing w:line="336" w:lineRule="auto" w:after="180"/>
+        <w:shd w:fill="F4F9FC"/>
+      </w:pPr>
+      <w:r>
+        <w:rPr>
+          <w:b w:val="0"/>
+        </w:rPr>
+        <w:t>1. Test key membership</w:t>
       </w:r>
     </w:p>
     <w:p>
-      <w:r>
-        <w:t>3. Read a stored field</w:t>
+      <w:pPr>
+        <w:spacing w:line="336" w:lineRule="auto" w:after="180"/>
+        <w:shd w:fill="F4F9FC"/>
+      </w:pPr>
+      <w:r>
+        <w:rPr>
+          <w:b w:val="0"/>
+        </w:rPr>
+        <w:t>2. Read an absent field</w:t>
       </w:r>
     </w:p>
     <w:p>
       <w:pPr>
-        <w:pStyle w:val="Heading3"/>
-      </w:pPr>
-      <w:r>
-        <w:t>My selected conclusion, deciding fact and explanation</w:t>
+        <w:spacing w:line="336" w:lineRule="auto" w:after="180"/>
+        <w:shd w:fill="F4F9FC"/>
+      </w:pPr>
+      <w:r>
+        <w:rPr>
+          <w:b w:val="0"/>
+        </w:rPr>
+        <w:t>3. Read a stored field</w:t>
       </w:r>
     </w:p>
     <w:p>
-      <w:r>
-        <w:t>________________________________________________________________</w:t>
+      <w:pPr>
+        <w:pStyle w:val="Heading3"/>
+      </w:pPr>
+      <w:r>
+        <w:t>My selected conclusion, deciding fact and explanation</w:t>
       </w:r>
     </w:p>
     <w:p>
@@ -1232,40 +1901,91 @@
     </w:p>
     <w:p>
       <w:r>
-        <w:t>Hint if needed: Read the steps in the pictorial case. Match the supplied detail to the stage that performs or records it.</w:t>
+        <w:t>________________________________________________________________</w:t>
       </w:r>
     </w:p>
     <w:p>
-      <w:r>
-        <w:t>After your attempt, compare with the supported explanation: Test key membership "count" in shelf is True even though its value is zero. Dictionary keys name fields. Presence is different from truthiness of a value; a measured zero should not be discarded as if the field were absent.</w:t>
+      <w:pPr>
+        <w:pStyle w:val="Heading3"/>
+      </w:pPr>
+      <w:r>
+        <w:t>Hint · try first</w:t>
       </w:r>
     </w:p>
     <w:p>
       <w:pPr>
-        <w:pStyle w:val="Heading3"/>
-      </w:pPr>
-      <w:r>
-        <w:t>Practice 2: explain the deciding evidence</w:t>
+        <w:spacing w:line="336" w:lineRule="auto" w:after="180"/>
+        <w:shd w:fill="F1F6F8"/>
+      </w:pPr>
+      <w:r>
+        <w:rPr>
+          <w:b w:val="0"/>
+        </w:rPr>
+        <w:t xml:space="preserve">Hint if needed: Read the steps in the pictorial case. Match the supplied detail to the stage that performs or </w:t>
+      </w:r>
+      <w:r>
+        <w:rPr>
+          <w:b/>
+        </w:rPr>
+        <w:t>record</w:t>
+      </w:r>
+      <w:r>
+        <w:rPr>
+          <w:b w:val="0"/>
+        </w:rPr>
+        <w:t>s it.</w:t>
       </w:r>
     </w:p>
     <w:p>
-      <w:r>
-        <w:t>Changed-case practice: Add the field price with value 0. Which conclusion is supported by the supplied facts?</w:t>
+      <w:pPr>
+        <w:pStyle w:val="Heading3"/>
+      </w:pPr>
+      <w:r>
+        <w:t>Feedback · compare after trying</w:t>
       </w:r>
     </w:p>
     <w:p>
-      <w:r>
-        <w:t>1. The price lookup now returns 0 instead of None.</w:t>
+      <w:pPr>
+        <w:spacing w:line="336" w:lineRule="auto" w:after="180"/>
+        <w:shd w:fill="F1F6FC"/>
+      </w:pPr>
+      <w:r>
+        <w:rPr>
+          <w:b w:val="0"/>
+        </w:rPr>
+        <w:t xml:space="preserve">After your attempt, compare with the supported explanation: Test key membership "count" in shelf is True even though its value is zero. </w:t>
+      </w:r>
+      <w:r>
+        <w:rPr>
+          <w:b/>
+        </w:rPr>
+        <w:t>Dictionary</w:t>
+      </w:r>
+      <w:r>
+        <w:rPr>
+          <w:b w:val="0"/>
+        </w:rPr>
+        <w:t xml:space="preserve"> keys name fields.</w:t>
       </w:r>
     </w:p>
     <w:p>
-      <w:r>
-        <w:t>2. We can decide the result without examining the changed input or the procedure.</w:t>
+      <w:pPr>
+        <w:spacing w:line="336" w:lineRule="auto" w:after="180"/>
+        <w:shd w:fill="F1F6FC"/>
+      </w:pPr>
+      <w:r>
+        <w:rPr>
+          <w:b w:val="0"/>
+        </w:rPr>
+        <w:t>Presence is different from truthiness of a value; a measured zero should not be discarded as if the field were absent.</w:t>
       </w:r>
     </w:p>
     <w:p>
-      <w:r>
-        <w:t>3. This one example guarantees correct results for every future input.</w:t>
+      <w:pPr>
+        <w:pStyle w:val="Heading3"/>
+      </w:pPr>
+      <w:r>
+        <w:t>Practice 2: explain the deciding evidence</w:t>
       </w:r>
     </w:p>
     <w:p>
@@ -1273,104 +1993,1160 @@
         <w:pStyle w:val="Heading3"/>
       </w:pPr>
       <w:r>
-        <w:t>My selected conclusion, deciding fact and explanation</w:t>
+        <w:t>Changed case · predict first</w:t>
       </w:r>
     </w:p>
     <w:p>
-      <w:r>
-        <w:t>________________________________________________________________</w:t>
+      <w:pPr>
+        <w:spacing w:line="336" w:lineRule="auto" w:after="180"/>
+        <w:shd w:fill="F5F1FB"/>
+      </w:pPr>
+      <w:r>
+        <w:rPr>
+          <w:b w:val="0"/>
+        </w:rPr>
+        <w:t>Changed-case practice: Add the field price with value 0. Which conclusion is supported by the supplied facts?</w:t>
       </w:r>
     </w:p>
     <w:p>
-      <w:r>
-        <w:t>________________________________________________________________</w:t>
+      <w:pPr>
+        <w:spacing w:line="336" w:lineRule="auto" w:after="180"/>
+        <w:shd w:fill="F4F9FC"/>
+      </w:pPr>
+      <w:r>
+        <w:rPr>
+          <w:b w:val="0"/>
+        </w:rPr>
+        <w:t>1. The price lookup now returns 0 instead of None.</w:t>
       </w:r>
     </w:p>
     <w:p>
-      <w:r>
-        <w:t>________________________________________________________________</w:t>
+      <w:pPr>
+        <w:spacing w:line="336" w:lineRule="auto" w:after="180"/>
+        <w:shd w:fill="F4F9FC"/>
+      </w:pPr>
+      <w:r>
+        <w:rPr>
+          <w:b w:val="0"/>
+        </w:rPr>
+        <w:t xml:space="preserve">2. We can decide the result without examining the changed </w:t>
+      </w:r>
+      <w:r>
+        <w:rPr>
+          <w:b/>
+        </w:rPr>
+        <w:t>input</w:t>
+      </w:r>
+      <w:r>
+        <w:rPr>
+          <w:b w:val="0"/>
+        </w:rPr>
+        <w:t xml:space="preserve"> or the procedure.</w:t>
       </w:r>
     </w:p>
     <w:p>
-      <w:r>
-        <w:t>________________________________________________________________</w:t>
+      <w:pPr>
+        <w:spacing w:line="336" w:lineRule="auto" w:after="180"/>
+        <w:shd w:fill="F4F9FC"/>
+      </w:pPr>
+      <w:r>
+        <w:rPr>
+          <w:b w:val="0"/>
+        </w:rPr>
+        <w:t xml:space="preserve">3. This one example guarantees correct results for every future </w:t>
+      </w:r>
+      <w:r>
+        <w:rPr>
+          <w:b/>
+        </w:rPr>
+        <w:t>input</w:t>
+      </w:r>
+      <w:r>
+        <w:rPr>
+          <w:b w:val="0"/>
+        </w:rPr>
+        <w:t>.</w:t>
       </w:r>
     </w:p>
     <w:p>
-      <w:r>
-        <w:t>________________________________________________________________</w:t>
+      <w:pPr>
+        <w:pStyle w:val="Heading3"/>
+      </w:pPr>
+      <w:r>
+        <w:t>My selected conclusion, deciding fact and explanation</w:t>
       </w:r>
     </w:p>
     <w:p>
       <w:r>
-        <w:t>Hint if needed: Use the changed condition and the deciding step in the pictorial trace. The answer must say what follows from those facts.</w:t>
+        <w:t>________________________________________________________________</w:t>
       </w:r>
     </w:p>
     <w:p>
       <w:r>
-        <w:t>After your attempt, compare with the supported explanation: The price lookup now returns 0 instead of None. A recorded zero is a present value, whereas the earlier lookup had no field.</w:t>
+        <w:t>________________________________________________________________</w:t>
       </w:r>
     </w:p>
     <w:p>
-      <w:pPr>
-        <w:pStyle w:val="Heading3"/>
-      </w:pPr>
-      <w:r>
-        <w:t>Repair a missing building block</w:t>
+      <w:r>
+        <w:t>________________________________________________________________</w:t>
       </w:r>
     </w:p>
     <w:p>
       <w:r>
-        <w:t>Review Return values and local state (python-bridge/9). Goal: Use a returned value in a later calculation. Short practice: Trace the two returned values and explain why first stays seven. What happens if the caller tries to print result directly?. Return to this week and explain what you changed.</w:t>
+        <w:t>________________________________________________________________</w:t>
       </w:r>
     </w:p>
     <w:p>
       <w:r>
-        <w:t>Review Lists and indexing (python-bridge/7). Goal: Distinguish a list index from the value stored at that position. Short practice: Label the three index positions. Predict all original outputs, then name the first output and stopping point after using index 3.. Return to this week and explain what you changed.</w:t>
+        <w:t>________________________________________________________________</w:t>
       </w:r>
     </w:p>
     <w:p>
-      <w:r>
-        <w:t>Review Boolean conditions (python-bridge/4). Goal: Translate stated requirements into comparisons. Short practice: Give both comparison results for ages 11, 15 and 16. Which comparison rejects each outside value, and why does and matter?. Return to this week and explain what you changed.</w:t>
+      <w:pPr>
+        <w:pStyle w:val="Heading3"/>
+      </w:pPr>
+      <w:r>
+        <w:t>Hint · try first</w:t>
       </w:r>
     </w:p>
     <w:p>
       <w:pPr>
-        <w:pStyle w:val="Heading3"/>
-      </w:pPr>
-      <w:r>
-        <w:t>Predict, run and debug</w:t>
+        <w:spacing w:line="336" w:lineRule="auto" w:after="180"/>
+        <w:shd w:fill="F1F6F8"/>
+      </w:pPr>
+      <w:r>
+        <w:rPr>
+          <w:b w:val="0"/>
+        </w:rPr>
+        <w:t>Hint if needed: Use the changed condition and the deciding step in the pictorial trace. The answer must say what follows from those facts.</w:t>
       </w:r>
     </w:p>
     <w:p>
-      <w:r>
-        <w:t>The browser lab lets you edit the supported Python examples already included in this lesson. Predict first, run, inspect the actual output or error, change one input, then run again. Keep code, predictions, actual results and a reasoned revision together. On paper, label your result as a trace rather than an execution.</w:t>
+      <w:pPr>
+        <w:pStyle w:val="Heading3"/>
+      </w:pPr>
+      <w:r>
+        <w:t>Feedback · compare after trying</w:t>
       </w:r>
     </w:p>
     <w:p>
       <w:pPr>
-        <w:pStyle w:val="Heading3"/>
-      </w:pPr>
-      <w:r>
-        <w:t>Keep your completed work</w:t>
+        <w:spacing w:line="336" w:lineRule="auto" w:after="180"/>
+        <w:shd w:fill="F1F6FC"/>
+      </w:pPr>
+      <w:r>
+        <w:rPr>
+          <w:b w:val="0"/>
+        </w:rPr>
+        <w:t xml:space="preserve">After your attempt, compare with the supported explanation: The price lookup now returns 0 instead of None. A </w:t>
+      </w:r>
+      <w:r>
+        <w:rPr>
+          <w:b/>
+        </w:rPr>
+        <w:t>record</w:t>
+      </w:r>
+      <w:r>
+        <w:rPr>
+          <w:b w:val="0"/>
+        </w:rPr>
+        <w:t>ed zero is a present value, whereas the earlier lookup had no field.</w:t>
       </w:r>
     </w:p>
     <w:p>
-      <w:r>
-        <w:t>Use Download completed work in the hosted lesson to export your answers, reflections, practice feedback and code-run evidence. Open the HTML copy to read or print it. Drafts stay in this browser when storage is available; clear drafts on a shared device.</w:t>
+      <w:pPr>
+        <w:pStyle w:val="Heading3"/>
+      </w:pPr>
+      <w:r>
+        <w:t>Repair a missing building block</w:t>
       </w:r>
     </w:p>
     <w:p>
       <w:pPr>
-        <w:pStyle w:val="Heading3"/>
-      </w:pPr>
-      <w:r>
-        <w:t>What I repaired, the evidence I kept and the next test</w:t>
+        <w:spacing w:line="336" w:lineRule="auto" w:after="180"/>
+      </w:pPr>
+      <w:r>
+        <w:rPr>
+          <w:b w:val="0"/>
+        </w:rPr>
+        <w:t>Review Return values and local state (python-bridge/9). Goal: Use a returned value in a later calculation. Short practice: Trace the two returned values and explain why first stays seven.</w:t>
       </w:r>
     </w:p>
     <w:p>
+      <w:pPr>
+        <w:spacing w:line="336" w:lineRule="auto" w:after="180"/>
+      </w:pPr>
+      <w:r>
+        <w:rPr>
+          <w:b w:val="0"/>
+        </w:rPr>
+        <w:t>What happens if the caller tries to print result directly?. Return to this week and explain what you changed.</w:t>
+      </w:r>
+    </w:p>
+    <w:p>
+      <w:pPr>
+        <w:spacing w:line="336" w:lineRule="auto" w:after="180"/>
+      </w:pPr>
+      <w:r>
+        <w:rPr>
+          <w:b w:val="0"/>
+        </w:rPr>
+        <w:t>Review Lists and indexing (python-bridge/7). Goal: Distinguish a list index from the value stored at that position. Short practice: Label the three index positions.</w:t>
+      </w:r>
+    </w:p>
+    <w:p>
+      <w:pPr>
+        <w:spacing w:line="336" w:lineRule="auto" w:after="180"/>
+      </w:pPr>
+      <w:r>
+        <w:rPr>
+          <w:b w:val="0"/>
+        </w:rPr>
+        <w:t xml:space="preserve">Predict all original </w:t>
+      </w:r>
+      <w:r>
+        <w:rPr>
+          <w:b/>
+        </w:rPr>
+        <w:t>output</w:t>
+      </w:r>
+      <w:r>
+        <w:rPr>
+          <w:b w:val="0"/>
+        </w:rPr>
+        <w:t xml:space="preserve">s, then name the first </w:t>
+      </w:r>
+      <w:r>
+        <w:rPr>
+          <w:b/>
+        </w:rPr>
+        <w:t>output</w:t>
+      </w:r>
+      <w:r>
+        <w:rPr>
+          <w:b w:val="0"/>
+        </w:rPr>
+        <w:t xml:space="preserve"> and stopping point after using index 3.. Return to this week and explain what you changed.</w:t>
+      </w:r>
+    </w:p>
+    <w:p>
+      <w:pPr>
+        <w:spacing w:line="336" w:lineRule="auto" w:after="180"/>
+      </w:pPr>
+      <w:r>
+        <w:rPr>
+          <w:b w:val="0"/>
+        </w:rPr>
+        <w:t>Review Boolean conditions (python-bridge/4). Goal: Translate stated requirements into comparisons. Short practice: Give both comparison results for ages 11, 15 and 16.</w:t>
+      </w:r>
+    </w:p>
+    <w:p>
+      <w:pPr>
+        <w:spacing w:line="336" w:lineRule="auto" w:after="180"/>
+      </w:pPr>
+      <w:r>
+        <w:rPr>
+          <w:b w:val="0"/>
+        </w:rPr>
+        <w:t>Which comparison rejects each outside value, and why does and matter?. Return to this week and explain what you changed.</w:t>
+      </w:r>
+    </w:p>
+    <w:p>
+      <w:pPr>
+        <w:pStyle w:val="Heading3"/>
+      </w:pPr>
+      <w:r>
+        <w:t>Predict, run and debug</w:t>
+      </w:r>
+    </w:p>
+    <w:p>
+      <w:pPr>
+        <w:spacing w:line="336" w:lineRule="auto" w:after="180"/>
+      </w:pPr>
+      <w:r>
+        <w:rPr>
+          <w:b w:val="0"/>
+        </w:rPr>
+        <w:t xml:space="preserve">The browser lab lets you edit the supported Python examples already included in this lesson. Predict first, run, inspect the actual </w:t>
+      </w:r>
+      <w:r>
+        <w:rPr>
+          <w:b/>
+        </w:rPr>
+        <w:t>output</w:t>
+      </w:r>
+      <w:r>
+        <w:rPr>
+          <w:b w:val="0"/>
+        </w:rPr>
+        <w:t xml:space="preserve"> or error, change one </w:t>
+      </w:r>
+      <w:r>
+        <w:rPr>
+          <w:b/>
+        </w:rPr>
+        <w:t>input</w:t>
+      </w:r>
+      <w:r>
+        <w:rPr>
+          <w:b w:val="0"/>
+        </w:rPr>
+        <w:t>, then run again.</w:t>
+      </w:r>
+    </w:p>
+    <w:p>
+      <w:pPr>
+        <w:spacing w:line="336" w:lineRule="auto" w:after="180"/>
+      </w:pPr>
+      <w:r>
+        <w:rPr>
+          <w:b w:val="0"/>
+        </w:rPr>
+        <w:t xml:space="preserve">Keep code, </w:t>
+      </w:r>
+      <w:r>
+        <w:rPr>
+          <w:b/>
+        </w:rPr>
+        <w:t>prediction</w:t>
+      </w:r>
+      <w:r>
+        <w:rPr>
+          <w:b w:val="0"/>
+        </w:rPr>
+        <w:t>s, actual results and a reasoned revision together. On paper, label your result as a trace rather than an execution.</w:t>
+      </w:r>
+    </w:p>
+    <w:p>
+      <w:pPr>
+        <w:pStyle w:val="Heading3"/>
+      </w:pPr>
+      <w:r>
+        <w:t>Keep your completed work</w:t>
+      </w:r>
+    </w:p>
+    <w:p>
+      <w:pPr>
+        <w:spacing w:line="336" w:lineRule="auto" w:after="180"/>
+      </w:pPr>
+      <w:r>
+        <w:rPr>
+          <w:b w:val="0"/>
+        </w:rPr>
+        <w:t xml:space="preserve">Use Download completed work in the hosted lesson to export your answers, reflections, practice feedback and code-run </w:t>
+      </w:r>
+      <w:r>
+        <w:rPr>
+          <w:b/>
+        </w:rPr>
+        <w:t>evidence</w:t>
+      </w:r>
+      <w:r>
+        <w:rPr>
+          <w:b w:val="0"/>
+        </w:rPr>
+        <w:t>. Open the HTML copy to read or print it.</w:t>
+      </w:r>
+    </w:p>
+    <w:p>
+      <w:pPr>
+        <w:spacing w:line="336" w:lineRule="auto" w:after="180"/>
+      </w:pPr>
+      <w:r>
+        <w:rPr>
+          <w:b w:val="0"/>
+        </w:rPr>
+        <w:t>Drafts stay in this browser when storage is available; clear drafts on a shared device.</w:t>
+      </w:r>
+    </w:p>
+    <w:p>
+      <w:pPr>
+        <w:pStyle w:val="Heading3"/>
+      </w:pPr>
+      <w:r>
+        <w:t>What I repaired, the evidence I kept and the next test</w:t>
+      </w:r>
+    </w:p>
+    <w:p>
       <w:r>
         <w:t>________________________________________________________________</w:t>
+      </w:r>
+    </w:p>
+    <w:p>
+      <w:r>
+        <w:t>________________________________________________________________</w:t>
+      </w:r>
+    </w:p>
+    <w:p>
+      <w:r>
+        <w:t>________________________________________________________________</w:t>
+      </w:r>
+    </w:p>
+    <w:p>
+      <w:r>
+        <w:t>________________________________________________________________</w:t>
+      </w:r>
+    </w:p>
+    <w:p>
+      <w:r>
+        <w:t>________________________________________________________________</w:t>
+      </w:r>
+    </w:p>
+    <w:p>
+      <w:pPr>
+        <w:pStyle w:val="Heading1"/>
+      </w:pPr>
+      <w:r>
+        <w:t>15. Visual concept journey</w:t>
+      </w:r>
+    </w:p>
+    <w:p>
+      <w:r>
+        <w:t>Explain each Dictionaries and records picture from its labels, then record a relevant limit.</w:t>
+      </w:r>
+    </w:p>
+    <w:p>
+      <w:pPr>
+        <w:pStyle w:val="Heading3"/>
+      </w:pPr>
+      <w:r>
+        <w:t>01. Dictionaries and records: the case</w:t>
+      </w:r>
+    </w:p>
+    <w:p>
+      <w:r>
+        <w:drawing>
+          <wp:inline xmlns:a="http://schemas.openxmlformats.org/drawingml/2006/main" xmlns:pic="http://schemas.openxmlformats.org/drawingml/2006/picture">
+            <wp:extent cx="5486400" cy="2834640"/>
+            <wp:docPr id="2" name="Picture 2" descr="A zero field is still present. A dictionary record describes a shelf. The program distinguishes missing data from an actual zero. Supplied facts: Python 3: shelf={&quot;count&quot;:0,&quot;name&quot;:&quot;Atlas&quot;}; print(shelf[&quot;count&quot;]); print(shelf.get(&quot;price&quot;)); print(&quot;count&quot; in shelf)."/>
+            <wp:cNvGraphicFramePr>
+              <a:graphicFrameLocks noChangeAspect="1"/>
+            </wp:cNvGraphicFramePr>
+            <a:graphic>
+              <a:graphicData uri="http://schemas.openxmlformats.org/drawingml/2006/picture">
+                <pic:pic>
+                  <pic:nvPicPr>
+                    <pic:cNvPr id="0" name="academy-story-python-bridge-10-01.png"/>
+                    <pic:cNvPicPr/>
+                  </pic:nvPicPr>
+                  <pic:blipFill>
+                    <a:blip r:embed="rId10"/>
+                    <a:stretch>
+                      <a:fillRect/>
+                    </a:stretch>
+                  </pic:blipFill>
+                  <pic:spPr>
+                    <a:xfrm>
+                      <a:off x="0" y="0"/>
+                      <a:ext cx="5486400" cy="2834640"/>
+                    </a:xfrm>
+                    <a:prstGeom prst="rect"/>
+                  </pic:spPr>
+                </pic:pic>
+              </a:graphicData>
+            </a:graphic>
+          </wp:inline>
+        </w:drawing>
+      </w:r>
+    </w:p>
+    <w:p>
+      <w:pPr>
+        <w:spacing w:line="336" w:lineRule="auto" w:after="180"/>
+      </w:pPr>
+      <w:r>
+        <w:rPr>
+          <w:b w:val="0"/>
+        </w:rPr>
+        <w:t xml:space="preserve">A zero field is still present. A </w:t>
+      </w:r>
+      <w:r>
+        <w:rPr>
+          <w:b/>
+        </w:rPr>
+        <w:t>dictionary</w:t>
+      </w:r>
+      <w:r>
+        <w:rPr>
+          <w:b w:val="0"/>
+        </w:rPr>
+        <w:t xml:space="preserve"> </w:t>
+      </w:r>
+      <w:r>
+        <w:rPr>
+          <w:b/>
+        </w:rPr>
+        <w:t>record</w:t>
+      </w:r>
+      <w:r>
+        <w:rPr>
+          <w:b w:val="0"/>
+        </w:rPr>
+        <w:t xml:space="preserve"> describes a shelf. The program distinguishes missing data from an actual zero.</w:t>
+      </w:r>
+    </w:p>
+    <w:p>
+      <w:pPr>
+        <w:spacing w:line="336" w:lineRule="auto" w:after="180"/>
+      </w:pPr>
+      <w:r>
+        <w:rPr>
+          <w:b w:val="0"/>
+        </w:rPr>
+        <w:t>Supplied facts: Python 3: shelf={"count":0,"name":"Atlas"}; print(shelf["count"]); print(shelf.get("price")); print("count" in shelf).</w:t>
+      </w:r>
+    </w:p>
+    <w:p>
+      <w:pPr>
+        <w:spacing w:line="336" w:lineRule="auto" w:after="180"/>
+        <w:shd w:fill="F5F1FB"/>
+      </w:pPr>
+      <w:r>
+        <w:rPr>
+          <w:b w:val="0"/>
+        </w:rPr>
+        <w:t>Point to the given fact that matters most. Explain why it matters.</w:t>
+      </w:r>
+    </w:p>
+    <w:p>
+      <w:pPr>
+        <w:pStyle w:val="Heading3"/>
+      </w:pPr>
+      <w:r>
+        <w:t>My picture explanation, deciding evidence and one limit</w:t>
+      </w:r>
+    </w:p>
+    <w:p>
+      <w:r>
+        <w:t>________________________________________________________________</w:t>
+      </w:r>
+    </w:p>
+    <w:p>
+      <w:r>
+        <w:t>________________________________________________________________</w:t>
+      </w:r>
+    </w:p>
+    <w:p>
+      <w:r>
+        <w:t>________________________________________________________________</w:t>
+      </w:r>
+    </w:p>
+    <w:p>
+      <w:r>
+        <w:t>________________________________________________________________</w:t>
+      </w:r>
+    </w:p>
+    <w:p>
+      <w:pPr>
+        <w:pStyle w:val="Heading3"/>
+      </w:pPr>
+      <w:r>
+        <w:t>02. Follow the deciding steps</w:t>
+      </w:r>
+    </w:p>
+    <w:p>
+      <w:r>
+        <w:drawing>
+          <wp:inline xmlns:a="http://schemas.openxmlformats.org/drawingml/2006/main" xmlns:pic="http://schemas.openxmlformats.org/drawingml/2006/picture">
+            <wp:extent cx="5486400" cy="3182112"/>
+            <wp:docPr id="3" name="Picture 3" descr="Read a stored field: count exists with numeric value 0. → Read an absent field: get(&quot;price&quot;) returns None because price is missing and no default was supplied. → Test key membership: &quot;count&quot; in shelf is True even though its value is zero."/>
+            <wp:cNvGraphicFramePr>
+              <a:graphicFrameLocks noChangeAspect="1"/>
+            </wp:cNvGraphicFramePr>
+            <a:graphic>
+              <a:graphicData uri="http://schemas.openxmlformats.org/drawingml/2006/picture">
+                <pic:pic>
+                  <pic:nvPicPr>
+                    <pic:cNvPr id="0" name="academy-story-python-bridge-10-02.png"/>
+                    <pic:cNvPicPr/>
+                  </pic:nvPicPr>
+                  <pic:blipFill>
+                    <a:blip r:embed="rId11"/>
+                    <a:stretch>
+                      <a:fillRect/>
+                    </a:stretch>
+                  </pic:blipFill>
+                  <pic:spPr>
+                    <a:xfrm>
+                      <a:off x="0" y="0"/>
+                      <a:ext cx="5486400" cy="3182112"/>
+                    </a:xfrm>
+                    <a:prstGeom prst="rect"/>
+                  </pic:spPr>
+                </pic:pic>
+              </a:graphicData>
+            </a:graphic>
+          </wp:inline>
+        </w:drawing>
+      </w:r>
+    </w:p>
+    <w:p>
+      <w:pPr>
+        <w:spacing w:line="336" w:lineRule="auto" w:after="180"/>
+      </w:pPr>
+      <w:r>
+        <w:rPr>
+          <w:b w:val="0"/>
+        </w:rPr>
+        <w:t>Read a stored field: count exists with numeric value 0. → Read an absent field: get("price") returns None because price is missing and no default was supplied. → Test key membership: "count" in shelf is True even though its value is zero.</w:t>
+      </w:r>
+    </w:p>
+    <w:p>
+      <w:pPr>
+        <w:spacing w:line="336" w:lineRule="auto" w:after="180"/>
+        <w:shd w:fill="F5F1FB"/>
+      </w:pPr>
+      <w:r>
+        <w:rPr>
+          <w:b w:val="0"/>
+        </w:rPr>
+        <w:t xml:space="preserve">Point to each numbered stage and explain which </w:t>
+      </w:r>
+      <w:r>
+        <w:rPr>
+          <w:b/>
+        </w:rPr>
+        <w:t>record</w:t>
+      </w:r>
+      <w:r>
+        <w:rPr>
+          <w:b w:val="0"/>
+        </w:rPr>
+        <w:t xml:space="preserve">ed </w:t>
+      </w:r>
+      <w:r>
+        <w:rPr>
+          <w:b/>
+        </w:rPr>
+        <w:t>input</w:t>
+      </w:r>
+      <w:r>
+        <w:rPr>
+          <w:b w:val="0"/>
+        </w:rPr>
+        <w:t xml:space="preserve"> it uses.</w:t>
+      </w:r>
+    </w:p>
+    <w:p>
+      <w:pPr>
+        <w:pStyle w:val="Heading3"/>
+      </w:pPr>
+      <w:r>
+        <w:t>My picture explanation, deciding evidence and one limit</w:t>
+      </w:r>
+    </w:p>
+    <w:p>
+      <w:r>
+        <w:t>________________________________________________________________</w:t>
+      </w:r>
+    </w:p>
+    <w:p>
+      <w:r>
+        <w:t>________________________________________________________________</w:t>
+      </w:r>
+    </w:p>
+    <w:p>
+      <w:r>
+        <w:t>________________________________________________________________</w:t>
+      </w:r>
+    </w:p>
+    <w:p>
+      <w:r>
+        <w:t>________________________________________________________________</w:t>
+      </w:r>
+    </w:p>
+    <w:p>
+      <w:pPr>
+        <w:pStyle w:val="Heading3"/>
+      </w:pPr>
+      <w:r>
+        <w:t>03. Follow the evidence</w:t>
+      </w:r>
+    </w:p>
+    <w:p>
+      <w:r>
+        <w:drawing>
+          <wp:inline xmlns:a="http://schemas.openxmlformats.org/drawingml/2006/main" xmlns:pic="http://schemas.openxmlformats.org/drawingml/2006/picture">
+            <wp:extent cx="5486400" cy="2834640"/>
+            <wp:docPr id="4" name="Picture 4" descr="Follow the evidence. Read used | 4 | 12 - 4 = 8. Update used | 6 | 12 - 6 = 6"/>
+            <wp:cNvGraphicFramePr>
+              <a:graphicFrameLocks noChangeAspect="1"/>
+            </wp:cNvGraphicFramePr>
+            <a:graphic>
+              <a:graphicData uri="http://schemas.openxmlformats.org/drawingml/2006/picture">
+                <pic:pic>
+                  <pic:nvPicPr>
+                    <pic:cNvPr id="0" name="academy-story-python-bridge-10-03.png"/>
+                    <pic:cNvPicPr/>
+                  </pic:nvPicPr>
+                  <pic:blipFill>
+                    <a:blip r:embed="rId12"/>
+                    <a:stretch>
+                      <a:fillRect/>
+                    </a:stretch>
+                  </pic:blipFill>
+                  <pic:spPr>
+                    <a:xfrm>
+                      <a:off x="0" y="0"/>
+                      <a:ext cx="5486400" cy="2834640"/>
+                    </a:xfrm>
+                    <a:prstGeom prst="rect"/>
+                  </pic:spPr>
+                </pic:pic>
+              </a:graphicData>
+            </a:graphic>
+          </wp:inline>
+        </w:drawing>
+      </w:r>
+    </w:p>
+    <w:p>
+      <w:pPr>
+        <w:spacing w:line="336" w:lineRule="auto" w:after="180"/>
+      </w:pPr>
+      <w:r>
+        <w:rPr>
+          <w:b w:val="0"/>
+        </w:rPr>
+        <w:t xml:space="preserve">Follow the </w:t>
+      </w:r>
+      <w:r>
+        <w:rPr>
+          <w:b/>
+        </w:rPr>
+        <w:t>evidence</w:t>
+      </w:r>
+      <w:r>
+        <w:rPr>
+          <w:b w:val="0"/>
+        </w:rPr>
+        <w:t>. Read used | 4 | 12 - 4 = 8. Update used | 6 | 12 - 6 = 6</w:t>
+      </w:r>
+    </w:p>
+    <w:p>
+      <w:pPr>
+        <w:spacing w:line="336" w:lineRule="auto" w:after="180"/>
+        <w:shd w:fill="F5F1FB"/>
+      </w:pPr>
+      <w:r>
+        <w:rPr>
+          <w:b w:val="0"/>
+        </w:rPr>
+        <w:t>Read the labels and values. Explain the relationship the model shows.</w:t>
+      </w:r>
+    </w:p>
+    <w:p>
+      <w:pPr>
+        <w:pStyle w:val="Heading3"/>
+      </w:pPr>
+      <w:r>
+        <w:t>My picture explanation, deciding evidence and one limit</w:t>
+      </w:r>
+    </w:p>
+    <w:p>
+      <w:r>
+        <w:t>________________________________________________________________</w:t>
+      </w:r>
+    </w:p>
+    <w:p>
+      <w:r>
+        <w:t>________________________________________________________________</w:t>
+      </w:r>
+    </w:p>
+    <w:p>
+      <w:r>
+        <w:t>________________________________________________________________</w:t>
+      </w:r>
+    </w:p>
+    <w:p>
+      <w:r>
+        <w:t>________________________________________________________________</w:t>
+      </w:r>
+    </w:p>
+    <w:p>
+      <w:pPr>
+        <w:pStyle w:val="Heading3"/>
+      </w:pPr>
+      <w:r>
+        <w:t>04. Change one thing. Trace what follows.</w:t>
+      </w:r>
+    </w:p>
+    <w:p>
+      <w:r>
+        <w:drawing>
+          <wp:inline xmlns:a="http://schemas.openxmlformats.org/drawingml/2006/main" xmlns:pic="http://schemas.openxmlformats.org/drawingml/2006/picture">
+            <wp:extent cx="5486400" cy="3026664"/>
+            <wp:docPr id="5" name="Picture 5" descr="Original case: &quot;count&quot; in shelf is True even though its value is zero. Changed condition: Add the field price with value 0. Expected result: The price lookup now returns 0 instead of None. Reason: A recorded zero is a present value, whereas the earlier lookup had no field."/>
+            <wp:cNvGraphicFramePr>
+              <a:graphicFrameLocks noChangeAspect="1"/>
+            </wp:cNvGraphicFramePr>
+            <a:graphic>
+              <a:graphicData uri="http://schemas.openxmlformats.org/drawingml/2006/picture">
+                <pic:pic>
+                  <pic:nvPicPr>
+                    <pic:cNvPr id="0" name="academy-story-python-bridge-10-04.png"/>
+                    <pic:cNvPicPr/>
+                  </pic:nvPicPr>
+                  <pic:blipFill>
+                    <a:blip r:embed="rId13"/>
+                    <a:stretch>
+                      <a:fillRect/>
+                    </a:stretch>
+                  </pic:blipFill>
+                  <pic:spPr>
+                    <a:xfrm>
+                      <a:off x="0" y="0"/>
+                      <a:ext cx="5486400" cy="3026664"/>
+                    </a:xfrm>
+                    <a:prstGeom prst="rect"/>
+                  </pic:spPr>
+                </pic:pic>
+              </a:graphicData>
+            </a:graphic>
+          </wp:inline>
+        </w:drawing>
+      </w:r>
+    </w:p>
+    <w:p>
+      <w:pPr>
+        <w:spacing w:line="336" w:lineRule="auto" w:after="180"/>
+      </w:pPr>
+      <w:r>
+        <w:rPr>
+          <w:b w:val="0"/>
+        </w:rPr>
+        <w:t>Original case: "count" in shelf is True even though its value is zero. Changed condition: Add the field price with value 0. Expected result: The price lookup now returns 0 instead of None.</w:t>
+      </w:r>
+    </w:p>
+    <w:p>
+      <w:pPr>
+        <w:spacing w:line="336" w:lineRule="auto" w:after="180"/>
+      </w:pPr>
+      <w:r>
+        <w:rPr>
+          <w:b w:val="0"/>
+        </w:rPr>
+        <w:t xml:space="preserve">Reason: A </w:t>
+      </w:r>
+      <w:r>
+        <w:rPr>
+          <w:b/>
+        </w:rPr>
+        <w:t>record</w:t>
+      </w:r>
+      <w:r>
+        <w:rPr>
+          <w:b w:val="0"/>
+        </w:rPr>
+        <w:t>ed zero is a present value, whereas the earlier lookup had no field.</w:t>
+      </w:r>
+    </w:p>
+    <w:p>
+      <w:pPr>
+        <w:spacing w:line="336" w:lineRule="auto" w:after="180"/>
+        <w:shd w:fill="F5F1FB"/>
+      </w:pPr>
+      <w:r>
+        <w:rPr>
+          <w:b w:val="0"/>
+        </w:rPr>
+        <w:t>Predict before checking the worked changed-case result. Name what changed and what the supplied facts allow you to conclude.</w:t>
+      </w:r>
+    </w:p>
+    <w:p>
+      <w:pPr>
+        <w:pStyle w:val="Heading3"/>
+      </w:pPr>
+      <w:r>
+        <w:t>My picture explanation, deciding evidence and one limit</w:t>
+      </w:r>
+    </w:p>
+    <w:p>
+      <w:r>
+        <w:t>________________________________________________________________</w:t>
+      </w:r>
+    </w:p>
+    <w:p>
+      <w:r>
+        <w:t>________________________________________________________________</w:t>
+      </w:r>
+    </w:p>
+    <w:p>
+      <w:r>
+        <w:t>________________________________________________________________</w:t>
+      </w:r>
+    </w:p>
+    <w:p>
+      <w:r>
+        <w:t>________________________________________________________________</w:t>
+      </w:r>
+    </w:p>
+    <w:p>
+      <w:pPr>
+        <w:pStyle w:val="Heading3"/>
+      </w:pPr>
+      <w:r>
+        <w:t>05. Connect the explanation to its limit</w:t>
+      </w:r>
+    </w:p>
+    <w:p>
+      <w:r>
+        <w:drawing>
+          <wp:inline xmlns:a="http://schemas.openxmlformats.org/drawingml/2006/main" xmlns:pic="http://schemas.openxmlformats.org/drawingml/2006/picture">
+            <wp:extent cx="5486400" cy="2834640"/>
+            <wp:docPr id="6" name="Picture 6" descr="Dictionary keys name fields. Presence is different from truthiness of a value; a measured zero should not be discarded as if the field were absent. Limit: None is also a possible explicitly stored value; real record contracts must define how missing and null values are represented."/>
+            <wp:cNvGraphicFramePr>
+              <a:graphicFrameLocks noChangeAspect="1"/>
+            </wp:cNvGraphicFramePr>
+            <a:graphic>
+              <a:graphicData uri="http://schemas.openxmlformats.org/drawingml/2006/picture">
+                <pic:pic>
+                  <pic:nvPicPr>
+                    <pic:cNvPr id="0" name="academy-story-python-bridge-10-05.png"/>
+                    <pic:cNvPicPr/>
+                  </pic:nvPicPr>
+                  <pic:blipFill>
+                    <a:blip r:embed="rId14"/>
+                    <a:stretch>
+                      <a:fillRect/>
+                    </a:stretch>
+                  </pic:blipFill>
+                  <pic:spPr>
+                    <a:xfrm>
+                      <a:off x="0" y="0"/>
+                      <a:ext cx="5486400" cy="2834640"/>
+                    </a:xfrm>
+                    <a:prstGeom prst="rect"/>
+                  </pic:spPr>
+                </pic:pic>
+              </a:graphicData>
+            </a:graphic>
+          </wp:inline>
+        </w:drawing>
+      </w:r>
+    </w:p>
+    <w:p>
+      <w:pPr>
+        <w:spacing w:line="336" w:lineRule="auto" w:after="180"/>
+      </w:pPr>
+      <w:r>
+        <w:rPr>
+          <w:b/>
+        </w:rPr>
+        <w:t>Dictionary</w:t>
+      </w:r>
+      <w:r>
+        <w:rPr>
+          <w:b w:val="0"/>
+        </w:rPr>
+        <w:t xml:space="preserve"> keys name fields. Presence is different from truthiness of a value; a measured zero should not be discarded as if the field were absent.</w:t>
+      </w:r>
+    </w:p>
+    <w:p>
+      <w:pPr>
+        <w:spacing w:line="336" w:lineRule="auto" w:after="180"/>
+      </w:pPr>
+      <w:r>
+        <w:rPr>
+          <w:b w:val="0"/>
+        </w:rPr>
+        <w:t xml:space="preserve">Limit: None is also a possible explicitly stored value; real </w:t>
+      </w:r>
+      <w:r>
+        <w:rPr>
+          <w:b/>
+        </w:rPr>
+        <w:t>record</w:t>
+      </w:r>
+      <w:r>
+        <w:rPr>
+          <w:b w:val="0"/>
+        </w:rPr>
+        <w:t xml:space="preserve"> contracts must define how missing and null values are represented.</w:t>
+      </w:r>
+    </w:p>
+    <w:p>
+      <w:pPr>
+        <w:spacing w:line="336" w:lineRule="auto" w:after="180"/>
+        <w:shd w:fill="F5F1FB"/>
+      </w:pPr>
+      <w:r>
+        <w:rPr>
+          <w:b w:val="0"/>
+        </w:rPr>
+        <w:t>Explain the case, then point to a limit on the claim.</w:t>
+      </w:r>
+    </w:p>
+    <w:p>
+      <w:pPr>
+        <w:pStyle w:val="Heading3"/>
+      </w:pPr>
+      <w:r>
+        <w:t>My picture explanation, deciding evidence and one limit</w:t>
+      </w:r>
+    </w:p>
+    <w:p>
+      <w:r>
+        <w:t>________________________________________________________________</w:t>
+      </w:r>
+    </w:p>
+    <w:p>
+      <w:r>
+        <w:t>________________________________________________________________</w:t>
+      </w:r>
+    </w:p>
+    <w:p>
+      <w:r>
+        <w:t>________________________________________________________________</w:t>
+      </w:r>
+    </w:p>
+    <w:p>
+      <w:r>
+        <w:t>________________________________________________________________</w:t>
+      </w:r>
+    </w:p>
+    <w:p>
+      <w:pPr>
+        <w:pStyle w:val="Heading3"/>
+      </w:pPr>
+      <w:r>
+        <w:t>06. Make the idea visible in your project</w:t>
+      </w:r>
+    </w:p>
+    <w:p>
+      <w:r>
+        <w:drawing>
+          <wp:inline xmlns:a="http://schemas.openxmlformats.org/drawingml/2006/main" xmlns:pic="http://schemas.openxmlformats.org/drawingml/2006/picture">
+            <wp:extent cx="5486400" cy="3681984"/>
+            <wp:docPr id="7" name="Picture 7" descr="For Python readiness before the Responsible Plant Classifier, retain a trace of the values, the predicted outputs and the changed-case explanation. Use actual Python 3 results to check the prediction after reasoning first. Draw your input, deciding step, result and limit. Supported question: Predict all three original outputs. Explain the difference between count=0 and missing price, then predict the lookup after price=0 is added."/>
+            <wp:cNvGraphicFramePr>
+              <a:graphicFrameLocks noChangeAspect="1"/>
+            </wp:cNvGraphicFramePr>
+            <a:graphic>
+              <a:graphicData uri="http://schemas.openxmlformats.org/drawingml/2006/picture">
+                <pic:pic>
+                  <pic:nvPicPr>
+                    <pic:cNvPr id="0" name="academy-story-python-bridge-10-06.png"/>
+                    <pic:cNvPicPr/>
+                  </pic:nvPicPr>
+                  <pic:blipFill>
+                    <a:blip r:embed="rId15"/>
+                    <a:stretch>
+                      <a:fillRect/>
+                    </a:stretch>
+                  </pic:blipFill>
+                  <pic:spPr>
+                    <a:xfrm>
+                      <a:off x="0" y="0"/>
+                      <a:ext cx="5486400" cy="3681984"/>
+                    </a:xfrm>
+                    <a:prstGeom prst="rect"/>
+                  </pic:spPr>
+                </pic:pic>
+              </a:graphicData>
+            </a:graphic>
+          </wp:inline>
+        </w:drawing>
+      </w:r>
+    </w:p>
+    <w:p>
+      <w:pPr>
+        <w:spacing w:line="336" w:lineRule="auto" w:after="180"/>
+      </w:pPr>
+      <w:r>
+        <w:rPr>
+          <w:b w:val="0"/>
+        </w:rPr>
+        <w:t xml:space="preserve">For Python readiness before the Responsible Plant Classifier, retain a trace of the values, the predicted </w:t>
+      </w:r>
+      <w:r>
+        <w:rPr>
+          <w:b/>
+        </w:rPr>
+        <w:t>output</w:t>
+      </w:r>
+      <w:r>
+        <w:rPr>
+          <w:b w:val="0"/>
+        </w:rPr>
+        <w:t xml:space="preserve">s and the changed-case explanation. Use actual Python 3 results to check the </w:t>
+      </w:r>
+      <w:r>
+        <w:rPr>
+          <w:b/>
+        </w:rPr>
+        <w:t>prediction</w:t>
+      </w:r>
+      <w:r>
+        <w:rPr>
+          <w:b w:val="0"/>
+        </w:rPr>
+        <w:t xml:space="preserve"> after reasoning first.</w:t>
+      </w:r>
+    </w:p>
+    <w:p>
+      <w:pPr>
+        <w:spacing w:line="336" w:lineRule="auto" w:after="180"/>
+      </w:pPr>
+      <w:r>
+        <w:rPr>
+          <w:b w:val="0"/>
+        </w:rPr>
+        <w:t xml:space="preserve">Draw your </w:t>
+      </w:r>
+      <w:r>
+        <w:rPr>
+          <w:b/>
+        </w:rPr>
+        <w:t>input</w:t>
+      </w:r>
+      <w:r>
+        <w:rPr>
+          <w:b w:val="0"/>
+        </w:rPr>
+        <w:t xml:space="preserve">, deciding step, result and limit. Supported question: Predict all three original </w:t>
+      </w:r>
+      <w:r>
+        <w:rPr>
+          <w:b/>
+        </w:rPr>
+        <w:t>output</w:t>
+      </w:r>
+      <w:r>
+        <w:rPr>
+          <w:b w:val="0"/>
+        </w:rPr>
+        <w:t>s. Explain the difference between count=0 and missing price, then predict the lookup after price=0 is added.</w:t>
+      </w:r>
+    </w:p>
+    <w:p>
+      <w:pPr>
+        <w:spacing w:line="336" w:lineRule="auto" w:after="180"/>
+        <w:shd w:fill="F5F1FB"/>
+      </w:pPr>
+      <w:r>
+        <w:rPr>
+          <w:b w:val="0"/>
+        </w:rPr>
+        <w:t xml:space="preserve">Draw your project trace and justify the deciding step using </w:t>
+      </w:r>
+      <w:r>
+        <w:rPr>
+          <w:b/>
+        </w:rPr>
+        <w:t>evidence</w:t>
+      </w:r>
+      <w:r>
+        <w:rPr>
+          <w:b w:val="0"/>
+        </w:rPr>
+        <w:t>.</w:t>
+      </w:r>
+    </w:p>
+    <w:p>
+      <w:pPr>
+        <w:pStyle w:val="Heading3"/>
+      </w:pPr>
+      <w:r>
+        <w:t>My picture explanation, deciding evidence and one limit</w:t>
       </w:r>
     </w:p>
     <w:p>

--- a/downloads/workbook/bridge-week-10.docx
+++ b/downloads/workbook/bridge-week-10.docx
@@ -25,22 +25,45 @@
         <w:pStyle w:val="Heading1"/>
       </w:pPr>
       <w:r>
-        <w:t>01. Recall and choose your starting point</w:t>
-      </w:r>
-    </w:p>
-    <w:p>
-      <w:r>
-        <w:t>Record your starting explanation for Dictionaries and records before opening notes. Show any later correction separately.</w:t>
-      </w:r>
-    </w:p>
-    <w:p>
-      <w:pPr>
-        <w:spacing w:line="336" w:lineRule="auto" w:after="180"/>
-      </w:pPr>
-      <w:r>
-        <w:rPr>
-          <w:b w:val="0"/>
-        </w:rPr>
+        <w:t>One connected dictionary-and-record record.</w:t>
+      </w:r>
+    </w:p>
+    <w:p>
+      <w:r>
+        <w:t>Explain keys, trace an update, repair wrong-case access and distinguish missing from zero.</w:t>
+      </w:r>
+    </w:p>
+    <w:p>
+      <w:r>
+        <w:t>Keep record identity, field name/type, update, membership and schema evidence together.</w:t>
+      </w:r>
+    </w:p>
+    <w:p>
+      <w:pPr>
+        <w:pStyle w:val="Heading1"/>
+      </w:pPr>
+      <w:r>
+        <w:t>01. Recall · Retrieve before notes</w:t>
+      </w:r>
+    </w:p>
+    <w:p>
+      <w:r>
+        <w:t>Keep the stated task, its own code/values and support record together.</w:t>
+      </w:r>
+    </w:p>
+    <w:p>
+      <w:pPr>
+        <w:pStyle w:val="Heading2"/>
+      </w:pPr>
+      <w:r>
+        <w:t>Task and evidence record</w:t>
+      </w:r>
+    </w:p>
+    <w:p>
+      <w:pPr>
+        <w:pStyle w:val="ListBullet"/>
+      </w:pPr>
+      <w:r>
         <w:t>Try the recall before opening notes. Then use a different colour or a labelled second line to correct your explanation.</w:t>
       </w:r>
     </w:p>
@@ -54,12 +77,9 @@
     </w:p>
     <w:p>
       <w:pPr>
-        <w:spacing w:line="336" w:lineRule="auto" w:after="180"/>
-      </w:pPr>
-      <w:r>
-        <w:rPr>
-          <w:b w:val="0"/>
-        </w:rPr>
+        <w:pStyle w:val="ListBullet"/>
+      </w:pPr>
+      <w:r>
         <w:t>Without opening the old lesson, explain one key idea from Return values and local state. Give an example and a mistake that the idea helps you avoid.</w:t>
       </w:r>
     </w:p>
@@ -96,12 +116,9 @@
     </w:p>
     <w:p>
       <w:pPr>
-        <w:spacing w:line="336" w:lineRule="auto" w:after="180"/>
-      </w:pPr>
-      <w:r>
-        <w:rPr>
-          <w:b w:val="0"/>
-        </w:rPr>
+        <w:pStyle w:val="ListBullet"/>
+      </w:pPr>
+      <w:r>
         <w:t>Without opening the old lesson, explain one key idea from Lists and indexing. Give an example and a mistake that the idea helps you avoid.</w:t>
       </w:r>
     </w:p>
@@ -138,12 +155,9 @@
     </w:p>
     <w:p>
       <w:pPr>
-        <w:spacing w:line="336" w:lineRule="auto" w:after="180"/>
-      </w:pPr>
-      <w:r>
-        <w:rPr>
-          <w:b w:val="0"/>
-        </w:rPr>
+        <w:pStyle w:val="ListBullet"/>
+      </w:pPr>
+      <w:r>
         <w:t>Without opening the old lesson, explain one key idea from Boolean conditions. Give an example and a mistake that the idea helps you avoid.</w:t>
       </w:r>
     </w:p>
@@ -175,147 +189,44 @@
         <w:pStyle w:val="Heading1"/>
       </w:pPr>
       <w:r>
-        <w:t>02. Practise with fading help</w:t>
-      </w:r>
-    </w:p>
-    <w:p>
-      <w:r>
-        <w:t>Complete the supported Dictionaries and records trace and record the first step you can explain without help.</w:t>
-      </w:r>
-    </w:p>
-    <w:p>
-      <w:pPr>
-        <w:spacing w:line="336" w:lineRule="auto" w:after="180"/>
-      </w:pPr>
-      <w:r>
-        <w:rPr>
-          <w:b w:val="0"/>
-        </w:rPr>
-        <w:t xml:space="preserve">Use W2: Trace an update for Dictionaries and </w:t>
-      </w:r>
-      <w:r>
-        <w:rPr>
-          <w:b/>
-        </w:rPr>
-        <w:t>record</w:t>
-      </w:r>
-      <w:r>
-        <w:rPr>
-          <w:b w:val="0"/>
-        </w:rPr>
-        <w:t xml:space="preserve">s. </w:t>
-      </w:r>
-      <w:r>
-        <w:rPr>
-          <w:b/>
-        </w:rPr>
-        <w:t>Record</w:t>
-      </w:r>
-      <w:r>
-        <w:rPr>
-          <w:b w:val="0"/>
-        </w:rPr>
-        <w:t xml:space="preserve"> the answer once; the lesson and workbook refer to the same attempt.</w:t>
-      </w:r>
-    </w:p>
-    <w:tbl>
-      <w:tblPr>
-        <w:tblStyle w:val="LightShading-Accent1"/>
-        <w:tblW w:type="auto" w:w="0"/>
-        <w:tblLook w:firstColumn="1" w:firstRow="1" w:lastColumn="0" w:lastRow="0" w:noHBand="0" w:noVBand="1" w:val="04A0"/>
-      </w:tblPr>
-      <w:tblGrid>
-        <w:gridCol w:w="2556"/>
-        <w:gridCol w:w="2556"/>
-        <w:gridCol w:w="2556"/>
-        <w:gridCol w:w="2556"/>
-      </w:tblGrid>
-      <w:tr>
-        <w:trPr>
-          <w:tblHeader/>
-        </w:trPr>
-        <w:tc>
-          <w:tcPr>
-            <w:tcW w:type="dxa" w:w="2556"/>
-          </w:tcPr>
-          <w:p>
-            <w:r>
-              <w:t>Given inputs</w:t>
-            </w:r>
-          </w:p>
-        </w:tc>
-        <w:tc>
-          <w:tcPr>
-            <w:tcW w:type="dxa" w:w="2556"/>
-          </w:tcPr>
-          <w:p>
-            <w:r>
-              <w:t>Procedure I chose</w:t>
-            </w:r>
-          </w:p>
-        </w:tc>
-        <w:tc>
-          <w:tcPr>
-            <w:tcW w:type="dxa" w:w="2556"/>
-          </w:tcPr>
-          <w:p>
-            <w:r>
-              <w:t>Middle steps</w:t>
-            </w:r>
-          </w:p>
-        </w:tc>
-        <w:tc>
-          <w:tcPr>
-            <w:tcW w:type="dxa" w:w="2556"/>
-          </w:tcPr>
-          <w:p>
-            <w:r>
-              <w:t>Result and check</w:t>
-            </w:r>
-          </w:p>
-        </w:tc>
-      </w:tr>
-      <w:tr>
-        <w:tc>
-          <w:tcPr>
-            <w:tcW w:type="dxa" w:w="2556"/>
-          </w:tcPr>
-          <w:p>
-            <w:r/>
-          </w:p>
-        </w:tc>
-        <w:tc>
-          <w:tcPr>
-            <w:tcW w:type="dxa" w:w="2556"/>
-          </w:tcPr>
-          <w:p>
-            <w:r/>
-          </w:p>
-        </w:tc>
-        <w:tc>
-          <w:tcPr>
-            <w:tcW w:type="dxa" w:w="2556"/>
-          </w:tcPr>
-          <w:p>
-            <w:r/>
-          </w:p>
-        </w:tc>
-        <w:tc>
-          <w:tcPr>
-            <w:tcW w:type="dxa" w:w="2556"/>
-          </w:tcPr>
-          <w:p>
-            <w:r/>
-          </w:p>
-        </w:tc>
-      </w:tr>
-    </w:tbl>
+        <w:t>05. W1 · Explain the procedure</w:t>
+      </w:r>
+    </w:p>
+    <w:p>
+      <w:r>
+        <w:t>Keep the stated task, its own code/values and support record together.</w:t>
+      </w:r>
+    </w:p>
+    <w:p>
+      <w:pPr>
+        <w:pStyle w:val="Heading2"/>
+      </w:pPr>
+      <w:r>
+        <w:t>Task and evidence record</w:t>
+      </w:r>
+    </w:p>
+    <w:p>
+      <w:pPr>
+        <w:pStyle w:val="ListBullet"/>
+      </w:pPr>
+      <w:r>
+        <w:t>Separate records: Blue capacity 12/used 4→used 6 gives remaining 8 then 6. Red capacity 9/used 2→used 9 gives remaining 0, capacity stays 9. Keys are case sensitive: Used is not used. Schema requires used&lt;=capacity; capacity 3/used 4 violates it despite arithmetic -1. Shelf count 0 is present; absent price get returns None. Explicit priceNone is also possible but membership True; get alone does not distinguish presence. Selected describe policy treats absent/None as unavailable, not zero.</w:t>
+      </w:r>
+    </w:p>
+    <w:p>
+      <w:pPr>
+        <w:pStyle w:val="ListBullet"/>
+      </w:pPr>
+      <w:r>
+        <w:t>For {"name": "Red", "capacity": 9, "used": 2}, state the keys, value of used and remaining spaces.</w:t>
+      </w:r>
+    </w:p>
     <w:p>
       <w:pPr>
         <w:pStyle w:val="Heading3"/>
       </w:pPr>
       <w:r>
-        <w:t>The step I completed without help, and the hint I needed</w:t>
+        <w:t>My reasoning and evidence</w:t>
       </w:r>
     </w:p>
     <w:p>
@@ -334,50 +245,55 @@
       </w:r>
     </w:p>
     <w:p>
+      <w:r>
+        <w:t>________________________________________________________________</w:t>
+      </w:r>
+    </w:p>
+    <w:p>
+      <w:r>
+        <w:t>________________________________________________________________</w:t>
+      </w:r>
+    </w:p>
+    <w:p>
+      <w:r>
+        <w:t>________________________________________________________________</w:t>
+      </w:r>
+    </w:p>
+    <w:p>
       <w:pPr>
         <w:pStyle w:val="Heading1"/>
       </w:pPr>
       <w:r>
-        <w:t>03. Individual reasoning check</w:t>
-      </w:r>
-    </w:p>
-    <w:p>
-      <w:r>
-        <w:t>Check the proposed Dictionaries and records explanation against the supplied facts before discussing it.</w:t>
-      </w:r>
-    </w:p>
-    <w:p>
-      <w:pPr>
-        <w:spacing w:line="336" w:lineRule="auto" w:after="180"/>
-      </w:pPr>
-      <w:r>
-        <w:rPr>
-          <w:b w:val="0"/>
-        </w:rPr>
-        <w:t xml:space="preserve">Use the worked case for Dictionaries and </w:t>
-      </w:r>
-      <w:r>
-        <w:rPr>
-          <w:b/>
-        </w:rPr>
-        <w:t>record</w:t>
-      </w:r>
-      <w:r>
-        <w:rPr>
-          <w:b w:val="0"/>
-        </w:rPr>
-        <w:t>s. Proposed explanation: “A successful run proves the conclusion”. Decide whether this explanation is supported.</w:t>
-      </w:r>
-    </w:p>
-    <w:p>
-      <w:pPr>
-        <w:spacing w:line="336" w:lineRule="auto" w:after="180"/>
-      </w:pPr>
-      <w:r>
-        <w:rPr>
-          <w:b w:val="0"/>
-        </w:rPr>
-        <w:t>Point to the step or supplied fact that decides; explain your repair if needed.</w:t>
+        <w:t>06. W2 · Predict, trace and observe</w:t>
+      </w:r>
+    </w:p>
+    <w:p>
+      <w:r>
+        <w:t>Keep the stated task, its own code/values and support record together.</w:t>
+      </w:r>
+    </w:p>
+    <w:p>
+      <w:pPr>
+        <w:pStyle w:val="Heading2"/>
+      </w:pPr>
+      <w:r>
+        <w:t>Task and evidence record</w:t>
+      </w:r>
+    </w:p>
+    <w:p>
+      <w:pPr>
+        <w:pStyle w:val="ListBullet"/>
+      </w:pPr>
+      <w:r>
+        <w:t>Separate records: Blue capacity 12/used 4→used 6 gives remaining 8 then 6. Red capacity 9/used 2→used 9 gives remaining 0, capacity stays 9. Keys are case sensitive: Used is not used. Schema requires used&lt;=capacity; capacity 3/used 4 violates it despite arithmetic -1. Shelf count 0 is present; absent price get returns None. Explicit priceNone is also possible but membership True; get alone does not distinguish presence. Selected describe policy treats absent/None as unavailable, not zero.</w:t>
+      </w:r>
+    </w:p>
+    <w:p>
+      <w:pPr>
+        <w:pStyle w:val="ListBullet"/>
+      </w:pPr>
+      <w:r>
+        <w:t>Change the Red record used to 9. State remaining spaces and whether capacity changes.</w:t>
       </w:r>
     </w:p>
     <w:p>
@@ -385,7 +301,7 @@
         <w:pStyle w:val="Heading3"/>
       </w:pPr>
       <w:r>
-        <w:t>My explanation before partner discussion</w:t>
+        <w:t>My reasoning and evidence</w:t>
       </w:r>
     </w:p>
     <w:p>
@@ -409,16 +325,50 @@
       </w:r>
     </w:p>
     <w:p>
+      <w:r>
+        <w:t>________________________________________________________________</w:t>
+      </w:r>
+    </w:p>
+    <w:p>
+      <w:r>
+        <w:t>________________________________________________________________</w:t>
+      </w:r>
+    </w:p>
+    <w:p>
       <w:pPr>
         <w:pStyle w:val="Heading1"/>
       </w:pPr>
       <w:r>
-        <w:t>04. Independent transfer case</w:t>
-      </w:r>
-    </w:p>
-    <w:p>
-      <w:r>
-        <w:t>Write one first attempt at the reserved independent case before feedback. Repeated copies of that case refer to the same recorded attempt.</w:t>
+        <w:t>07. W3 · Find the first error</w:t>
+      </w:r>
+    </w:p>
+    <w:p>
+      <w:r>
+        <w:t>Keep the stated task, its own code/values and support record together.</w:t>
+      </w:r>
+    </w:p>
+    <w:p>
+      <w:pPr>
+        <w:pStyle w:val="Heading2"/>
+      </w:pPr>
+      <w:r>
+        <w:t>Task and evidence record</w:t>
+      </w:r>
+    </w:p>
+    <w:p>
+      <w:pPr>
+        <w:pStyle w:val="ListBullet"/>
+      </w:pPr>
+      <w:r>
+        <w:t>Separate records: Blue capacity 12/used 4→used 6 gives remaining 8 then 6. Red capacity 9/used 2→used 9 gives remaining 0, capacity stays 9. Keys are case sensitive: Used is not used. Schema requires used&lt;=capacity; capacity 3/used 4 violates it despite arithmetic -1. Shelf count 0 is present; absent price get returns None. Explicit priceNone is also possible but membership True; get alone does not distinguish presence. Selected describe policy treats absent/None as unavailable, not zero.</w:t>
+      </w:r>
+    </w:p>
+    <w:p>
+      <w:pPr>
+        <w:pStyle w:val="ListBullet"/>
+      </w:pPr>
+      <w:r>
+        <w:t>The code reads record["Used"] from the Red record. Explain the error and repair it without adding a field.</w:t>
       </w:r>
     </w:p>
     <w:p>
@@ -426,43 +376,149 @@
         <w:pStyle w:val="Heading3"/>
       </w:pPr>
       <w:r>
+        <w:t>My reasoning and evidence</w:t>
+      </w:r>
+    </w:p>
+    <w:p>
+      <w:r>
+        <w:t>________________________________________________________________</w:t>
+      </w:r>
+    </w:p>
+    <w:p>
+      <w:r>
+        <w:t>________________________________________________________________</w:t>
+      </w:r>
+    </w:p>
+    <w:p>
+      <w:r>
+        <w:t>________________________________________________________________</w:t>
+      </w:r>
+    </w:p>
+    <w:p>
+      <w:r>
+        <w:t>________________________________________________________________</w:t>
+      </w:r>
+    </w:p>
+    <w:p>
+      <w:r>
+        <w:t>________________________________________________________________</w:t>
+      </w:r>
+    </w:p>
+    <w:p>
+      <w:r>
+        <w:t>________________________________________________________________</w:t>
+      </w:r>
+    </w:p>
+    <w:p>
+      <w:pPr>
+        <w:pStyle w:val="Heading1"/>
+      </w:pPr>
+      <w:r>
+        <w:t>09. W5 · State an honest limit</w:t>
+      </w:r>
+    </w:p>
+    <w:p>
+      <w:r>
+        <w:t>Keep the stated task, its own code/values and support record together.</w:t>
+      </w:r>
+    </w:p>
+    <w:p>
+      <w:pPr>
+        <w:pStyle w:val="Heading2"/>
+      </w:pPr>
+      <w:r>
+        <w:t>Task and evidence record</w:t>
+      </w:r>
+    </w:p>
+    <w:p>
+      <w:pPr>
+        <w:pStyle w:val="ListBullet"/>
+      </w:pPr>
+      <w:r>
+        <w:t>Separate records: Blue capacity 12/used 4→used 6 gives remaining 8 then 6. Red capacity 9/used 2→used 9 gives remaining 0, capacity stays 9. Keys are case sensitive: Used is not used. Schema requires used&lt;=capacity; capacity 3/used 4 violates it despite arithmetic -1. Shelf count 0 is present; absent price get returns None. Explicit priceNone is also possible but membership True; get alone does not distinguish presence. Selected describe policy treats absent/None as unavailable, not zero.</w:t>
+      </w:r>
+    </w:p>
+    <w:p>
+      <w:pPr>
+        <w:pStyle w:val="ListBullet"/>
+      </w:pPr>
+      <w:r>
+        <w:t>A record has capacity 3 and used 4. It gives -1 spaces without an error. Should it be accepted? Explain.</w:t>
+      </w:r>
+    </w:p>
+    <w:p>
+      <w:pPr>
+        <w:pStyle w:val="Heading3"/>
+      </w:pPr>
+      <w:r>
+        <w:t>My reasoning and evidence</w:t>
+      </w:r>
+    </w:p>
+    <w:p>
+      <w:r>
+        <w:t>________________________________________________________________</w:t>
+      </w:r>
+    </w:p>
+    <w:p>
+      <w:r>
+        <w:t>________________________________________________________________</w:t>
+      </w:r>
+    </w:p>
+    <w:p>
+      <w:r>
+        <w:t>________________________________________________________________</w:t>
+      </w:r>
+    </w:p>
+    <w:p>
+      <w:r>
+        <w:t>________________________________________________________________</w:t>
+      </w:r>
+    </w:p>
+    <w:p>
+      <w:r>
+        <w:t>________________________________________________________________</w:t>
+      </w:r>
+    </w:p>
+    <w:p>
+      <w:r>
+        <w:t>________________________________________________________________</w:t>
+      </w:r>
+    </w:p>
+    <w:p>
+      <w:pPr>
+        <w:pStyle w:val="Heading1"/>
+      </w:pPr>
+      <w:r>
+        <w:t>04. Try alone · Selected independent task</w:t>
+      </w:r>
+    </w:p>
+    <w:p>
+      <w:r>
+        <w:t>Keep the stated task, its own code/values and support record together.</w:t>
+      </w:r>
+    </w:p>
+    <w:p>
+      <w:pPr>
+        <w:pStyle w:val="Heading2"/>
+      </w:pPr>
+      <w:r>
+        <w:t>Task and evidence record</w:t>
+      </w:r>
+    </w:p>
+    <w:p>
+      <w:pPr>
+        <w:pStyle w:val="Heading3"/>
+      </w:pPr>
+      <w:r>
         <w:t>Independent case: Read, update and pass a dictionary record</w:t>
       </w:r>
     </w:p>
     <w:p>
       <w:pPr>
-        <w:spacing w:line="336" w:lineRule="auto" w:after="180"/>
-        <w:shd w:fill="F5F1FB"/>
-      </w:pPr>
-      <w:r>
-        <w:rPr>
-          <w:b w:val="0"/>
-        </w:rPr>
-        <w:t xml:space="preserve">Predict the three </w:t>
-      </w:r>
-      <w:r>
-        <w:rPr>
-          <w:b/>
-        </w:rPr>
-        <w:t>output</w:t>
-      </w:r>
-      <w:r>
-        <w:rPr>
-          <w:b w:val="0"/>
-        </w:rPr>
-        <w:t xml:space="preserve">s and trace the named-field update. Explain why zero and a missing count produce different results. If the condition becomes if not count, which supplied </w:t>
-      </w:r>
-      <w:r>
-        <w:rPr>
-          <w:b/>
-        </w:rPr>
-        <w:t>record</w:t>
-      </w:r>
-      <w:r>
-        <w:rPr>
-          <w:b w:val="0"/>
-        </w:rPr>
-        <w:t xml:space="preserve"> is first handled incorrectly?</w:t>
+        <w:pStyle w:val="ListBullet"/>
+      </w:pPr>
+      <w:r>
+        <w:t>Predict the three outputs and trace the named-field update. Explain why zero and a missing count produce different results. If the condition becomes if not count, which supplied record is first handled incorrectly?</w:t>
       </w:r>
     </w:p>
     <w:p>
@@ -538,25 +594,10 @@
     </w:p>
     <w:p>
       <w:pPr>
-        <w:spacing w:line="336" w:lineRule="auto" w:after="180"/>
-      </w:pPr>
-      <w:r>
-        <w:rPr>
-          <w:b w:val="0"/>
-        </w:rPr>
-        <w:t xml:space="preserve">Attempt this case before feedback. </w:t>
-      </w:r>
-      <w:r>
-        <w:rPr>
-          <w:b/>
-        </w:rPr>
-        <w:t>Record</w:t>
-      </w:r>
-      <w:r>
-        <w:rPr>
-          <w:b w:val="0"/>
-        </w:rPr>
-        <w:t xml:space="preserve"> any help. Earlier examples below are further practice; a case already practised with feedback cannot establish fresh transfer.</w:t>
+        <w:pStyle w:val="ListBullet"/>
+      </w:pPr>
+      <w:r>
+        <w:t>Attempt this case before feedback. Record any help. Earlier examples below are further practice; a case already practised with feedback cannot establish fresh transfer.</w:t>
       </w:r>
     </w:p>
     <w:p>
@@ -564,23 +605,28 @@
         <w:pStyle w:val="Heading1"/>
       </w:pPr>
       <w:r>
-        <w:t>05. W1 Identify fields</w:t>
-      </w:r>
-    </w:p>
-    <w:p>
-      <w:r>
-        <w:t>Identify fields. Apply the supplied Dictionaries and records facts and keep your reasoning.</w:t>
-      </w:r>
-    </w:p>
-    <w:p>
-      <w:pPr>
-        <w:spacing w:line="336" w:lineRule="auto" w:after="180"/>
-      </w:pPr>
-      <w:r>
-        <w:rPr>
-          <w:b w:val="0"/>
-        </w:rPr>
-        <w:t>For {"name": "Red", "capacity": 9, "used": 2}, state the keys, value of used and remaining spaces.</w:t>
+        <w:t>10. Project · Keep code and evidence</w:t>
+      </w:r>
+    </w:p>
+    <w:p>
+      <w:r>
+        <w:t>Keep the stated task, its own code/values and support record together.</w:t>
+      </w:r>
+    </w:p>
+    <w:p>
+      <w:pPr>
+        <w:pStyle w:val="Heading2"/>
+      </w:pPr>
+      <w:r>
+        <w:t>Task and evidence record</w:t>
+      </w:r>
+    </w:p>
+    <w:p>
+      <w:pPr>
+        <w:pStyle w:val="ListBullet"/>
+      </w:pPr>
+      <w:r>
+        <w:t>Add a labelled dictionaries and records evidence sheet to Python readiness portfolio. Show how you can read and update named dictionary fields. Use the supplied fictional case and keep its inputs, intermediate steps, calculation or prediction, and limitation. Connect this record to last week’s record; a matching answer without a trace is insufficient.</w:t>
       </w:r>
     </w:p>
     <w:p>
@@ -588,7 +634,7 @@
         <w:pStyle w:val="Heading3"/>
       </w:pPr>
       <w:r>
-        <w:t>My reasoning and evidence</w:t>
+        <w:t>My project change, supporting evidence and remaining limit</w:t>
       </w:r>
     </w:p>
     <w:p>
@@ -626,487 +672,20 @@
         <w:pStyle w:val="Heading1"/>
       </w:pPr>
       <w:r>
-        <w:t>06. W2 Trace an update</w:t>
-      </w:r>
-    </w:p>
-    <w:p>
-      <w:r>
-        <w:t>Trace an update. Apply the supplied Dictionaries and records facts and keep your reasoning.</w:t>
-      </w:r>
-    </w:p>
-    <w:p>
-      <w:pPr>
-        <w:spacing w:line="336" w:lineRule="auto" w:after="180"/>
-      </w:pPr>
-      <w:r>
-        <w:rPr>
-          <w:b w:val="0"/>
-        </w:rPr>
-        <w:t xml:space="preserve">Change the Red </w:t>
-      </w:r>
-      <w:r>
-        <w:rPr>
-          <w:b/>
-        </w:rPr>
-        <w:t>record</w:t>
-      </w:r>
-      <w:r>
-        <w:rPr>
-          <w:b w:val="0"/>
-        </w:rPr>
-        <w:t xml:space="preserve"> used to 9. State remaining spaces and whether capacity changes.</w:t>
-      </w:r>
-    </w:p>
-    <w:p>
-      <w:pPr>
-        <w:pStyle w:val="Heading3"/>
-      </w:pPr>
-      <w:r>
-        <w:t>My reasoning and evidence</w:t>
-      </w:r>
-    </w:p>
-    <w:p>
-      <w:r>
-        <w:t>________________________________________________________________</w:t>
-      </w:r>
-    </w:p>
-    <w:p>
-      <w:r>
-        <w:t>________________________________________________________________</w:t>
-      </w:r>
-    </w:p>
-    <w:p>
-      <w:r>
-        <w:t>________________________________________________________________</w:t>
-      </w:r>
-    </w:p>
-    <w:p>
-      <w:r>
-        <w:t>________________________________________________________________</w:t>
-      </w:r>
-    </w:p>
-    <w:p>
-      <w:r>
-        <w:t>________________________________________________________________</w:t>
-      </w:r>
-    </w:p>
-    <w:p>
-      <w:r>
-        <w:t>________________________________________________________________</w:t>
-      </w:r>
-    </w:p>
-    <w:p>
-      <w:pPr>
-        <w:pStyle w:val="Heading1"/>
-      </w:pPr>
-      <w:r>
-        <w:t>07. W3 Repair a lookup</w:t>
-      </w:r>
-    </w:p>
-    <w:p>
-      <w:r>
-        <w:t>Repair a lookup. Apply the supplied Dictionaries and records facts and keep your reasoning.</w:t>
-      </w:r>
-    </w:p>
-    <w:p>
-      <w:pPr>
-        <w:spacing w:line="336" w:lineRule="auto" w:after="180"/>
-      </w:pPr>
-      <w:r>
-        <w:rPr>
-          <w:b w:val="0"/>
-        </w:rPr>
-        <w:t xml:space="preserve">The code reads </w:t>
-      </w:r>
-      <w:r>
-        <w:rPr>
-          <w:b/>
-        </w:rPr>
-        <w:t>record</w:t>
-      </w:r>
-      <w:r>
-        <w:rPr>
-          <w:b w:val="0"/>
-        </w:rPr>
-        <w:t xml:space="preserve">["Used"] from the Red </w:t>
-      </w:r>
-      <w:r>
-        <w:rPr>
-          <w:b/>
-        </w:rPr>
-        <w:t>record</w:t>
-      </w:r>
-      <w:r>
-        <w:rPr>
-          <w:b w:val="0"/>
-        </w:rPr>
-        <w:t>. Explain the error and repair it without adding a field.</w:t>
-      </w:r>
-    </w:p>
-    <w:p>
-      <w:pPr>
-        <w:pStyle w:val="Heading3"/>
-      </w:pPr>
-      <w:r>
-        <w:t>My reasoning and evidence</w:t>
-      </w:r>
-    </w:p>
-    <w:p>
-      <w:r>
-        <w:t>________________________________________________________________</w:t>
-      </w:r>
-    </w:p>
-    <w:p>
-      <w:r>
-        <w:t>________________________________________________________________</w:t>
-      </w:r>
-    </w:p>
-    <w:p>
-      <w:r>
-        <w:t>________________________________________________________________</w:t>
-      </w:r>
-    </w:p>
-    <w:p>
-      <w:r>
-        <w:t>________________________________________________________________</w:t>
-      </w:r>
-    </w:p>
-    <w:p>
-      <w:r>
-        <w:t>________________________________________________________________</w:t>
-      </w:r>
-    </w:p>
-    <w:p>
-      <w:r>
-        <w:t>________________________________________________________________</w:t>
-      </w:r>
-    </w:p>
-    <w:p>
-      <w:pPr>
-        <w:pStyle w:val="Heading1"/>
-      </w:pPr>
-      <w:r>
-        <w:t>08. W4 Build a record independently</w:t>
-      </w:r>
-    </w:p>
-    <w:p>
-      <w:r>
-        <w:t>Attempt before feedback. If this repeats the selected independent case, reuse that first attempt; otherwise keep a separate record. Build a record independently. Apply the supplied Dictionaries and records facts and keep your reasoning.</w:t>
-      </w:r>
-    </w:p>
-    <w:p>
-      <w:pPr>
-        <w:spacing w:line="336" w:lineRule="auto" w:after="180"/>
-      </w:pPr>
-      <w:r>
-        <w:rPr>
-          <w:b w:val="0"/>
-        </w:rPr>
-        <w:t xml:space="preserve">Create a Green </w:t>
-      </w:r>
-      <w:r>
-        <w:rPr>
-          <w:b/>
-        </w:rPr>
-        <w:t>record</w:t>
-      </w:r>
-      <w:r>
-        <w:rPr>
-          <w:b w:val="0"/>
-        </w:rPr>
-        <w:t xml:space="preserve"> with capacity 15 and used 6. Pass its fields to remaining and store the result. Update used to 10 and repeat. Predict both results.</w:t>
-      </w:r>
-    </w:p>
-    <w:p>
-      <w:pPr>
-        <w:pStyle w:val="Heading3"/>
-      </w:pPr>
-      <w:r>
-        <w:t>My reasoning and evidence</w:t>
-      </w:r>
-    </w:p>
-    <w:p>
-      <w:r>
-        <w:t>________________________________________________________________</w:t>
-      </w:r>
-    </w:p>
-    <w:p>
-      <w:r>
-        <w:t>________________________________________________________________</w:t>
-      </w:r>
-    </w:p>
-    <w:p>
-      <w:r>
-        <w:t>________________________________________________________________</w:t>
-      </w:r>
-    </w:p>
-    <w:p>
-      <w:r>
-        <w:t>________________________________________________________________</w:t>
-      </w:r>
-    </w:p>
-    <w:p>
-      <w:r>
-        <w:t>________________________________________________________________</w:t>
-      </w:r>
-    </w:p>
-    <w:p>
-      <w:r>
-        <w:t>________________________________________________________________</w:t>
-      </w:r>
-    </w:p>
-    <w:p>
-      <w:r>
-        <w:t>________________________________________________________________</w:t>
-      </w:r>
-    </w:p>
-    <w:p>
-      <w:r>
-        <w:t>________________________________________________________________</w:t>
-      </w:r>
-    </w:p>
-    <w:p>
-      <w:pPr>
-        <w:pStyle w:val="Heading1"/>
-      </w:pPr>
-      <w:r>
-        <w:t>09. W5 Check the contract</w:t>
-      </w:r>
-    </w:p>
-    <w:p>
-      <w:r>
-        <w:t>Check the contract. Apply the supplied Dictionaries and records facts and keep your reasoning.</w:t>
-      </w:r>
-    </w:p>
-    <w:p>
-      <w:pPr>
-        <w:spacing w:line="336" w:lineRule="auto" w:after="180"/>
-      </w:pPr>
-      <w:r>
-        <w:rPr>
-          <w:b w:val="0"/>
-        </w:rPr>
-        <w:t xml:space="preserve">A </w:t>
-      </w:r>
-      <w:r>
-        <w:rPr>
-          <w:b/>
-        </w:rPr>
-        <w:t>record</w:t>
-      </w:r>
-      <w:r>
-        <w:rPr>
-          <w:b w:val="0"/>
-        </w:rPr>
-        <w:t xml:space="preserve"> has capacity 3 and used 4. It gives -1 spaces without an error. Should it be accepted? Explain.</w:t>
-      </w:r>
-    </w:p>
-    <w:p>
-      <w:pPr>
-        <w:pStyle w:val="Heading3"/>
-      </w:pPr>
-      <w:r>
-        <w:t>My reasoning and evidence</w:t>
-      </w:r>
-    </w:p>
-    <w:p>
-      <w:r>
-        <w:t>________________________________________________________________</w:t>
-      </w:r>
-    </w:p>
-    <w:p>
-      <w:r>
-        <w:t>________________________________________________________________</w:t>
-      </w:r>
-    </w:p>
-    <w:p>
-      <w:r>
-        <w:t>________________________________________________________________</w:t>
-      </w:r>
-    </w:p>
-    <w:p>
-      <w:r>
-        <w:t>________________________________________________________________</w:t>
-      </w:r>
-    </w:p>
-    <w:p>
-      <w:r>
-        <w:t>________________________________________________________________</w:t>
-      </w:r>
-    </w:p>
-    <w:p>
-      <w:r>
-        <w:t>________________________________________________________________</w:t>
-      </w:r>
-    </w:p>
-    <w:p>
-      <w:pPr>
-        <w:pStyle w:val="Heading1"/>
-      </w:pPr>
-      <w:r>
-        <w:t>10. Project checkpoint and reflection</w:t>
-      </w:r>
-    </w:p>
-    <w:p>
-      <w:r>
-        <w:t>Connect Dictionaries and records to Python readiness portfolio, identify a limit and choose the next useful test.</w:t>
-      </w:r>
-    </w:p>
-    <w:p>
-      <w:pPr>
-        <w:spacing w:line="336" w:lineRule="auto" w:after="180"/>
-      </w:pPr>
-      <w:r>
-        <w:rPr>
-          <w:b w:val="0"/>
-        </w:rPr>
-        <w:t xml:space="preserve">Add a labelled dictionaries and </w:t>
-      </w:r>
-      <w:r>
-        <w:rPr>
-          <w:b/>
-        </w:rPr>
-        <w:t>record</w:t>
-      </w:r>
-      <w:r>
-        <w:rPr>
-          <w:b w:val="0"/>
-        </w:rPr>
-        <w:t xml:space="preserve">s </w:t>
-      </w:r>
-      <w:r>
-        <w:rPr>
-          <w:b/>
-        </w:rPr>
-        <w:t>evidence</w:t>
-      </w:r>
-      <w:r>
-        <w:rPr>
-          <w:b w:val="0"/>
-        </w:rPr>
-        <w:t xml:space="preserve"> sheet to Python readiness portfolio. Show how you can read and update named </w:t>
-      </w:r>
-      <w:r>
-        <w:rPr>
-          <w:b/>
-        </w:rPr>
-        <w:t>dictionary</w:t>
-      </w:r>
-      <w:r>
-        <w:rPr>
-          <w:b w:val="0"/>
-        </w:rPr>
-        <w:t xml:space="preserve"> fields.</w:t>
-      </w:r>
-    </w:p>
-    <w:p>
-      <w:pPr>
-        <w:spacing w:line="336" w:lineRule="auto" w:after="180"/>
-      </w:pPr>
-      <w:r>
-        <w:rPr>
-          <w:b w:val="0"/>
-        </w:rPr>
-        <w:t xml:space="preserve">Use the supplied fictional case and keep its </w:t>
-      </w:r>
-      <w:r>
-        <w:rPr>
-          <w:b/>
-        </w:rPr>
-        <w:t>input</w:t>
-      </w:r>
-      <w:r>
-        <w:rPr>
-          <w:b w:val="0"/>
-        </w:rPr>
-        <w:t xml:space="preserve">s, intermediate steps, calculation or </w:t>
-      </w:r>
-      <w:r>
-        <w:rPr>
-          <w:b/>
-        </w:rPr>
-        <w:t>prediction</w:t>
-      </w:r>
-      <w:r>
-        <w:rPr>
-          <w:b w:val="0"/>
-        </w:rPr>
-        <w:t xml:space="preserve">, and limitation. Connect this </w:t>
-      </w:r>
-      <w:r>
-        <w:rPr>
-          <w:b/>
-        </w:rPr>
-        <w:t>record</w:t>
-      </w:r>
-      <w:r>
-        <w:rPr>
-          <w:b w:val="0"/>
-        </w:rPr>
-        <w:t xml:space="preserve"> to last week’s </w:t>
-      </w:r>
-      <w:r>
-        <w:rPr>
-          <w:b/>
-        </w:rPr>
-        <w:t>record</w:t>
-      </w:r>
-      <w:r>
-        <w:rPr>
-          <w:b w:val="0"/>
-        </w:rPr>
-        <w:t>; a matching answer without a trace is insufficient.</w:t>
-      </w:r>
-    </w:p>
-    <w:p>
-      <w:pPr>
-        <w:pStyle w:val="Heading3"/>
-      </w:pPr>
-      <w:r>
-        <w:t>My project change, supporting evidence and remaining limit</w:t>
-      </w:r>
-    </w:p>
-    <w:p>
-      <w:r>
-        <w:t>________________________________________________________________</w:t>
-      </w:r>
-    </w:p>
-    <w:p>
-      <w:r>
-        <w:t>________________________________________________________________</w:t>
-      </w:r>
-    </w:p>
-    <w:p>
-      <w:r>
-        <w:t>________________________________________________________________</w:t>
-      </w:r>
-    </w:p>
-    <w:p>
-      <w:r>
-        <w:t>________________________________________________________________</w:t>
-      </w:r>
-    </w:p>
-    <w:p>
-      <w:r>
-        <w:t>________________________________________________________________</w:t>
-      </w:r>
-    </w:p>
-    <w:p>
-      <w:r>
-        <w:t>________________________________________________________________</w:t>
-      </w:r>
-    </w:p>
-    <w:p>
-      <w:pPr>
-        <w:pStyle w:val="Heading1"/>
-      </w:pPr>
-      <w:r>
-        <w:t>11. Feedback, return check and learning record</w:t>
-      </w:r>
-    </w:p>
-    <w:p>
-      <w:r>
-        <w:t>Record the first repaired step and a different case to revisit after a delay.</w:t>
+        <w:t>11. Feedback · Repair and return</w:t>
+      </w:r>
+    </w:p>
+    <w:p>
+      <w:r>
+        <w:t>Keep the stated task, its own code/values and support record together.</w:t>
+      </w:r>
+    </w:p>
+    <w:p>
+      <w:pPr>
+        <w:pStyle w:val="Heading2"/>
+      </w:pPr>
+      <w:r>
+        <w:t>Task and evidence record</w:t>
       </w:r>
     </w:p>
     <w:tbl>
@@ -1247,12 +826,9 @@
     </w:tbl>
     <w:p>
       <w:pPr>
-        <w:spacing w:line="336" w:lineRule="auto" w:after="180"/>
-      </w:pPr>
-      <w:r>
-        <w:rPr>
-          <w:b w:val="0"/>
-        </w:rPr>
+        <w:pStyle w:val="ListBullet"/>
+      </w:pPr>
+      <w:r>
         <w:t>Revisit this idea with your teacher after a delay. Familiarity is different from explaining and using it on a changed case.</w:t>
       </w:r>
     </w:p>
@@ -1261,57 +837,321 @@
         <w:pStyle w:val="Heading1"/>
       </w:pPr>
       <w:r>
-        <w:t>12. Pictorial case practice: Dictionaries and records</w:t>
-      </w:r>
-    </w:p>
-    <w:p>
-      <w:r>
-        <w:t>A zero field is still present. A dictionary record describes a shelf. The program distinguishes missing data from an actual zero. Explain the labelled step before checking the changed condition.</w:t>
-      </w:r>
-    </w:p>
-    <w:p>
-      <w:pPr>
-        <w:spacing w:line="336" w:lineRule="auto" w:after="180"/>
-      </w:pPr>
-      <w:r>
-        <w:rPr>
-          <w:b w:val="0"/>
-        </w:rPr>
-        <w:t xml:space="preserve">A zero field is still present. A </w:t>
-      </w:r>
-      <w:r>
-        <w:rPr>
-          <w:b/>
-        </w:rPr>
-        <w:t>dictionary</w:t>
-      </w:r>
-      <w:r>
-        <w:rPr>
-          <w:b w:val="0"/>
-        </w:rPr>
-        <w:t xml:space="preserve"> </w:t>
-      </w:r>
-      <w:r>
-        <w:rPr>
-          <w:b/>
-        </w:rPr>
-        <w:t>record</w:t>
-      </w:r>
-      <w:r>
-        <w:rPr>
-          <w:b w:val="0"/>
-        </w:rPr>
-        <w:t xml:space="preserve"> describes a shelf. The program distinguishes missing data from an actual zero.</w:t>
-      </w:r>
-    </w:p>
-    <w:p>
-      <w:pPr>
-        <w:spacing w:line="336" w:lineRule="auto" w:after="180"/>
-      </w:pPr>
-      <w:r>
-        <w:rPr>
-          <w:b w:val="0"/>
-        </w:rPr>
+        <w:t>Reference bank and extra practice</w:t>
+      </w:r>
+    </w:p>
+    <w:p>
+      <w:pPr>
+        <w:pStyle w:val="Heading1"/>
+      </w:pPr>
+      <w:r>
+        <w:t>02. Reference · Supported W2 record</w:t>
+      </w:r>
+    </w:p>
+    <w:p>
+      <w:r>
+        <w:t>Keep the stated task, its own code/values and support record together.</w:t>
+      </w:r>
+    </w:p>
+    <w:p>
+      <w:pPr>
+        <w:pStyle w:val="Heading2"/>
+      </w:pPr>
+      <w:r>
+        <w:t>Task and evidence record</w:t>
+      </w:r>
+    </w:p>
+    <w:p>
+      <w:pPr>
+        <w:pStyle w:val="ListBullet"/>
+      </w:pPr>
+      <w:r>
+        <w:t>Use W2: Trace an update for Dictionaries and records. Record the answer once; the lesson and workbook refer to the same attempt.</w:t>
+      </w:r>
+    </w:p>
+    <w:tbl>
+      <w:tblPr>
+        <w:tblStyle w:val="LightShading-Accent1"/>
+        <w:tblW w:type="auto" w:w="0"/>
+        <w:tblLook w:firstColumn="1" w:firstRow="1" w:lastColumn="0" w:lastRow="0" w:noHBand="0" w:noVBand="1" w:val="04A0"/>
+      </w:tblPr>
+      <w:tblGrid>
+        <w:gridCol w:w="2556"/>
+        <w:gridCol w:w="2556"/>
+        <w:gridCol w:w="2556"/>
+        <w:gridCol w:w="2556"/>
+      </w:tblGrid>
+      <w:tr>
+        <w:trPr>
+          <w:tblHeader/>
+        </w:trPr>
+        <w:tc>
+          <w:tcPr>
+            <w:tcW w:type="dxa" w:w="2556"/>
+          </w:tcPr>
+          <w:p>
+            <w:r>
+              <w:t>Given inputs</w:t>
+            </w:r>
+          </w:p>
+        </w:tc>
+        <w:tc>
+          <w:tcPr>
+            <w:tcW w:type="dxa" w:w="2556"/>
+          </w:tcPr>
+          <w:p>
+            <w:r>
+              <w:t>Procedure I chose</w:t>
+            </w:r>
+          </w:p>
+        </w:tc>
+        <w:tc>
+          <w:tcPr>
+            <w:tcW w:type="dxa" w:w="2556"/>
+          </w:tcPr>
+          <w:p>
+            <w:r>
+              <w:t>Middle steps</w:t>
+            </w:r>
+          </w:p>
+        </w:tc>
+        <w:tc>
+          <w:tcPr>
+            <w:tcW w:type="dxa" w:w="2556"/>
+          </w:tcPr>
+          <w:p>
+            <w:r>
+              <w:t>Result and check</w:t>
+            </w:r>
+          </w:p>
+        </w:tc>
+      </w:tr>
+      <w:tr>
+        <w:tc>
+          <w:tcPr>
+            <w:tcW w:type="dxa" w:w="2556"/>
+          </w:tcPr>
+          <w:p>
+            <w:r/>
+          </w:p>
+        </w:tc>
+        <w:tc>
+          <w:tcPr>
+            <w:tcW w:type="dxa" w:w="2556"/>
+          </w:tcPr>
+          <w:p>
+            <w:r/>
+          </w:p>
+        </w:tc>
+        <w:tc>
+          <w:tcPr>
+            <w:tcW w:type="dxa" w:w="2556"/>
+          </w:tcPr>
+          <w:p>
+            <w:r/>
+          </w:p>
+        </w:tc>
+        <w:tc>
+          <w:tcPr>
+            <w:tcW w:type="dxa" w:w="2556"/>
+          </w:tcPr>
+          <w:p>
+            <w:r/>
+          </w:p>
+        </w:tc>
+      </w:tr>
+    </w:tbl>
+    <w:p>
+      <w:pPr>
+        <w:pStyle w:val="Heading3"/>
+      </w:pPr>
+      <w:r>
+        <w:t>The step I completed without help, and the hint I needed</w:t>
+      </w:r>
+    </w:p>
+    <w:p>
+      <w:r>
+        <w:t>________________________________________________________________</w:t>
+      </w:r>
+    </w:p>
+    <w:p>
+      <w:r>
+        <w:t>________________________________________________________________</w:t>
+      </w:r>
+    </w:p>
+    <w:p>
+      <w:r>
+        <w:t>________________________________________________________________</w:t>
+      </w:r>
+    </w:p>
+    <w:p>
+      <w:pPr>
+        <w:pStyle w:val="Heading1"/>
+      </w:pPr>
+      <w:r>
+        <w:t>03. Extra practice · Individual reasoning check</w:t>
+      </w:r>
+    </w:p>
+    <w:p>
+      <w:r>
+        <w:t>Keep the stated task, its own code/values and support record together.</w:t>
+      </w:r>
+    </w:p>
+    <w:p>
+      <w:pPr>
+        <w:pStyle w:val="Heading2"/>
+      </w:pPr>
+      <w:r>
+        <w:t>Task and evidence record</w:t>
+      </w:r>
+    </w:p>
+    <w:p>
+      <w:pPr>
+        <w:pStyle w:val="ListBullet"/>
+      </w:pPr>
+      <w:r>
+        <w:t>Use the worked case for Dictionaries and records. Proposed explanation: “A successful run proves the conclusion”. Decide whether this explanation is supported. Point to the step or supplied fact that decides; explain your repair if needed.</w:t>
+      </w:r>
+    </w:p>
+    <w:p>
+      <w:pPr>
+        <w:pStyle w:val="Heading3"/>
+      </w:pPr>
+      <w:r>
+        <w:t>My explanation before partner discussion</w:t>
+      </w:r>
+    </w:p>
+    <w:p>
+      <w:r>
+        <w:t>________________________________________________________________</w:t>
+      </w:r>
+    </w:p>
+    <w:p>
+      <w:r>
+        <w:t>________________________________________________________________</w:t>
+      </w:r>
+    </w:p>
+    <w:p>
+      <w:r>
+        <w:t>________________________________________________________________</w:t>
+      </w:r>
+    </w:p>
+    <w:p>
+      <w:r>
+        <w:t>________________________________________________________________</w:t>
+      </w:r>
+    </w:p>
+    <w:p>
+      <w:pPr>
+        <w:pStyle w:val="Heading1"/>
+      </w:pPr>
+      <w:r>
+        <w:t>08. Additional practice · Earlier W4 transfer</w:t>
+      </w:r>
+    </w:p>
+    <w:p>
+      <w:r>
+        <w:t>Keep the stated task, its own code/values and support record together.</w:t>
+      </w:r>
+    </w:p>
+    <w:p>
+      <w:pPr>
+        <w:pStyle w:val="Heading2"/>
+      </w:pPr>
+      <w:r>
+        <w:t>Task and evidence record</w:t>
+      </w:r>
+    </w:p>
+    <w:p>
+      <w:pPr>
+        <w:pStyle w:val="ListBullet"/>
+      </w:pPr>
+      <w:r>
+        <w:t>Create a Green record with capacity 15 and used 6. Pass its fields to remaining and store the result. Update used to 10 and repeat. Predict both results.</w:t>
+      </w:r>
+    </w:p>
+    <w:p>
+      <w:pPr>
+        <w:pStyle w:val="Heading3"/>
+      </w:pPr>
+      <w:r>
+        <w:t>My reasoning and evidence</w:t>
+      </w:r>
+    </w:p>
+    <w:p>
+      <w:r>
+        <w:t>________________________________________________________________</w:t>
+      </w:r>
+    </w:p>
+    <w:p>
+      <w:r>
+        <w:t>________________________________________________________________</w:t>
+      </w:r>
+    </w:p>
+    <w:p>
+      <w:r>
+        <w:t>________________________________________________________________</w:t>
+      </w:r>
+    </w:p>
+    <w:p>
+      <w:r>
+        <w:t>________________________________________________________________</w:t>
+      </w:r>
+    </w:p>
+    <w:p>
+      <w:r>
+        <w:t>________________________________________________________________</w:t>
+      </w:r>
+    </w:p>
+    <w:p>
+      <w:r>
+        <w:t>________________________________________________________________</w:t>
+      </w:r>
+    </w:p>
+    <w:p>
+      <w:r>
+        <w:t>________________________________________________________________</w:t>
+      </w:r>
+    </w:p>
+    <w:p>
+      <w:r>
+        <w:t>________________________________________________________________</w:t>
+      </w:r>
+    </w:p>
+    <w:p>
+      <w:pPr>
+        <w:pStyle w:val="Heading1"/>
+      </w:pPr>
+      <w:r>
+        <w:t>12. Extra practice · Pictured case</w:t>
+      </w:r>
+    </w:p>
+    <w:p>
+      <w:r>
+        <w:t>Keep the stated task, its own code/values and support record together.</w:t>
+      </w:r>
+    </w:p>
+    <w:p>
+      <w:pPr>
+        <w:pStyle w:val="Heading2"/>
+      </w:pPr>
+      <w:r>
+        <w:t>Task and evidence record</w:t>
+      </w:r>
+    </w:p>
+    <w:p>
+      <w:pPr>
+        <w:pStyle w:val="ListBullet"/>
+      </w:pPr>
+      <w:r>
+        <w:t>A zero field is still present. A dictionary record describes a shelf. The program distinguishes missing data from an actual zero.</w:t>
+      </w:r>
+    </w:p>
+    <w:p>
+      <w:pPr>
+        <w:pStyle w:val="ListBullet"/>
+      </w:pPr>
+      <w:r>
         <w:t>Python 3: shelf={"count":0,"name":"Atlas"}; print(shelf["count"]); print(shelf.get("price")); print("count" in shelf).</w:t>
       </w:r>
     </w:p>
@@ -1353,25 +1193,10 @@
     </w:p>
     <w:p>
       <w:pPr>
-        <w:spacing w:line="336" w:lineRule="auto" w:after="180"/>
-      </w:pPr>
-      <w:r>
-        <w:rPr>
-          <w:b w:val="0"/>
-        </w:rPr>
-        <w:t xml:space="preserve">Predict all three original </w:t>
-      </w:r>
-      <w:r>
-        <w:rPr>
-          <w:b/>
-        </w:rPr>
-        <w:t>output</w:t>
-      </w:r>
-      <w:r>
-        <w:rPr>
-          <w:b w:val="0"/>
-        </w:rPr>
-        <w:t>s. Explain the difference between count=0 and missing price, then predict the lookup after price=0 is added.</w:t>
+        <w:pStyle w:val="ListBullet"/>
+      </w:pPr>
+      <w:r>
+        <w:t>Predict all three original outputs. Explain the difference between count=0 and missing price, then predict the lookup after price=0 is added.</w:t>
       </w:r>
     </w:p>
     <w:p>
@@ -1414,92 +1239,18 @@
     </w:p>
     <w:p>
       <w:pPr>
-        <w:pStyle w:val="Heading3"/>
-      </w:pPr>
-      <w:r>
-        <w:t>Record the help used</w:t>
-      </w:r>
-    </w:p>
-    <w:p>
-      <w:pPr>
-        <w:spacing w:line="336" w:lineRule="auto" w:after="180"/>
-        <w:shd w:fill="F1F6F8"/>
-      </w:pPr>
-      <w:r>
-        <w:rPr>
-          <w:b w:val="0"/>
-        </w:rPr>
-        <w:t xml:space="preserve">Support used: alone / hint / worked example. This </w:t>
-      </w:r>
-      <w:r>
-        <w:rPr>
-          <w:b/>
-        </w:rPr>
-        <w:t>record</w:t>
-      </w:r>
-      <w:r>
-        <w:rPr>
-          <w:b w:val="0"/>
-        </w:rPr>
-        <w:t xml:space="preserve"> is practice </w:t>
-      </w:r>
-      <w:r>
-        <w:rPr>
-          <w:b/>
-        </w:rPr>
-        <w:t>evidence</w:t>
-      </w:r>
-      <w:r>
-        <w:rPr>
-          <w:b w:val="0"/>
-        </w:rPr>
-        <w:t>.</w:t>
-      </w:r>
-    </w:p>
-    <w:p>
-      <w:pPr>
-        <w:spacing w:line="336" w:lineRule="auto" w:after="180"/>
-      </w:pPr>
-      <w:r>
-        <w:rPr>
-          <w:b w:val="0"/>
-        </w:rPr>
-        <w:t xml:space="preserve">Project connection: For Python readiness before the Responsible Plant Classifier, retain a trace of the values, the predicted </w:t>
-      </w:r>
-      <w:r>
-        <w:rPr>
-          <w:b/>
-        </w:rPr>
-        <w:t>output</w:t>
-      </w:r>
-      <w:r>
-        <w:rPr>
-          <w:b w:val="0"/>
-        </w:rPr>
-        <w:t>s and the changed-case explanation.</w:t>
-      </w:r>
-    </w:p>
-    <w:p>
-      <w:pPr>
-        <w:spacing w:line="336" w:lineRule="auto" w:after="180"/>
-      </w:pPr>
-      <w:r>
-        <w:rPr>
-          <w:b w:val="0"/>
-        </w:rPr>
-        <w:t xml:space="preserve">Use actual Python 3 results to check the </w:t>
-      </w:r>
-      <w:r>
-        <w:rPr>
-          <w:b/>
-        </w:rPr>
-        <w:t>prediction</w:t>
-      </w:r>
-      <w:r>
-        <w:rPr>
-          <w:b w:val="0"/>
-        </w:rPr>
-        <w:t xml:space="preserve"> after reasoning first.</w:t>
+        <w:pStyle w:val="ListBullet"/>
+      </w:pPr>
+      <w:r>
+        <w:t>Support used: alone / hint / worked example. This record is practice evidence.</w:t>
+      </w:r>
+    </w:p>
+    <w:p>
+      <w:pPr>
+        <w:pStyle w:val="ListBullet"/>
+      </w:pPr>
+      <w:r>
+        <w:t>Project connection: For Python readiness before the Responsible Plant Classifier, retain a trace of the values, the predicted outputs and the changed-case explanation. Use actual Python 3 results to check the prediction after reasoning first.</w:t>
       </w:r>
     </w:p>
     <w:p>
@@ -1507,105 +1258,44 @@
         <w:pStyle w:val="Heading1"/>
       </w:pPr>
       <w:r>
-        <w:t>13. Project portfolio milestone</w:t>
-      </w:r>
-    </w:p>
-    <w:p>
-      <w:r>
-        <w:t>Keep this week’s input, deciding step, result and limit together in the Python readiness portfolio record.</w:t>
-      </w:r>
-    </w:p>
-    <w:p>
-      <w:pPr>
-        <w:spacing w:line="336" w:lineRule="auto" w:after="180"/>
-      </w:pPr>
-      <w:r>
-        <w:rPr>
-          <w:b w:val="0"/>
-        </w:rPr>
+        <w:t>13. Reference · Project portfolio milestone</w:t>
+      </w:r>
+    </w:p>
+    <w:p>
+      <w:r>
+        <w:t>Keep the stated task, its own code/values and support record together.</w:t>
+      </w:r>
+    </w:p>
+    <w:p>
+      <w:pPr>
+        <w:pStyle w:val="Heading2"/>
+      </w:pPr>
+      <w:r>
+        <w:t>Task and evidence record</w:t>
+      </w:r>
+    </w:p>
+    <w:p>
+      <w:pPr>
+        <w:pStyle w:val="ListBullet"/>
+      </w:pPr>
+      <w:r>
         <w:t>Project: Python readiness portfolio</w:t>
       </w:r>
     </w:p>
     <w:p>
       <w:pPr>
-        <w:spacing w:line="336" w:lineRule="auto" w:after="180"/>
-      </w:pPr>
-      <w:r>
-        <w:rPr>
-          <w:b w:val="0"/>
-        </w:rPr>
-        <w:t xml:space="preserve">Current milestone: Python readiness portfolio. Keep runnable code, </w:t>
-      </w:r>
-      <w:r>
-        <w:rPr>
-          <w:b/>
-        </w:rPr>
-        <w:t>prediction</w:t>
-      </w:r>
-      <w:r>
-        <w:rPr>
-          <w:b w:val="0"/>
-        </w:rPr>
-        <w:t xml:space="preserve">s, actual </w:t>
-      </w:r>
-      <w:r>
-        <w:rPr>
-          <w:b/>
-        </w:rPr>
-        <w:t>output</w:t>
-      </w:r>
-      <w:r>
-        <w:rPr>
-          <w:b w:val="0"/>
-        </w:rPr>
-        <w:t xml:space="preserve">s, one repaired error and an explanation of a function on changed </w:t>
-      </w:r>
-      <w:r>
-        <w:rPr>
-          <w:b/>
-        </w:rPr>
-        <w:t>input</w:t>
-      </w:r>
-      <w:r>
-        <w:rPr>
-          <w:b w:val="0"/>
-        </w:rPr>
-        <w:t>s.</w:t>
-      </w:r>
-    </w:p>
-    <w:p>
-      <w:pPr>
-        <w:spacing w:line="336" w:lineRule="auto" w:after="180"/>
-      </w:pPr>
-      <w:r>
-        <w:rPr>
-          <w:b w:val="0"/>
-        </w:rPr>
-        <w:t xml:space="preserve">For Python readiness before the Responsible Plant Classifier, retain a trace of the values, the predicted </w:t>
-      </w:r>
-      <w:r>
-        <w:rPr>
-          <w:b/>
-        </w:rPr>
-        <w:t>output</w:t>
-      </w:r>
-      <w:r>
-        <w:rPr>
-          <w:b w:val="0"/>
-        </w:rPr>
-        <w:t xml:space="preserve">s and the changed-case explanation. Use actual Python 3 results to check the </w:t>
-      </w:r>
-      <w:r>
-        <w:rPr>
-          <w:b/>
-        </w:rPr>
-        <w:t>prediction</w:t>
-      </w:r>
-      <w:r>
-        <w:rPr>
-          <w:b w:val="0"/>
-        </w:rPr>
-        <w:t xml:space="preserve"> after reasoning first.</w:t>
+        <w:pStyle w:val="ListBullet"/>
+      </w:pPr>
+      <w:r>
+        <w:t>Current milestone: Python readiness portfolio. Keep runnable code, predictions, actual outputs, one repaired error and an explanation of a function on changed inputs.</w:t>
+      </w:r>
+    </w:p>
+    <w:p>
+      <w:pPr>
+        <w:pStyle w:val="ListBullet"/>
+      </w:pPr>
+      <w:r>
+        <w:t>For Python readiness before the Responsible Plant Classifier, retain a trace of the values, the predicted outputs and the changed-case explanation. Use actual Python 3 results to check the prediction after reasoning first.</w:t>
       </w:r>
     </w:p>
     <w:tbl>
@@ -1762,12 +1452,502 @@
         <w:pStyle w:val="Heading1"/>
       </w:pPr>
       <w:r>
-        <w:t>14. Supported practice and learning evidence</w:t>
-      </w:r>
-    </w:p>
-    <w:p>
-      <w:r>
-        <w:t>Try the supported questions before comparing with hints and feedback. Record what you repaired and the evidence you retained.</w:t>
+        <w:t>14. Extra practice · Predict, check and repair</w:t>
+      </w:r>
+    </w:p>
+    <w:p>
+      <w:r>
+        <w:t>Use only after an attempt; keep the reserved assessment separate.</w:t>
+      </w:r>
+    </w:p>
+    <w:p>
+      <w:pPr>
+        <w:pStyle w:val="Heading2"/>
+      </w:pPr>
+      <w:r>
+        <w:t>First question and hint</w:t>
+      </w:r>
+    </w:p>
+    <w:p>
+      <w:pPr>
+        <w:pStyle w:val="ListBullet"/>
+      </w:pPr>
+      <w:r>
+        <w:t>A zero field is still present. A dictionary record describes a shelf. The program distinguishes missing data from an actual zero.</w:t>
+      </w:r>
+    </w:p>
+    <w:p>
+      <w:pPr>
+        <w:pStyle w:val="Heading3"/>
+      </w:pPr>
+      <w:r>
+        <w:t>Practice 1: explain the deciding evidence</w:t>
+      </w:r>
+    </w:p>
+    <w:p>
+      <w:pPr>
+        <w:pStyle w:val="ListBullet"/>
+      </w:pPr>
+      <w:r>
+        <w:t>Which labelled step matches this detail? "count" in shelf is True even though its value is zero.</w:t>
+      </w:r>
+    </w:p>
+    <w:p>
+      <w:pPr>
+        <w:pStyle w:val="ListBullet"/>
+      </w:pPr>
+      <w:r>
+        <w:t>1. Test key membership</w:t>
+      </w:r>
+    </w:p>
+    <w:p>
+      <w:pPr>
+        <w:pStyle w:val="ListBullet"/>
+      </w:pPr>
+      <w:r>
+        <w:t>2. Read an absent field</w:t>
+      </w:r>
+    </w:p>
+    <w:p>
+      <w:pPr>
+        <w:pStyle w:val="ListBullet"/>
+      </w:pPr>
+      <w:r>
+        <w:t>3. Read a stored field</w:t>
+      </w:r>
+    </w:p>
+    <w:p>
+      <w:pPr>
+        <w:pStyle w:val="Heading3"/>
+      </w:pPr>
+      <w:r>
+        <w:t>My selected conclusion, deciding fact and explanation</w:t>
+      </w:r>
+    </w:p>
+    <w:p>
+      <w:r>
+        <w:t>________________________________________________________________</w:t>
+      </w:r>
+    </w:p>
+    <w:p>
+      <w:r>
+        <w:t>________________________________________________________________</w:t>
+      </w:r>
+    </w:p>
+    <w:p>
+      <w:r>
+        <w:t>________________________________________________________________</w:t>
+      </w:r>
+    </w:p>
+    <w:p>
+      <w:r>
+        <w:t>________________________________________________________________</w:t>
+      </w:r>
+    </w:p>
+    <w:p>
+      <w:r>
+        <w:t>________________________________________________________________</w:t>
+      </w:r>
+    </w:p>
+    <w:p>
+      <w:pPr>
+        <w:pStyle w:val="ListBullet"/>
+      </w:pPr>
+      <w:r>
+        <w:t>Hint if needed: Read the steps in the pictorial case. Match the supplied detail to the stage that performs or records it.</w:t>
+      </w:r>
+    </w:p>
+    <w:p>
+      <w:pPr>
+        <w:pStyle w:val="Heading2"/>
+      </w:pPr>
+      <w:r>
+        <w:t>Check the first explanation · reference / check after trying</w:t>
+      </w:r>
+    </w:p>
+    <w:p>
+      <w:pPr>
+        <w:spacing w:line="336" w:lineRule="auto" w:after="180"/>
+      </w:pPr>
+      <w:r>
+        <w:rPr>
+          <w:b w:val="0"/>
+        </w:rPr>
+        <w:t xml:space="preserve">After your attempt, compare with the supported explanation: Test key membership "count" in shelf is True even though its value is zero. </w:t>
+      </w:r>
+      <w:r>
+        <w:rPr>
+          <w:b/>
+        </w:rPr>
+        <w:t>Dictionary</w:t>
+      </w:r>
+      <w:r>
+        <w:rPr>
+          <w:b w:val="0"/>
+        </w:rPr>
+        <w:t xml:space="preserve"> keys name fields.</w:t>
+      </w:r>
+    </w:p>
+    <w:p>
+      <w:pPr>
+        <w:spacing w:line="336" w:lineRule="auto" w:after="180"/>
+      </w:pPr>
+      <w:r>
+        <w:rPr>
+          <w:b w:val="0"/>
+        </w:rPr>
+        <w:t>Presence is different from truthiness of a value; a measured zero should not be discarded as if the field were absent.</w:t>
+      </w:r>
+    </w:p>
+    <w:p>
+      <w:pPr>
+        <w:pStyle w:val="Heading2"/>
+      </w:pPr>
+      <w:r>
+        <w:t>Changed-case question and hint</w:t>
+      </w:r>
+    </w:p>
+    <w:p>
+      <w:pPr>
+        <w:pStyle w:val="Heading3"/>
+      </w:pPr>
+      <w:r>
+        <w:t>Practice 2: explain the deciding evidence</w:t>
+      </w:r>
+    </w:p>
+    <w:p>
+      <w:pPr>
+        <w:pStyle w:val="ListBullet"/>
+      </w:pPr>
+      <w:r>
+        <w:t>Changed-case practice: Add the field price with value 0. Which conclusion is supported by the supplied facts?</w:t>
+      </w:r>
+    </w:p>
+    <w:p>
+      <w:pPr>
+        <w:pStyle w:val="ListBullet"/>
+      </w:pPr>
+      <w:r>
+        <w:t>1. The price lookup now returns 0 instead of None.</w:t>
+      </w:r>
+    </w:p>
+    <w:p>
+      <w:pPr>
+        <w:pStyle w:val="ListBullet"/>
+      </w:pPr>
+      <w:r>
+        <w:t>2. We can decide the result without examining the changed input or the procedure.</w:t>
+      </w:r>
+    </w:p>
+    <w:p>
+      <w:pPr>
+        <w:pStyle w:val="ListBullet"/>
+      </w:pPr>
+      <w:r>
+        <w:t>3. This one example guarantees correct results for every future input.</w:t>
+      </w:r>
+    </w:p>
+    <w:p>
+      <w:pPr>
+        <w:pStyle w:val="Heading3"/>
+      </w:pPr>
+      <w:r>
+        <w:t>My selected conclusion, deciding fact and explanation</w:t>
+      </w:r>
+    </w:p>
+    <w:p>
+      <w:r>
+        <w:t>________________________________________________________________</w:t>
+      </w:r>
+    </w:p>
+    <w:p>
+      <w:r>
+        <w:t>________________________________________________________________</w:t>
+      </w:r>
+    </w:p>
+    <w:p>
+      <w:r>
+        <w:t>________________________________________________________________</w:t>
+      </w:r>
+    </w:p>
+    <w:p>
+      <w:r>
+        <w:t>________________________________________________________________</w:t>
+      </w:r>
+    </w:p>
+    <w:p>
+      <w:r>
+        <w:t>________________________________________________________________</w:t>
+      </w:r>
+    </w:p>
+    <w:p>
+      <w:pPr>
+        <w:pStyle w:val="ListBullet"/>
+      </w:pPr>
+      <w:r>
+        <w:t>Hint if needed: Use the changed condition and the deciding step in the pictorial trace. The answer must say what follows from those facts.</w:t>
+      </w:r>
+    </w:p>
+    <w:p>
+      <w:pPr>
+        <w:pStyle w:val="Heading2"/>
+      </w:pPr>
+      <w:r>
+        <w:t>Check the changed explanation · reference / check after trying</w:t>
+      </w:r>
+    </w:p>
+    <w:p>
+      <w:pPr>
+        <w:spacing w:line="336" w:lineRule="auto" w:after="180"/>
+      </w:pPr>
+      <w:r>
+        <w:rPr>
+          <w:b w:val="0"/>
+        </w:rPr>
+        <w:t xml:space="preserve">After your attempt, compare with the supported explanation: The price lookup now returns 0 instead of None. A </w:t>
+      </w:r>
+      <w:r>
+        <w:rPr>
+          <w:b/>
+        </w:rPr>
+        <w:t>record</w:t>
+      </w:r>
+      <w:r>
+        <w:rPr>
+          <w:b w:val="0"/>
+        </w:rPr>
+        <w:t>ed zero is a present value, whereas the earlier lookup had no field.</w:t>
+      </w:r>
+    </w:p>
+    <w:p>
+      <w:pPr>
+        <w:pStyle w:val="Heading2"/>
+      </w:pPr>
+      <w:r>
+        <w:t>Repair and keep the record</w:t>
+      </w:r>
+    </w:p>
+    <w:p>
+      <w:pPr>
+        <w:spacing w:line="336" w:lineRule="auto" w:after="180"/>
+      </w:pPr>
+      <w:r>
+        <w:rPr>
+          <w:b w:val="0"/>
+        </w:rPr>
+        <w:t>Review Return values and local state (python-bridge/9). Goal: Use a returned value in a later calculation. Short practice: Trace the two returned values and explain why first stays seven.</w:t>
+      </w:r>
+    </w:p>
+    <w:p>
+      <w:pPr>
+        <w:spacing w:line="336" w:lineRule="auto" w:after="180"/>
+      </w:pPr>
+      <w:r>
+        <w:rPr>
+          <w:b w:val="0"/>
+        </w:rPr>
+        <w:t>What happens if the caller tries to print result directly?. Return to this week and explain what you changed.</w:t>
+      </w:r>
+    </w:p>
+    <w:p>
+      <w:pPr>
+        <w:spacing w:line="336" w:lineRule="auto" w:after="180"/>
+      </w:pPr>
+      <w:r>
+        <w:rPr>
+          <w:b w:val="0"/>
+        </w:rPr>
+        <w:t>Review Lists and indexing (python-bridge/7). Goal: Distinguish a list index from the value stored at that position. Short practice: Label the three index positions.</w:t>
+      </w:r>
+    </w:p>
+    <w:p>
+      <w:pPr>
+        <w:spacing w:line="336" w:lineRule="auto" w:after="180"/>
+      </w:pPr>
+      <w:r>
+        <w:rPr>
+          <w:b w:val="0"/>
+        </w:rPr>
+        <w:t xml:space="preserve">Predict all original </w:t>
+      </w:r>
+      <w:r>
+        <w:rPr>
+          <w:b/>
+        </w:rPr>
+        <w:t>output</w:t>
+      </w:r>
+      <w:r>
+        <w:rPr>
+          <w:b w:val="0"/>
+        </w:rPr>
+        <w:t xml:space="preserve">s, then name the first </w:t>
+      </w:r>
+      <w:r>
+        <w:rPr>
+          <w:b/>
+        </w:rPr>
+        <w:t>output</w:t>
+      </w:r>
+      <w:r>
+        <w:rPr>
+          <w:b w:val="0"/>
+        </w:rPr>
+        <w:t xml:space="preserve"> and stopping point after using index 3.. Return to this week and explain what you changed.</w:t>
+      </w:r>
+    </w:p>
+    <w:p>
+      <w:pPr>
+        <w:spacing w:line="336" w:lineRule="auto" w:after="180"/>
+      </w:pPr>
+      <w:r>
+        <w:rPr>
+          <w:b w:val="0"/>
+        </w:rPr>
+        <w:t>Review Boolean conditions (python-bridge/4). Goal: Translate stated requirements into comparisons. Short practice: Give both comparison results for ages 11, 15 and 16.</w:t>
+      </w:r>
+    </w:p>
+    <w:p>
+      <w:pPr>
+        <w:spacing w:line="336" w:lineRule="auto" w:after="180"/>
+      </w:pPr>
+      <w:r>
+        <w:rPr>
+          <w:b w:val="0"/>
+        </w:rPr>
+        <w:t>Which comparison rejects each outside value, and why does and matter?. Return to this week and explain what you changed.</w:t>
+      </w:r>
+    </w:p>
+    <w:p>
+      <w:pPr>
+        <w:spacing w:line="336" w:lineRule="auto" w:after="180"/>
+      </w:pPr>
+      <w:r>
+        <w:rPr>
+          <w:b w:val="0"/>
+        </w:rPr>
+        <w:t xml:space="preserve">The browser lab lets you edit the supported Python examples already included in this lesson. Predict first, run, inspect the actual </w:t>
+      </w:r>
+      <w:r>
+        <w:rPr>
+          <w:b/>
+        </w:rPr>
+        <w:t>output</w:t>
+      </w:r>
+      <w:r>
+        <w:rPr>
+          <w:b w:val="0"/>
+        </w:rPr>
+        <w:t xml:space="preserve"> or error, change one </w:t>
+      </w:r>
+      <w:r>
+        <w:rPr>
+          <w:b/>
+        </w:rPr>
+        <w:t>input</w:t>
+      </w:r>
+      <w:r>
+        <w:rPr>
+          <w:b w:val="0"/>
+        </w:rPr>
+        <w:t>, then run again.</w:t>
+      </w:r>
+    </w:p>
+    <w:p>
+      <w:pPr>
+        <w:spacing w:line="336" w:lineRule="auto" w:after="180"/>
+      </w:pPr>
+      <w:r>
+        <w:rPr>
+          <w:b w:val="0"/>
+        </w:rPr>
+        <w:t xml:space="preserve">Keep code, </w:t>
+      </w:r>
+      <w:r>
+        <w:rPr>
+          <w:b/>
+        </w:rPr>
+        <w:t>prediction</w:t>
+      </w:r>
+      <w:r>
+        <w:rPr>
+          <w:b w:val="0"/>
+        </w:rPr>
+        <w:t>s, actual results and a reasoned revision together. On paper, label your result as a trace rather than an execution.</w:t>
+      </w:r>
+    </w:p>
+    <w:p>
+      <w:pPr>
+        <w:spacing w:line="336" w:lineRule="auto" w:after="180"/>
+      </w:pPr>
+      <w:r>
+        <w:rPr>
+          <w:b w:val="0"/>
+        </w:rPr>
+        <w:t xml:space="preserve">Use Download completed work in the hosted lesson to export your answers, reflections, practice feedback and code-run </w:t>
+      </w:r>
+      <w:r>
+        <w:rPr>
+          <w:b/>
+        </w:rPr>
+        <w:t>evidence</w:t>
+      </w:r>
+      <w:r>
+        <w:rPr>
+          <w:b w:val="0"/>
+        </w:rPr>
+        <w:t>. Open the HTML copy to read or print it.</w:t>
+      </w:r>
+    </w:p>
+    <w:p>
+      <w:pPr>
+        <w:spacing w:line="336" w:lineRule="auto" w:after="180"/>
+      </w:pPr>
+      <w:r>
+        <w:rPr>
+          <w:b w:val="0"/>
+        </w:rPr>
+        <w:t>Drafts stay in this browser when storage is available; clear drafts on a shared device.</w:t>
+      </w:r>
+    </w:p>
+    <w:p>
+      <w:pPr>
+        <w:pStyle w:val="Heading3"/>
+      </w:pPr>
+      <w:r>
+        <w:t>What I repaired, the evidence I kept and the next test</w:t>
+      </w:r>
+    </w:p>
+    <w:p>
+      <w:r>
+        <w:t>________________________________________________________________</w:t>
+      </w:r>
+    </w:p>
+    <w:p>
+      <w:r>
+        <w:t>________________________________________________________________</w:t>
+      </w:r>
+    </w:p>
+    <w:p>
+      <w:r>
+        <w:t>________________________________________________________________</w:t>
+      </w:r>
+    </w:p>
+    <w:p>
+      <w:r>
+        <w:t>________________________________________________________________</w:t>
+      </w:r>
+    </w:p>
+    <w:p>
+      <w:r>
+        <w:t>________________________________________________________________</w:t>
+      </w:r>
+    </w:p>
+    <w:p>
+      <w:pPr>
+        <w:pStyle w:val="Heading2"/>
+      </w:pPr>
+      <w:r>
+        <w:t>Earlier wording, alternatives and picture transcripts · reference / check after trying</w:t>
       </w:r>
     </w:p>
     <w:p>
@@ -1783,92 +1963,10 @@
     </w:p>
     <w:p>
       <w:pPr>
-        <w:spacing w:line="336" w:lineRule="auto" w:after="180"/>
-      </w:pPr>
-      <w:r>
-        <w:rPr>
-          <w:b w:val="0"/>
-        </w:rPr>
-        <w:t xml:space="preserve">A zero field is still present. A </w:t>
-      </w:r>
-      <w:r>
-        <w:rPr>
-          <w:b/>
-        </w:rPr>
-        <w:t>dictionary</w:t>
-      </w:r>
-      <w:r>
-        <w:rPr>
-          <w:b w:val="0"/>
-        </w:rPr>
-        <w:t xml:space="preserve"> </w:t>
-      </w:r>
-      <w:r>
-        <w:rPr>
-          <w:b/>
-        </w:rPr>
-        <w:t>record</w:t>
-      </w:r>
-      <w:r>
-        <w:rPr>
-          <w:b w:val="0"/>
-        </w:rPr>
-        <w:t xml:space="preserve"> describes a shelf. The program distinguishes missing data from an actual zero.</w:t>
-      </w:r>
-    </w:p>
-    <w:p>
-      <w:pPr>
         <w:pStyle w:val="Heading3"/>
       </w:pPr>
       <w:r>
-        <w:t>Practice 1: explain the deciding evidence</w:t>
-      </w:r>
-    </w:p>
-    <w:p>
-      <w:pPr>
-        <w:spacing w:line="336" w:lineRule="auto" w:after="180"/>
-      </w:pPr>
-      <w:r>
-        <w:rPr>
-          <w:b w:val="0"/>
-        </w:rPr>
-        <w:t>Which labelled step matches this detail? "count" in shelf is True even though its value is zero.</w:t>
-      </w:r>
-    </w:p>
-    <w:p>
-      <w:pPr>
-        <w:spacing w:line="336" w:lineRule="auto" w:after="180"/>
-        <w:shd w:fill="F4F9FC"/>
-      </w:pPr>
-      <w:r>
-        <w:rPr>
-          <w:b w:val="0"/>
-        </w:rPr>
-        <w:t>1. Test key membership</w:t>
-      </w:r>
-    </w:p>
-    <w:p>
-      <w:pPr>
-        <w:spacing w:line="336" w:lineRule="auto" w:after="180"/>
-        <w:shd w:fill="F4F9FC"/>
-      </w:pPr>
-      <w:r>
-        <w:rPr>
-          <w:b w:val="0"/>
-        </w:rPr>
-        <w:t>2. Read an absent field</w:t>
-      </w:r>
-    </w:p>
-    <w:p>
-      <w:pPr>
-        <w:spacing w:line="336" w:lineRule="auto" w:after="180"/>
-        <w:shd w:fill="F4F9FC"/>
-      </w:pPr>
-      <w:r>
-        <w:rPr>
-          <w:b w:val="0"/>
-        </w:rPr>
-        <w:t>3. Read a stored field</w:t>
+        <w:t>Repair a missing building block</w:t>
       </w:r>
     </w:p>
     <w:p>
@@ -1876,32 +1974,7 @@
         <w:pStyle w:val="Heading3"/>
       </w:pPr>
       <w:r>
-        <w:t>My selected conclusion, deciding fact and explanation</w:t>
-      </w:r>
-    </w:p>
-    <w:p>
-      <w:r>
-        <w:t>________________________________________________________________</w:t>
-      </w:r>
-    </w:p>
-    <w:p>
-      <w:r>
-        <w:t>________________________________________________________________</w:t>
-      </w:r>
-    </w:p>
-    <w:p>
-      <w:r>
-        <w:t>________________________________________________________________</w:t>
-      </w:r>
-    </w:p>
-    <w:p>
-      <w:r>
-        <w:t>________________________________________________________________</w:t>
-      </w:r>
-    </w:p>
-    <w:p>
-      <w:r>
-        <w:t>________________________________________________________________</w:t>
+        <w:t>Predict, run and debug</w:t>
       </w:r>
     </w:p>
     <w:p>
@@ -1909,505 +1982,25 @@
         <w:pStyle w:val="Heading3"/>
       </w:pPr>
       <w:r>
-        <w:t>Hint · try first</w:t>
-      </w:r>
-    </w:p>
-    <w:p>
-      <w:pPr>
-        <w:spacing w:line="336" w:lineRule="auto" w:after="180"/>
-        <w:shd w:fill="F1F6F8"/>
-      </w:pPr>
-      <w:r>
-        <w:rPr>
-          <w:b w:val="0"/>
-        </w:rPr>
-        <w:t xml:space="preserve">Hint if needed: Read the steps in the pictorial case. Match the supplied detail to the stage that performs or </w:t>
-      </w:r>
-      <w:r>
-        <w:rPr>
-          <w:b/>
-        </w:rPr>
-        <w:t>record</w:t>
-      </w:r>
-      <w:r>
-        <w:rPr>
-          <w:b w:val="0"/>
-        </w:rPr>
-        <w:t>s it.</w:t>
-      </w:r>
-    </w:p>
-    <w:p>
-      <w:pPr>
-        <w:pStyle w:val="Heading3"/>
-      </w:pPr>
-      <w:r>
-        <w:t>Feedback · compare after trying</w:t>
-      </w:r>
-    </w:p>
-    <w:p>
-      <w:pPr>
-        <w:spacing w:line="336" w:lineRule="auto" w:after="180"/>
-        <w:shd w:fill="F1F6FC"/>
-      </w:pPr>
-      <w:r>
-        <w:rPr>
-          <w:b w:val="0"/>
-        </w:rPr>
-        <w:t xml:space="preserve">After your attempt, compare with the supported explanation: Test key membership "count" in shelf is True even though its value is zero. </w:t>
-      </w:r>
-      <w:r>
-        <w:rPr>
-          <w:b/>
-        </w:rPr>
-        <w:t>Dictionary</w:t>
-      </w:r>
-      <w:r>
-        <w:rPr>
-          <w:b w:val="0"/>
-        </w:rPr>
-        <w:t xml:space="preserve"> keys name fields.</w:t>
-      </w:r>
-    </w:p>
-    <w:p>
-      <w:pPr>
-        <w:spacing w:line="336" w:lineRule="auto" w:after="180"/>
-        <w:shd w:fill="F1F6FC"/>
-      </w:pPr>
-      <w:r>
-        <w:rPr>
-          <w:b w:val="0"/>
-        </w:rPr>
-        <w:t>Presence is different from truthiness of a value; a measured zero should not be discarded as if the field were absent.</w:t>
-      </w:r>
-    </w:p>
-    <w:p>
-      <w:pPr>
-        <w:pStyle w:val="Heading3"/>
-      </w:pPr>
-      <w:r>
-        <w:t>Practice 2: explain the deciding evidence</w:t>
-      </w:r>
-    </w:p>
-    <w:p>
-      <w:pPr>
-        <w:pStyle w:val="Heading3"/>
-      </w:pPr>
-      <w:r>
-        <w:t>Changed case · predict first</w:t>
-      </w:r>
-    </w:p>
-    <w:p>
-      <w:pPr>
-        <w:spacing w:line="336" w:lineRule="auto" w:after="180"/>
-        <w:shd w:fill="F5F1FB"/>
-      </w:pPr>
-      <w:r>
-        <w:rPr>
-          <w:b w:val="0"/>
-        </w:rPr>
-        <w:t>Changed-case practice: Add the field price with value 0. Which conclusion is supported by the supplied facts?</w:t>
-      </w:r>
-    </w:p>
-    <w:p>
-      <w:pPr>
-        <w:spacing w:line="336" w:lineRule="auto" w:after="180"/>
-        <w:shd w:fill="F4F9FC"/>
-      </w:pPr>
-      <w:r>
-        <w:rPr>
-          <w:b w:val="0"/>
-        </w:rPr>
-        <w:t>1. The price lookup now returns 0 instead of None.</w:t>
-      </w:r>
-    </w:p>
-    <w:p>
-      <w:pPr>
-        <w:spacing w:line="336" w:lineRule="auto" w:after="180"/>
-        <w:shd w:fill="F4F9FC"/>
-      </w:pPr>
-      <w:r>
-        <w:rPr>
-          <w:b w:val="0"/>
-        </w:rPr>
-        <w:t xml:space="preserve">2. We can decide the result without examining the changed </w:t>
-      </w:r>
-      <w:r>
-        <w:rPr>
-          <w:b/>
-        </w:rPr>
-        <w:t>input</w:t>
-      </w:r>
-      <w:r>
-        <w:rPr>
-          <w:b w:val="0"/>
-        </w:rPr>
-        <w:t xml:space="preserve"> or the procedure.</w:t>
-      </w:r>
-    </w:p>
-    <w:p>
-      <w:pPr>
-        <w:spacing w:line="336" w:lineRule="auto" w:after="180"/>
-        <w:shd w:fill="F4F9FC"/>
-      </w:pPr>
-      <w:r>
-        <w:rPr>
-          <w:b w:val="0"/>
-        </w:rPr>
-        <w:t xml:space="preserve">3. This one example guarantees correct results for every future </w:t>
-      </w:r>
-      <w:r>
-        <w:rPr>
-          <w:b/>
-        </w:rPr>
-        <w:t>input</w:t>
-      </w:r>
-      <w:r>
-        <w:rPr>
-          <w:b w:val="0"/>
-        </w:rPr>
-        <w:t>.</w:t>
-      </w:r>
-    </w:p>
-    <w:p>
-      <w:pPr>
-        <w:pStyle w:val="Heading3"/>
-      </w:pPr>
-      <w:r>
-        <w:t>My selected conclusion, deciding fact and explanation</w:t>
-      </w:r>
-    </w:p>
-    <w:p>
-      <w:r>
-        <w:t>________________________________________________________________</w:t>
-      </w:r>
-    </w:p>
-    <w:p>
-      <w:r>
-        <w:t>________________________________________________________________</w:t>
-      </w:r>
-    </w:p>
-    <w:p>
-      <w:r>
-        <w:t>________________________________________________________________</w:t>
-      </w:r>
-    </w:p>
-    <w:p>
-      <w:r>
-        <w:t>________________________________________________________________</w:t>
-      </w:r>
-    </w:p>
-    <w:p>
-      <w:r>
-        <w:t>________________________________________________________________</w:t>
-      </w:r>
-    </w:p>
-    <w:p>
-      <w:pPr>
-        <w:pStyle w:val="Heading3"/>
-      </w:pPr>
-      <w:r>
-        <w:t>Hint · try first</w:t>
-      </w:r>
-    </w:p>
-    <w:p>
-      <w:pPr>
-        <w:spacing w:line="336" w:lineRule="auto" w:after="180"/>
-        <w:shd w:fill="F1F6F8"/>
-      </w:pPr>
-      <w:r>
-        <w:rPr>
-          <w:b w:val="0"/>
-        </w:rPr>
-        <w:t>Hint if needed: Use the changed condition and the deciding step in the pictorial trace. The answer must say what follows from those facts.</w:t>
-      </w:r>
-    </w:p>
-    <w:p>
-      <w:pPr>
-        <w:pStyle w:val="Heading3"/>
-      </w:pPr>
-      <w:r>
-        <w:t>Feedback · compare after trying</w:t>
-      </w:r>
-    </w:p>
-    <w:p>
-      <w:pPr>
-        <w:spacing w:line="336" w:lineRule="auto" w:after="180"/>
-        <w:shd w:fill="F1F6FC"/>
-      </w:pPr>
-      <w:r>
-        <w:rPr>
-          <w:b w:val="0"/>
-        </w:rPr>
-        <w:t xml:space="preserve">After your attempt, compare with the supported explanation: The price lookup now returns 0 instead of None. A </w:t>
-      </w:r>
-      <w:r>
-        <w:rPr>
-          <w:b/>
-        </w:rPr>
-        <w:t>record</w:t>
-      </w:r>
-      <w:r>
-        <w:rPr>
-          <w:b w:val="0"/>
-        </w:rPr>
-        <w:t>ed zero is a present value, whereas the earlier lookup had no field.</w:t>
-      </w:r>
-    </w:p>
-    <w:p>
-      <w:pPr>
-        <w:pStyle w:val="Heading3"/>
-      </w:pPr>
-      <w:r>
-        <w:t>Repair a missing building block</w:t>
-      </w:r>
-    </w:p>
-    <w:p>
-      <w:pPr>
-        <w:spacing w:line="336" w:lineRule="auto" w:after="180"/>
-      </w:pPr>
-      <w:r>
-        <w:rPr>
-          <w:b w:val="0"/>
-        </w:rPr>
-        <w:t>Review Return values and local state (python-bridge/9). Goal: Use a returned value in a later calculation. Short practice: Trace the two returned values and explain why first stays seven.</w:t>
-      </w:r>
-    </w:p>
-    <w:p>
-      <w:pPr>
-        <w:spacing w:line="336" w:lineRule="auto" w:after="180"/>
-      </w:pPr>
-      <w:r>
-        <w:rPr>
-          <w:b w:val="0"/>
-        </w:rPr>
-        <w:t>What happens if the caller tries to print result directly?. Return to this week and explain what you changed.</w:t>
-      </w:r>
-    </w:p>
-    <w:p>
-      <w:pPr>
-        <w:spacing w:line="336" w:lineRule="auto" w:after="180"/>
-      </w:pPr>
-      <w:r>
-        <w:rPr>
-          <w:b w:val="0"/>
-        </w:rPr>
-        <w:t>Review Lists and indexing (python-bridge/7). Goal: Distinguish a list index from the value stored at that position. Short practice: Label the three index positions.</w:t>
-      </w:r>
-    </w:p>
-    <w:p>
-      <w:pPr>
-        <w:spacing w:line="336" w:lineRule="auto" w:after="180"/>
-      </w:pPr>
-      <w:r>
-        <w:rPr>
-          <w:b w:val="0"/>
-        </w:rPr>
-        <w:t xml:space="preserve">Predict all original </w:t>
-      </w:r>
-      <w:r>
-        <w:rPr>
-          <w:b/>
-        </w:rPr>
-        <w:t>output</w:t>
-      </w:r>
-      <w:r>
-        <w:rPr>
-          <w:b w:val="0"/>
-        </w:rPr>
-        <w:t xml:space="preserve">s, then name the first </w:t>
-      </w:r>
-      <w:r>
-        <w:rPr>
-          <w:b/>
-        </w:rPr>
-        <w:t>output</w:t>
-      </w:r>
-      <w:r>
-        <w:rPr>
-          <w:b w:val="0"/>
-        </w:rPr>
-        <w:t xml:space="preserve"> and stopping point after using index 3.. Return to this week and explain what you changed.</w:t>
-      </w:r>
-    </w:p>
-    <w:p>
-      <w:pPr>
-        <w:spacing w:line="336" w:lineRule="auto" w:after="180"/>
-      </w:pPr>
-      <w:r>
-        <w:rPr>
-          <w:b w:val="0"/>
-        </w:rPr>
-        <w:t>Review Boolean conditions (python-bridge/4). Goal: Translate stated requirements into comparisons. Short practice: Give both comparison results for ages 11, 15 and 16.</w:t>
-      </w:r>
-    </w:p>
-    <w:p>
-      <w:pPr>
-        <w:spacing w:line="336" w:lineRule="auto" w:after="180"/>
-      </w:pPr>
-      <w:r>
-        <w:rPr>
-          <w:b w:val="0"/>
-        </w:rPr>
-        <w:t>Which comparison rejects each outside value, and why does and matter?. Return to this week and explain what you changed.</w:t>
-      </w:r>
-    </w:p>
-    <w:p>
-      <w:pPr>
-        <w:pStyle w:val="Heading3"/>
-      </w:pPr>
-      <w:r>
-        <w:t>Predict, run and debug</w:t>
-      </w:r>
-    </w:p>
-    <w:p>
-      <w:pPr>
-        <w:spacing w:line="336" w:lineRule="auto" w:after="180"/>
-      </w:pPr>
-      <w:r>
-        <w:rPr>
-          <w:b w:val="0"/>
-        </w:rPr>
-        <w:t xml:space="preserve">The browser lab lets you edit the supported Python examples already included in this lesson. Predict first, run, inspect the actual </w:t>
-      </w:r>
-      <w:r>
-        <w:rPr>
-          <w:b/>
-        </w:rPr>
-        <w:t>output</w:t>
-      </w:r>
-      <w:r>
-        <w:rPr>
-          <w:b w:val="0"/>
-        </w:rPr>
-        <w:t xml:space="preserve"> or error, change one </w:t>
-      </w:r>
-      <w:r>
-        <w:rPr>
-          <w:b/>
-        </w:rPr>
-        <w:t>input</w:t>
-      </w:r>
-      <w:r>
-        <w:rPr>
-          <w:b w:val="0"/>
-        </w:rPr>
-        <w:t>, then run again.</w:t>
-      </w:r>
-    </w:p>
-    <w:p>
-      <w:pPr>
-        <w:spacing w:line="336" w:lineRule="auto" w:after="180"/>
-      </w:pPr>
-      <w:r>
-        <w:rPr>
-          <w:b w:val="0"/>
-        </w:rPr>
-        <w:t xml:space="preserve">Keep code, </w:t>
-      </w:r>
-      <w:r>
-        <w:rPr>
-          <w:b/>
-        </w:rPr>
-        <w:t>prediction</w:t>
-      </w:r>
-      <w:r>
-        <w:rPr>
-          <w:b w:val="0"/>
-        </w:rPr>
-        <w:t>s, actual results and a reasoned revision together. On paper, label your result as a trace rather than an execution.</w:t>
-      </w:r>
-    </w:p>
-    <w:p>
-      <w:pPr>
-        <w:pStyle w:val="Heading3"/>
-      </w:pPr>
-      <w:r>
         <w:t>Keep your completed work</w:t>
       </w:r>
     </w:p>
     <w:p>
       <w:pPr>
-        <w:spacing w:line="336" w:lineRule="auto" w:after="180"/>
-      </w:pPr>
-      <w:r>
-        <w:rPr>
-          <w:b w:val="0"/>
-        </w:rPr>
-        <w:t xml:space="preserve">Use Download completed work in the hosted lesson to export your answers, reflections, practice feedback and code-run </w:t>
-      </w:r>
-      <w:r>
-        <w:rPr>
-          <w:b/>
-        </w:rPr>
-        <w:t>evidence</w:t>
-      </w:r>
-      <w:r>
-        <w:rPr>
-          <w:b w:val="0"/>
-        </w:rPr>
-        <w:t>. Open the HTML copy to read or print it.</w:t>
-      </w:r>
-    </w:p>
-    <w:p>
-      <w:pPr>
-        <w:spacing w:line="336" w:lineRule="auto" w:after="180"/>
-      </w:pPr>
-      <w:r>
-        <w:rPr>
-          <w:b w:val="0"/>
-        </w:rPr>
-        <w:t>Drafts stay in this browser when storage is available; clear drafts on a shared device.</w:t>
-      </w:r>
-    </w:p>
-    <w:p>
-      <w:pPr>
-        <w:pStyle w:val="Heading3"/>
-      </w:pPr>
-      <w:r>
-        <w:t>What I repaired, the evidence I kept and the next test</w:t>
-      </w:r>
-    </w:p>
-    <w:p>
-      <w:r>
-        <w:t>________________________________________________________________</w:t>
-      </w:r>
-    </w:p>
-    <w:p>
-      <w:r>
-        <w:t>________________________________________________________________</w:t>
-      </w:r>
-    </w:p>
-    <w:p>
-      <w:r>
-        <w:t>________________________________________________________________</w:t>
-      </w:r>
-    </w:p>
-    <w:p>
-      <w:r>
-        <w:t>________________________________________________________________</w:t>
-      </w:r>
-    </w:p>
-    <w:p>
-      <w:r>
-        <w:t>________________________________________________________________</w:t>
-      </w:r>
-    </w:p>
-    <w:p>
-      <w:pPr>
         <w:pStyle w:val="Heading1"/>
       </w:pPr>
       <w:r>
-        <w:t>15. Visual concept journey</w:t>
-      </w:r>
-    </w:p>
-    <w:p>
-      <w:r>
-        <w:t>Explain each Dictionaries and records picture from its labels, then record a relevant limit.</w:t>
-      </w:r>
-    </w:p>
-    <w:p>
-      <w:pPr>
-        <w:pStyle w:val="Heading3"/>
+        <w:t>15. Reference · Six-picture response sheets</w:t>
+      </w:r>
+    </w:p>
+    <w:p>
+      <w:r>
+        <w:t>Use the picture relevant to a current gap.</w:t>
+      </w:r>
+    </w:p>
+    <w:p>
+      <w:pPr>
+        <w:pStyle w:val="Heading2"/>
       </w:pPr>
       <w:r>
         <w:t>01. Dictionaries and records: the case</w:t>
@@ -2498,7 +2091,6 @@
     <w:p>
       <w:pPr>
         <w:spacing w:line="336" w:lineRule="auto" w:after="180"/>
-        <w:shd w:fill="F5F1FB"/>
       </w:pPr>
       <w:r>
         <w:rPr>
@@ -2537,7 +2129,7 @@
     </w:p>
     <w:p>
       <w:pPr>
-        <w:pStyle w:val="Heading3"/>
+        <w:pStyle w:val="Heading2"/>
       </w:pPr>
       <w:r>
         <w:t>02. Follow the deciding steps</w:t>
@@ -2593,7 +2185,6 @@
     <w:p>
       <w:pPr>
         <w:spacing w:line="336" w:lineRule="auto" w:after="180"/>
-        <w:shd w:fill="F5F1FB"/>
       </w:pPr>
       <w:r>
         <w:rPr>
@@ -2656,7 +2247,7 @@
     </w:p>
     <w:p>
       <w:pPr>
-        <w:pStyle w:val="Heading3"/>
+        <w:pStyle w:val="Heading2"/>
       </w:pPr>
       <w:r>
         <w:t>03. Follow the evidence</w:t>
@@ -2724,7 +2315,6 @@
     <w:p>
       <w:pPr>
         <w:spacing w:line="336" w:lineRule="auto" w:after="180"/>
-        <w:shd w:fill="F5F1FB"/>
       </w:pPr>
       <w:r>
         <w:rPr>
@@ -2763,7 +2353,7 @@
     </w:p>
     <w:p>
       <w:pPr>
-        <w:pStyle w:val="Heading3"/>
+        <w:pStyle w:val="Heading2"/>
       </w:pPr>
       <w:r>
         <w:t>04. Change one thing. Trace what follows.</w:t>
@@ -2842,7 +2432,6 @@
     <w:p>
       <w:pPr>
         <w:spacing w:line="336" w:lineRule="auto" w:after="180"/>
-        <w:shd w:fill="F5F1FB"/>
       </w:pPr>
       <w:r>
         <w:rPr>
@@ -2881,7 +2470,7 @@
     </w:p>
     <w:p>
       <w:pPr>
-        <w:pStyle w:val="Heading3"/>
+        <w:pStyle w:val="Heading2"/>
       </w:pPr>
       <w:r>
         <w:t>05. Connect the explanation to its limit</w:t>
@@ -2966,7 +2555,6 @@
     <w:p>
       <w:pPr>
         <w:spacing w:line="336" w:lineRule="auto" w:after="180"/>
-        <w:shd w:fill="F5F1FB"/>
       </w:pPr>
       <w:r>
         <w:rPr>
@@ -3005,7 +2593,7 @@
     </w:p>
     <w:p>
       <w:pPr>
-        <w:pStyle w:val="Heading3"/>
+        <w:pStyle w:val="Heading2"/>
       </w:pPr>
       <w:r>
         <w:t>06. Make the idea visible in your project</w:t>
@@ -3120,7 +2708,6 @@
     <w:p>
       <w:pPr>
         <w:spacing w:line="336" w:lineRule="auto" w:after="180"/>
-        <w:shd w:fill="F5F1FB"/>
       </w:pPr>
       <w:r>
         <w:rPr>
@@ -3167,6 +2754,62 @@
     <w:p>
       <w:r>
         <w:t>________________________________________________________________</w:t>
+      </w:r>
+    </w:p>
+    <w:p>
+      <w:pPr>
+        <w:pStyle w:val="Heading2"/>
+      </w:pPr>
+      <w:r>
+        <w:t>Earlier wording, alternatives and picture transcripts · reference / check after trying</w:t>
+      </w:r>
+    </w:p>
+    <w:p>
+      <w:pPr>
+        <w:pStyle w:val="Heading3"/>
+      </w:pPr>
+      <w:r>
+        <w:t>01. Dictionaries and records: the case</w:t>
+      </w:r>
+    </w:p>
+    <w:p>
+      <w:pPr>
+        <w:pStyle w:val="Heading3"/>
+      </w:pPr>
+      <w:r>
+        <w:t>02. Follow the deciding steps</w:t>
+      </w:r>
+    </w:p>
+    <w:p>
+      <w:pPr>
+        <w:pStyle w:val="Heading3"/>
+      </w:pPr>
+      <w:r>
+        <w:t>03. Follow the evidence</w:t>
+      </w:r>
+    </w:p>
+    <w:p>
+      <w:pPr>
+        <w:pStyle w:val="Heading3"/>
+      </w:pPr>
+      <w:r>
+        <w:t>04. Change one thing. Trace what follows.</w:t>
+      </w:r>
+    </w:p>
+    <w:p>
+      <w:pPr>
+        <w:pStyle w:val="Heading3"/>
+      </w:pPr>
+      <w:r>
+        <w:t>05. Connect the explanation to its limit</w:t>
+      </w:r>
+    </w:p>
+    <w:p>
+      <w:pPr>
+        <w:pStyle w:val="Heading3"/>
+      </w:pPr>
+      <w:r>
+        <w:t>06. Make the idea visible in your project</w:t>
       </w:r>
     </w:p>
     <w:sectPr>
